--- a/baocao/BaoCao_TatCa.docx
+++ b/baocao/BaoCao_TatCa.docx
@@ -162,6 +162,39 @@
           <w:szCs w:val="26"/>
         </w:rPr>
         <w:t>Hà Nội, 2026</w:t>
+      </w:r>
+    </w:p>
+    <w:p>
+      <w:pPr>
+        <w:jc w:val="center"/>
+      </w:pPr>
+      <w:r>
+        <w:rPr>
+          <w:b/>
+        </w:rPr>
+        <w:t>MỤC LỤC</w:t>
+      </w:r>
+    </w:p>
+    <w:p>
+      <w:r>
+        <w:fldChar w:fldCharType="begin"/>
+      </w:r>
+      <w:r>
+        <w:instrText xml:space="preserve">TOC \o "1-3" \h \z \u</w:instrText>
+      </w:r>
+      <w:r>
+        <w:fldChar w:fldCharType="separate"/>
+      </w:r>
+      <w:r>
+        <w:t>Mở file bằng Word và chọn Update Field để hiện mục lục.</w:t>
+      </w:r>
+      <w:r>
+        <w:fldChar w:fldCharType="end"/>
+      </w:r>
+    </w:p>
+    <w:p>
+      <w:r>
+        <w:br w:type="page"/>
       </w:r>
     </w:p>
     <w:p>

--- a/baocao/BaoCao_TatCa.docx
+++ b/baocao/BaoCao_TatCa.docx
@@ -9,6 +9,8 @@
           <w:szCs w:val="26"/>
         </w:rPr>
       </w:pPr>
+      <w:bookmarkStart w:id="0" w:name="_GoBack"/>
+      <w:bookmarkEnd w:id="0"/>
       <w:r>
         <w:rPr>
           <w:b/>
@@ -108,13 +110,7 @@
         <w:rPr>
           <w:szCs w:val="26"/>
         </w:rPr>
-        <w:t xml:space="preserve">Nhóm bài tập lớn: </w:t>
-      </w:r>
-      <w:r>
-        <w:rPr>
-          <w:szCs w:val="26"/>
-        </w:rPr>
-        <w:t>11</w:t>
+        <w:t>Nhóm bài tập lớn: 11</w:t>
       </w:r>
     </w:p>
     <w:p>
@@ -176,18 +172,2085 @@
       </w:r>
     </w:p>
     <w:p>
+      <w:pPr>
+        <w:pStyle w:val="TOC1"/>
+        <w:tabs>
+          <w:tab w:val="right" w:leader="dot" w:pos="8630"/>
+        </w:tabs>
+        <w:rPr>
+          <w:noProof/>
+        </w:rPr>
+      </w:pPr>
       <w:r>
         <w:fldChar w:fldCharType="begin"/>
       </w:r>
       <w:r>
-        <w:instrText xml:space="preserve">TOC \o "1-3" \h \z \u</w:instrText>
+        <w:instrText>TOC \o "1-3" \h \z \u</w:instrText>
       </w:r>
       <w:r>
         <w:fldChar w:fldCharType="separate"/>
       </w:r>
-      <w:r>
-        <w:t>Mở file bằng Word và chọn Update Field để hiện mục lục.</w:t>
-      </w:r>
+      <w:hyperlink w:anchor="_Toc242881899" w:history="1">
+        <w:r>
+          <w:rPr>
+            <w:rStyle w:val="Hyperlink"/>
+            <w:rFonts w:eastAsiaTheme="majorEastAsia"/>
+            <w:noProof/>
+          </w:rPr>
+          <w:t>Chương 1: Giới Thiệu Chung</w:t>
+        </w:r>
+        <w:r>
+          <w:rPr>
+            <w:noProof/>
+            <w:webHidden/>
+          </w:rPr>
+          <w:tab/>
+        </w:r>
+        <w:r>
+          <w:rPr>
+            <w:noProof/>
+            <w:webHidden/>
+          </w:rPr>
+          <w:fldChar w:fldCharType="begin"/>
+        </w:r>
+        <w:r>
+          <w:rPr>
+            <w:noProof/>
+            <w:webHidden/>
+          </w:rPr>
+          <w:instrText xml:space="preserve"> PAGEREF _Toc242881899 \h </w:instrText>
+        </w:r>
+        <w:r>
+          <w:rPr>
+            <w:noProof/>
+            <w:webHidden/>
+          </w:rPr>
+        </w:r>
+        <w:r>
+          <w:rPr>
+            <w:noProof/>
+            <w:webHidden/>
+          </w:rPr>
+          <w:fldChar w:fldCharType="separate"/>
+        </w:r>
+        <w:r>
+          <w:rPr>
+            <w:noProof/>
+            <w:webHidden/>
+          </w:rPr>
+          <w:t>5</w:t>
+        </w:r>
+        <w:r>
+          <w:rPr>
+            <w:noProof/>
+            <w:webHidden/>
+          </w:rPr>
+          <w:fldChar w:fldCharType="end"/>
+        </w:r>
+      </w:hyperlink>
+    </w:p>
+    <w:p>
+      <w:pPr>
+        <w:pStyle w:val="TOC2"/>
+        <w:tabs>
+          <w:tab w:val="right" w:leader="dot" w:pos="8630"/>
+        </w:tabs>
+        <w:rPr>
+          <w:noProof/>
+        </w:rPr>
+      </w:pPr>
+      <w:hyperlink w:anchor="_Toc242881900" w:history="1">
+        <w:r>
+          <w:rPr>
+            <w:rStyle w:val="Hyperlink"/>
+            <w:rFonts w:eastAsiaTheme="majorEastAsia"/>
+            <w:noProof/>
+          </w:rPr>
+          <w:t>1.1 Mục tiêu của hệ thống</w:t>
+        </w:r>
+        <w:r>
+          <w:rPr>
+            <w:noProof/>
+            <w:webHidden/>
+          </w:rPr>
+          <w:tab/>
+        </w:r>
+        <w:r>
+          <w:rPr>
+            <w:noProof/>
+            <w:webHidden/>
+          </w:rPr>
+          <w:fldChar w:fldCharType="begin"/>
+        </w:r>
+        <w:r>
+          <w:rPr>
+            <w:noProof/>
+            <w:webHidden/>
+          </w:rPr>
+          <w:instrText xml:space="preserve"> PAGEREF _Toc242881900 \h </w:instrText>
+        </w:r>
+        <w:r>
+          <w:rPr>
+            <w:noProof/>
+            <w:webHidden/>
+          </w:rPr>
+        </w:r>
+        <w:r>
+          <w:rPr>
+            <w:noProof/>
+            <w:webHidden/>
+          </w:rPr>
+          <w:fldChar w:fldCharType="separate"/>
+        </w:r>
+        <w:r>
+          <w:rPr>
+            <w:noProof/>
+            <w:webHidden/>
+          </w:rPr>
+          <w:t>5</w:t>
+        </w:r>
+        <w:r>
+          <w:rPr>
+            <w:noProof/>
+            <w:webHidden/>
+          </w:rPr>
+          <w:fldChar w:fldCharType="end"/>
+        </w:r>
+      </w:hyperlink>
+    </w:p>
+    <w:p>
+      <w:pPr>
+        <w:pStyle w:val="TOC2"/>
+        <w:tabs>
+          <w:tab w:val="right" w:leader="dot" w:pos="8630"/>
+        </w:tabs>
+        <w:rPr>
+          <w:noProof/>
+        </w:rPr>
+      </w:pPr>
+      <w:hyperlink w:anchor="_Toc242881901" w:history="1">
+        <w:r>
+          <w:rPr>
+            <w:rStyle w:val="Hyperlink"/>
+            <w:rFonts w:eastAsiaTheme="majorEastAsia"/>
+            <w:noProof/>
+          </w:rPr>
+          <w:t>1.2 Bối cảnh và ý nghĩa ứng dụng</w:t>
+        </w:r>
+        <w:r>
+          <w:rPr>
+            <w:noProof/>
+            <w:webHidden/>
+          </w:rPr>
+          <w:tab/>
+        </w:r>
+        <w:r>
+          <w:rPr>
+            <w:noProof/>
+            <w:webHidden/>
+          </w:rPr>
+          <w:fldChar w:fldCharType="begin"/>
+        </w:r>
+        <w:r>
+          <w:rPr>
+            <w:noProof/>
+            <w:webHidden/>
+          </w:rPr>
+          <w:instrText xml:space="preserve"> PAGEREF _Toc242881901 \h </w:instrText>
+        </w:r>
+        <w:r>
+          <w:rPr>
+            <w:noProof/>
+            <w:webHidden/>
+          </w:rPr>
+        </w:r>
+        <w:r>
+          <w:rPr>
+            <w:noProof/>
+            <w:webHidden/>
+          </w:rPr>
+          <w:fldChar w:fldCharType="separate"/>
+        </w:r>
+        <w:r>
+          <w:rPr>
+            <w:noProof/>
+            <w:webHidden/>
+          </w:rPr>
+          <w:t>5</w:t>
+        </w:r>
+        <w:r>
+          <w:rPr>
+            <w:noProof/>
+            <w:webHidden/>
+          </w:rPr>
+          <w:fldChar w:fldCharType="end"/>
+        </w:r>
+      </w:hyperlink>
+    </w:p>
+    <w:p>
+      <w:pPr>
+        <w:pStyle w:val="TOC2"/>
+        <w:tabs>
+          <w:tab w:val="right" w:leader="dot" w:pos="8630"/>
+        </w:tabs>
+        <w:rPr>
+          <w:noProof/>
+        </w:rPr>
+      </w:pPr>
+      <w:hyperlink w:anchor="_Toc242881902" w:history="1">
+        <w:r>
+          <w:rPr>
+            <w:rStyle w:val="Hyperlink"/>
+            <w:rFonts w:eastAsiaTheme="majorEastAsia"/>
+            <w:noProof/>
+          </w:rPr>
+          <w:t>1.3 Công nghệ chính được sử dụng</w:t>
+        </w:r>
+        <w:r>
+          <w:rPr>
+            <w:noProof/>
+            <w:webHidden/>
+          </w:rPr>
+          <w:tab/>
+        </w:r>
+        <w:r>
+          <w:rPr>
+            <w:noProof/>
+            <w:webHidden/>
+          </w:rPr>
+          <w:fldChar w:fldCharType="begin"/>
+        </w:r>
+        <w:r>
+          <w:rPr>
+            <w:noProof/>
+            <w:webHidden/>
+          </w:rPr>
+          <w:instrText xml:space="preserve"> PAGEREF _Toc242881902 \h </w:instrText>
+        </w:r>
+        <w:r>
+          <w:rPr>
+            <w:noProof/>
+            <w:webHidden/>
+          </w:rPr>
+        </w:r>
+        <w:r>
+          <w:rPr>
+            <w:noProof/>
+            <w:webHidden/>
+          </w:rPr>
+          <w:fldChar w:fldCharType="separate"/>
+        </w:r>
+        <w:r>
+          <w:rPr>
+            <w:noProof/>
+            <w:webHidden/>
+          </w:rPr>
+          <w:t>6</w:t>
+        </w:r>
+        <w:r>
+          <w:rPr>
+            <w:noProof/>
+            <w:webHidden/>
+          </w:rPr>
+          <w:fldChar w:fldCharType="end"/>
+        </w:r>
+      </w:hyperlink>
+    </w:p>
+    <w:p>
+      <w:pPr>
+        <w:pStyle w:val="TOC1"/>
+        <w:tabs>
+          <w:tab w:val="right" w:leader="dot" w:pos="8630"/>
+        </w:tabs>
+        <w:rPr>
+          <w:noProof/>
+        </w:rPr>
+      </w:pPr>
+      <w:hyperlink w:anchor="_Toc242881903" w:history="1">
+        <w:r>
+          <w:rPr>
+            <w:rStyle w:val="Hyperlink"/>
+            <w:rFonts w:eastAsiaTheme="majorEastAsia"/>
+            <w:noProof/>
+          </w:rPr>
+          <w:t>Chương 2: Thu Thập Dữ Liệu Âm Thanh</w:t>
+        </w:r>
+        <w:r>
+          <w:rPr>
+            <w:noProof/>
+            <w:webHidden/>
+          </w:rPr>
+          <w:tab/>
+        </w:r>
+        <w:r>
+          <w:rPr>
+            <w:noProof/>
+            <w:webHidden/>
+          </w:rPr>
+          <w:fldChar w:fldCharType="begin"/>
+        </w:r>
+        <w:r>
+          <w:rPr>
+            <w:noProof/>
+            <w:webHidden/>
+          </w:rPr>
+          <w:instrText xml:space="preserve"> PAGEREF _Toc242881903 \h </w:instrText>
+        </w:r>
+        <w:r>
+          <w:rPr>
+            <w:noProof/>
+            <w:webHidden/>
+          </w:rPr>
+        </w:r>
+        <w:r>
+          <w:rPr>
+            <w:noProof/>
+            <w:webHidden/>
+          </w:rPr>
+          <w:fldChar w:fldCharType="separate"/>
+        </w:r>
+        <w:r>
+          <w:rPr>
+            <w:noProof/>
+            <w:webHidden/>
+          </w:rPr>
+          <w:t>6</w:t>
+        </w:r>
+        <w:r>
+          <w:rPr>
+            <w:noProof/>
+            <w:webHidden/>
+          </w:rPr>
+          <w:fldChar w:fldCharType="end"/>
+        </w:r>
+      </w:hyperlink>
+    </w:p>
+    <w:p>
+      <w:pPr>
+        <w:pStyle w:val="TOC2"/>
+        <w:tabs>
+          <w:tab w:val="right" w:leader="dot" w:pos="8630"/>
+        </w:tabs>
+        <w:rPr>
+          <w:noProof/>
+        </w:rPr>
+      </w:pPr>
+      <w:hyperlink w:anchor="_Toc242881904" w:history="1">
+        <w:r>
+          <w:rPr>
+            <w:rStyle w:val="Hyperlink"/>
+            <w:rFonts w:eastAsiaTheme="majorEastAsia"/>
+            <w:noProof/>
+          </w:rPr>
+          <w:t>2.1 Mô tả dữ liệu</w:t>
+        </w:r>
+        <w:r>
+          <w:rPr>
+            <w:noProof/>
+            <w:webHidden/>
+          </w:rPr>
+          <w:tab/>
+        </w:r>
+        <w:r>
+          <w:rPr>
+            <w:noProof/>
+            <w:webHidden/>
+          </w:rPr>
+          <w:fldChar w:fldCharType="begin"/>
+        </w:r>
+        <w:r>
+          <w:rPr>
+            <w:noProof/>
+            <w:webHidden/>
+          </w:rPr>
+          <w:instrText xml:space="preserve"> PAGEREF _Toc242881904 \h </w:instrText>
+        </w:r>
+        <w:r>
+          <w:rPr>
+            <w:noProof/>
+            <w:webHidden/>
+          </w:rPr>
+        </w:r>
+        <w:r>
+          <w:rPr>
+            <w:noProof/>
+            <w:webHidden/>
+          </w:rPr>
+          <w:fldChar w:fldCharType="separate"/>
+        </w:r>
+        <w:r>
+          <w:rPr>
+            <w:noProof/>
+            <w:webHidden/>
+          </w:rPr>
+          <w:t>7</w:t>
+        </w:r>
+        <w:r>
+          <w:rPr>
+            <w:noProof/>
+            <w:webHidden/>
+          </w:rPr>
+          <w:fldChar w:fldCharType="end"/>
+        </w:r>
+      </w:hyperlink>
+    </w:p>
+    <w:p>
+      <w:pPr>
+        <w:pStyle w:val="TOC2"/>
+        <w:tabs>
+          <w:tab w:val="right" w:leader="dot" w:pos="8630"/>
+        </w:tabs>
+        <w:rPr>
+          <w:noProof/>
+        </w:rPr>
+      </w:pPr>
+      <w:hyperlink w:anchor="_Toc242881905" w:history="1">
+        <w:r>
+          <w:rPr>
+            <w:rStyle w:val="Hyperlink"/>
+            <w:rFonts w:eastAsiaTheme="majorEastAsia"/>
+            <w:noProof/>
+          </w:rPr>
+          <w:t>2.2 Tiêu chí chọn file</w:t>
+        </w:r>
+        <w:r>
+          <w:rPr>
+            <w:noProof/>
+            <w:webHidden/>
+          </w:rPr>
+          <w:tab/>
+        </w:r>
+        <w:r>
+          <w:rPr>
+            <w:noProof/>
+            <w:webHidden/>
+          </w:rPr>
+          <w:fldChar w:fldCharType="begin"/>
+        </w:r>
+        <w:r>
+          <w:rPr>
+            <w:noProof/>
+            <w:webHidden/>
+          </w:rPr>
+          <w:instrText xml:space="preserve"> PAGEREF _Toc242881905 \h </w:instrText>
+        </w:r>
+        <w:r>
+          <w:rPr>
+            <w:noProof/>
+            <w:webHidden/>
+          </w:rPr>
+        </w:r>
+        <w:r>
+          <w:rPr>
+            <w:noProof/>
+            <w:webHidden/>
+          </w:rPr>
+          <w:fldChar w:fldCharType="separate"/>
+        </w:r>
+        <w:r>
+          <w:rPr>
+            <w:noProof/>
+            <w:webHidden/>
+          </w:rPr>
+          <w:t>8</w:t>
+        </w:r>
+        <w:r>
+          <w:rPr>
+            <w:noProof/>
+            <w:webHidden/>
+          </w:rPr>
+          <w:fldChar w:fldCharType="end"/>
+        </w:r>
+      </w:hyperlink>
+    </w:p>
+    <w:p>
+      <w:pPr>
+        <w:pStyle w:val="TOC1"/>
+        <w:tabs>
+          <w:tab w:val="right" w:leader="dot" w:pos="8630"/>
+        </w:tabs>
+        <w:rPr>
+          <w:noProof/>
+        </w:rPr>
+      </w:pPr>
+      <w:hyperlink w:anchor="_Toc242881906" w:history="1">
+        <w:r>
+          <w:rPr>
+            <w:rStyle w:val="Hyperlink"/>
+            <w:rFonts w:eastAsiaTheme="majorEastAsia"/>
+            <w:noProof/>
+          </w:rPr>
+          <w:t>Chương 3: Bộ Thuộc Tính (Đặc Trưng) và Nguyên Lý Trích Rút</w:t>
+        </w:r>
+        <w:r>
+          <w:rPr>
+            <w:noProof/>
+            <w:webHidden/>
+          </w:rPr>
+          <w:tab/>
+        </w:r>
+        <w:r>
+          <w:rPr>
+            <w:noProof/>
+            <w:webHidden/>
+          </w:rPr>
+          <w:fldChar w:fldCharType="begin"/>
+        </w:r>
+        <w:r>
+          <w:rPr>
+            <w:noProof/>
+            <w:webHidden/>
+          </w:rPr>
+          <w:instrText xml:space="preserve"> PAGEREF _Toc242881906 \h </w:instrText>
+        </w:r>
+        <w:r>
+          <w:rPr>
+            <w:noProof/>
+            <w:webHidden/>
+          </w:rPr>
+        </w:r>
+        <w:r>
+          <w:rPr>
+            <w:noProof/>
+            <w:webHidden/>
+          </w:rPr>
+          <w:fldChar w:fldCharType="separate"/>
+        </w:r>
+        <w:r>
+          <w:rPr>
+            <w:noProof/>
+            <w:webHidden/>
+          </w:rPr>
+          <w:t>9</w:t>
+        </w:r>
+        <w:r>
+          <w:rPr>
+            <w:noProof/>
+            <w:webHidden/>
+          </w:rPr>
+          <w:fldChar w:fldCharType="end"/>
+        </w:r>
+      </w:hyperlink>
+    </w:p>
+    <w:p>
+      <w:pPr>
+        <w:pStyle w:val="TOC2"/>
+        <w:tabs>
+          <w:tab w:val="right" w:leader="dot" w:pos="8630"/>
+        </w:tabs>
+        <w:rPr>
+          <w:noProof/>
+        </w:rPr>
+      </w:pPr>
+      <w:hyperlink w:anchor="_Toc242881907" w:history="1">
+        <w:r>
+          <w:rPr>
+            <w:rStyle w:val="Hyperlink"/>
+            <w:rFonts w:eastAsiaTheme="majorEastAsia"/>
+            <w:noProof/>
+          </w:rPr>
+          <w:t>3.1 Các thuộc tính trích rút từ file âm thanh</w:t>
+        </w:r>
+        <w:r>
+          <w:rPr>
+            <w:noProof/>
+            <w:webHidden/>
+          </w:rPr>
+          <w:tab/>
+        </w:r>
+        <w:r>
+          <w:rPr>
+            <w:noProof/>
+            <w:webHidden/>
+          </w:rPr>
+          <w:fldChar w:fldCharType="begin"/>
+        </w:r>
+        <w:r>
+          <w:rPr>
+            <w:noProof/>
+            <w:webHidden/>
+          </w:rPr>
+          <w:instrText xml:space="preserve"> PAGEREF _Toc242881907 \h </w:instrText>
+        </w:r>
+        <w:r>
+          <w:rPr>
+            <w:noProof/>
+            <w:webHidden/>
+          </w:rPr>
+        </w:r>
+        <w:r>
+          <w:rPr>
+            <w:noProof/>
+            <w:webHidden/>
+          </w:rPr>
+          <w:fldChar w:fldCharType="separate"/>
+        </w:r>
+        <w:r>
+          <w:rPr>
+            <w:noProof/>
+            <w:webHidden/>
+          </w:rPr>
+          <w:t>9</w:t>
+        </w:r>
+        <w:r>
+          <w:rPr>
+            <w:noProof/>
+            <w:webHidden/>
+          </w:rPr>
+          <w:fldChar w:fldCharType="end"/>
+        </w:r>
+      </w:hyperlink>
+    </w:p>
+    <w:p>
+      <w:pPr>
+        <w:pStyle w:val="TOC2"/>
+        <w:tabs>
+          <w:tab w:val="right" w:leader="dot" w:pos="8630"/>
+        </w:tabs>
+        <w:rPr>
+          <w:noProof/>
+        </w:rPr>
+      </w:pPr>
+      <w:hyperlink w:anchor="_Toc242881908" w:history="1">
+        <w:r>
+          <w:rPr>
+            <w:rStyle w:val="Hyperlink"/>
+            <w:rFonts w:eastAsiaTheme="majorEastAsia"/>
+            <w:noProof/>
+          </w:rPr>
+          <w:t>3.2 Lý do chọn các thuộc tính</w:t>
+        </w:r>
+        <w:r>
+          <w:rPr>
+            <w:noProof/>
+            <w:webHidden/>
+          </w:rPr>
+          <w:tab/>
+        </w:r>
+        <w:r>
+          <w:rPr>
+            <w:noProof/>
+            <w:webHidden/>
+          </w:rPr>
+          <w:fldChar w:fldCharType="begin"/>
+        </w:r>
+        <w:r>
+          <w:rPr>
+            <w:noProof/>
+            <w:webHidden/>
+          </w:rPr>
+          <w:instrText xml:space="preserve"> PAGEREF _Toc242881908 \h </w:instrText>
+        </w:r>
+        <w:r>
+          <w:rPr>
+            <w:noProof/>
+            <w:webHidden/>
+          </w:rPr>
+        </w:r>
+        <w:r>
+          <w:rPr>
+            <w:noProof/>
+            <w:webHidden/>
+          </w:rPr>
+          <w:fldChar w:fldCharType="separate"/>
+        </w:r>
+        <w:r>
+          <w:rPr>
+            <w:noProof/>
+            <w:webHidden/>
+          </w:rPr>
+          <w:t>10</w:t>
+        </w:r>
+        <w:r>
+          <w:rPr>
+            <w:noProof/>
+            <w:webHidden/>
+          </w:rPr>
+          <w:fldChar w:fldCharType="end"/>
+        </w:r>
+      </w:hyperlink>
+    </w:p>
+    <w:p>
+      <w:pPr>
+        <w:pStyle w:val="TOC2"/>
+        <w:tabs>
+          <w:tab w:val="right" w:leader="dot" w:pos="8630"/>
+        </w:tabs>
+        <w:rPr>
+          <w:noProof/>
+        </w:rPr>
+      </w:pPr>
+      <w:hyperlink w:anchor="_Toc242881909" w:history="1">
+        <w:r>
+          <w:rPr>
+            <w:rStyle w:val="Hyperlink"/>
+            <w:rFonts w:eastAsiaTheme="majorEastAsia"/>
+            <w:noProof/>
+          </w:rPr>
+          <w:t>3.3 Nguyên lý trích rút các đặc trưng của âm thanh</w:t>
+        </w:r>
+        <w:r>
+          <w:rPr>
+            <w:noProof/>
+            <w:webHidden/>
+          </w:rPr>
+          <w:tab/>
+        </w:r>
+        <w:r>
+          <w:rPr>
+            <w:noProof/>
+            <w:webHidden/>
+          </w:rPr>
+          <w:fldChar w:fldCharType="begin"/>
+        </w:r>
+        <w:r>
+          <w:rPr>
+            <w:noProof/>
+            <w:webHidden/>
+          </w:rPr>
+          <w:instrText xml:space="preserve"> PAGEREF _Toc242881909 \h </w:instrText>
+        </w:r>
+        <w:r>
+          <w:rPr>
+            <w:noProof/>
+            <w:webHidden/>
+          </w:rPr>
+        </w:r>
+        <w:r>
+          <w:rPr>
+            <w:noProof/>
+            <w:webHidden/>
+          </w:rPr>
+          <w:fldChar w:fldCharType="separate"/>
+        </w:r>
+        <w:r>
+          <w:rPr>
+            <w:noProof/>
+            <w:webHidden/>
+          </w:rPr>
+          <w:t>11</w:t>
+        </w:r>
+        <w:r>
+          <w:rPr>
+            <w:noProof/>
+            <w:webHidden/>
+          </w:rPr>
+          <w:fldChar w:fldCharType="end"/>
+        </w:r>
+      </w:hyperlink>
+    </w:p>
+    <w:p>
+      <w:pPr>
+        <w:pStyle w:val="TOC3"/>
+        <w:tabs>
+          <w:tab w:val="right" w:leader="dot" w:pos="8630"/>
+        </w:tabs>
+        <w:rPr>
+          <w:noProof/>
+        </w:rPr>
+      </w:pPr>
+      <w:hyperlink w:anchor="_Toc242881910" w:history="1">
+        <w:r>
+          <w:rPr>
+            <w:rStyle w:val="Hyperlink"/>
+            <w:rFonts w:eastAsiaTheme="majorEastAsia"/>
+            <w:noProof/>
+          </w:rPr>
+          <w:t>1. Tiền xử lý và chia khung (Preprocessing &amp; Framing)</w:t>
+        </w:r>
+        <w:r>
+          <w:rPr>
+            <w:noProof/>
+            <w:webHidden/>
+          </w:rPr>
+          <w:tab/>
+        </w:r>
+        <w:r>
+          <w:rPr>
+            <w:noProof/>
+            <w:webHidden/>
+          </w:rPr>
+          <w:fldChar w:fldCharType="begin"/>
+        </w:r>
+        <w:r>
+          <w:rPr>
+            <w:noProof/>
+            <w:webHidden/>
+          </w:rPr>
+          <w:instrText xml:space="preserve"> PAGEREF _Toc242881910 \h </w:instrText>
+        </w:r>
+        <w:r>
+          <w:rPr>
+            <w:noProof/>
+            <w:webHidden/>
+          </w:rPr>
+        </w:r>
+        <w:r>
+          <w:rPr>
+            <w:noProof/>
+            <w:webHidden/>
+          </w:rPr>
+          <w:fldChar w:fldCharType="separate"/>
+        </w:r>
+        <w:r>
+          <w:rPr>
+            <w:noProof/>
+            <w:webHidden/>
+          </w:rPr>
+          <w:t>11</w:t>
+        </w:r>
+        <w:r>
+          <w:rPr>
+            <w:noProof/>
+            <w:webHidden/>
+          </w:rPr>
+          <w:fldChar w:fldCharType="end"/>
+        </w:r>
+      </w:hyperlink>
+    </w:p>
+    <w:p>
+      <w:pPr>
+        <w:pStyle w:val="TOC3"/>
+        <w:tabs>
+          <w:tab w:val="right" w:leader="dot" w:pos="8630"/>
+        </w:tabs>
+        <w:rPr>
+          <w:noProof/>
+        </w:rPr>
+      </w:pPr>
+      <w:hyperlink w:anchor="_Toc242881911" w:history="1">
+        <w:r>
+          <w:rPr>
+            <w:rStyle w:val="Hyperlink"/>
+            <w:rFonts w:eastAsiaTheme="majorEastAsia"/>
+            <w:noProof/>
+          </w:rPr>
+          <w:t>2. Đặc trưng miền thời gian – đo năng lượng và độ gồ ghề trên từng khung</w:t>
+        </w:r>
+        <w:r>
+          <w:rPr>
+            <w:noProof/>
+            <w:webHidden/>
+          </w:rPr>
+          <w:tab/>
+        </w:r>
+        <w:r>
+          <w:rPr>
+            <w:noProof/>
+            <w:webHidden/>
+          </w:rPr>
+          <w:fldChar w:fldCharType="begin"/>
+        </w:r>
+        <w:r>
+          <w:rPr>
+            <w:noProof/>
+            <w:webHidden/>
+          </w:rPr>
+          <w:instrText xml:space="preserve"> PAGEREF _Toc242881911 \h </w:instrText>
+        </w:r>
+        <w:r>
+          <w:rPr>
+            <w:noProof/>
+            <w:webHidden/>
+          </w:rPr>
+        </w:r>
+        <w:r>
+          <w:rPr>
+            <w:noProof/>
+            <w:webHidden/>
+          </w:rPr>
+          <w:fldChar w:fldCharType="separate"/>
+        </w:r>
+        <w:r>
+          <w:rPr>
+            <w:noProof/>
+            <w:webHidden/>
+          </w:rPr>
+          <w:t>11</w:t>
+        </w:r>
+        <w:r>
+          <w:rPr>
+            <w:noProof/>
+            <w:webHidden/>
+          </w:rPr>
+          <w:fldChar w:fldCharType="end"/>
+        </w:r>
+      </w:hyperlink>
+    </w:p>
+    <w:p>
+      <w:pPr>
+        <w:pStyle w:val="TOC3"/>
+        <w:tabs>
+          <w:tab w:val="right" w:leader="dot" w:pos="8630"/>
+        </w:tabs>
+        <w:rPr>
+          <w:noProof/>
+        </w:rPr>
+      </w:pPr>
+      <w:hyperlink w:anchor="_Toc242881912" w:history="1">
+        <w:r>
+          <w:rPr>
+            <w:rStyle w:val="Hyperlink"/>
+            <w:rFonts w:eastAsiaTheme="majorEastAsia"/>
+            <w:noProof/>
+          </w:rPr>
+          <w:t>3. Biến đổi STFT và đặc trưng miền tần số – “dấu vân tay” của động cơ</w:t>
+        </w:r>
+        <w:r>
+          <w:rPr>
+            <w:noProof/>
+            <w:webHidden/>
+          </w:rPr>
+          <w:tab/>
+        </w:r>
+        <w:r>
+          <w:rPr>
+            <w:noProof/>
+            <w:webHidden/>
+          </w:rPr>
+          <w:fldChar w:fldCharType="begin"/>
+        </w:r>
+        <w:r>
+          <w:rPr>
+            <w:noProof/>
+            <w:webHidden/>
+          </w:rPr>
+          <w:instrText xml:space="preserve"> PAGEREF _Toc242881912 \h </w:instrText>
+        </w:r>
+        <w:r>
+          <w:rPr>
+            <w:noProof/>
+            <w:webHidden/>
+          </w:rPr>
+        </w:r>
+        <w:r>
+          <w:rPr>
+            <w:noProof/>
+            <w:webHidden/>
+          </w:rPr>
+          <w:fldChar w:fldCharType="separate"/>
+        </w:r>
+        <w:r>
+          <w:rPr>
+            <w:noProof/>
+            <w:webHidden/>
+          </w:rPr>
+          <w:t>11</w:t>
+        </w:r>
+        <w:r>
+          <w:rPr>
+            <w:noProof/>
+            <w:webHidden/>
+          </w:rPr>
+          <w:fldChar w:fldCharType="end"/>
+        </w:r>
+      </w:hyperlink>
+    </w:p>
+    <w:p>
+      <w:pPr>
+        <w:pStyle w:val="TOC3"/>
+        <w:tabs>
+          <w:tab w:val="right" w:leader="dot" w:pos="8630"/>
+        </w:tabs>
+        <w:rPr>
+          <w:noProof/>
+        </w:rPr>
+      </w:pPr>
+      <w:hyperlink w:anchor="_Toc242881913" w:history="1">
+        <w:r>
+          <w:rPr>
+            <w:rStyle w:val="Hyperlink"/>
+            <w:rFonts w:eastAsiaTheme="majorEastAsia"/>
+            <w:noProof/>
+          </w:rPr>
+          <w:t>4. Tổng hợp và chuẩn hóa – từ frame-level thành vector file-level</w:t>
+        </w:r>
+        <w:r>
+          <w:rPr>
+            <w:noProof/>
+            <w:webHidden/>
+          </w:rPr>
+          <w:tab/>
+        </w:r>
+        <w:r>
+          <w:rPr>
+            <w:noProof/>
+            <w:webHidden/>
+          </w:rPr>
+          <w:fldChar w:fldCharType="begin"/>
+        </w:r>
+        <w:r>
+          <w:rPr>
+            <w:noProof/>
+            <w:webHidden/>
+          </w:rPr>
+          <w:instrText xml:space="preserve"> PAGEREF _Toc242881913 \h </w:instrText>
+        </w:r>
+        <w:r>
+          <w:rPr>
+            <w:noProof/>
+            <w:webHidden/>
+          </w:rPr>
+        </w:r>
+        <w:r>
+          <w:rPr>
+            <w:noProof/>
+            <w:webHidden/>
+          </w:rPr>
+          <w:fldChar w:fldCharType="separate"/>
+        </w:r>
+        <w:r>
+          <w:rPr>
+            <w:noProof/>
+            <w:webHidden/>
+          </w:rPr>
+          <w:t>12</w:t>
+        </w:r>
+        <w:r>
+          <w:rPr>
+            <w:noProof/>
+            <w:webHidden/>
+          </w:rPr>
+          <w:fldChar w:fldCharType="end"/>
+        </w:r>
+      </w:hyperlink>
+    </w:p>
+    <w:p>
+      <w:pPr>
+        <w:pStyle w:val="TOC1"/>
+        <w:tabs>
+          <w:tab w:val="right" w:leader="dot" w:pos="8630"/>
+        </w:tabs>
+        <w:rPr>
+          <w:noProof/>
+        </w:rPr>
+      </w:pPr>
+      <w:hyperlink w:anchor="_Toc242881914" w:history="1">
+        <w:r>
+          <w:rPr>
+            <w:rStyle w:val="Hyperlink"/>
+            <w:rFonts w:eastAsiaTheme="majorEastAsia"/>
+            <w:noProof/>
+          </w:rPr>
+          <w:t>Chương 4: Kiến Trúc Hệ Thống và Quy Trình Hoạt Động</w:t>
+        </w:r>
+        <w:r>
+          <w:rPr>
+            <w:noProof/>
+            <w:webHidden/>
+          </w:rPr>
+          <w:tab/>
+        </w:r>
+        <w:r>
+          <w:rPr>
+            <w:noProof/>
+            <w:webHidden/>
+          </w:rPr>
+          <w:fldChar w:fldCharType="begin"/>
+        </w:r>
+        <w:r>
+          <w:rPr>
+            <w:noProof/>
+            <w:webHidden/>
+          </w:rPr>
+          <w:instrText xml:space="preserve"> PAGEREF _Toc242881914 \h </w:instrText>
+        </w:r>
+        <w:r>
+          <w:rPr>
+            <w:noProof/>
+            <w:webHidden/>
+          </w:rPr>
+        </w:r>
+        <w:r>
+          <w:rPr>
+            <w:noProof/>
+            <w:webHidden/>
+          </w:rPr>
+          <w:fldChar w:fldCharType="separate"/>
+        </w:r>
+        <w:r>
+          <w:rPr>
+            <w:noProof/>
+            <w:webHidden/>
+          </w:rPr>
+          <w:t>12</w:t>
+        </w:r>
+        <w:r>
+          <w:rPr>
+            <w:noProof/>
+            <w:webHidden/>
+          </w:rPr>
+          <w:fldChar w:fldCharType="end"/>
+        </w:r>
+      </w:hyperlink>
+    </w:p>
+    <w:p>
+      <w:pPr>
+        <w:pStyle w:val="TOC2"/>
+        <w:tabs>
+          <w:tab w:val="right" w:leader="dot" w:pos="8630"/>
+        </w:tabs>
+        <w:rPr>
+          <w:noProof/>
+        </w:rPr>
+      </w:pPr>
+      <w:hyperlink w:anchor="_Toc242881915" w:history="1">
+        <w:r>
+          <w:rPr>
+            <w:rStyle w:val="Hyperlink"/>
+            <w:rFonts w:eastAsiaTheme="majorEastAsia"/>
+            <w:noProof/>
+          </w:rPr>
+          <w:t>4.1 Sơ đồ khối của hệ thống và quy trình thực hiện yêu cầu</w:t>
+        </w:r>
+        <w:r>
+          <w:rPr>
+            <w:noProof/>
+            <w:webHidden/>
+          </w:rPr>
+          <w:tab/>
+        </w:r>
+        <w:r>
+          <w:rPr>
+            <w:noProof/>
+            <w:webHidden/>
+          </w:rPr>
+          <w:fldChar w:fldCharType="begin"/>
+        </w:r>
+        <w:r>
+          <w:rPr>
+            <w:noProof/>
+            <w:webHidden/>
+          </w:rPr>
+          <w:instrText xml:space="preserve"> PAGEREF _Toc242881915 \h </w:instrText>
+        </w:r>
+        <w:r>
+          <w:rPr>
+            <w:noProof/>
+            <w:webHidden/>
+          </w:rPr>
+        </w:r>
+        <w:r>
+          <w:rPr>
+            <w:noProof/>
+            <w:webHidden/>
+          </w:rPr>
+          <w:fldChar w:fldCharType="separate"/>
+        </w:r>
+        <w:r>
+          <w:rPr>
+            <w:noProof/>
+            <w:webHidden/>
+          </w:rPr>
+          <w:t>12</w:t>
+        </w:r>
+        <w:r>
+          <w:rPr>
+            <w:noProof/>
+            <w:webHidden/>
+          </w:rPr>
+          <w:fldChar w:fldCharType="end"/>
+        </w:r>
+      </w:hyperlink>
+    </w:p>
+    <w:p>
+      <w:pPr>
+        <w:pStyle w:val="TOC3"/>
+        <w:tabs>
+          <w:tab w:val="right" w:leader="dot" w:pos="8630"/>
+        </w:tabs>
+        <w:rPr>
+          <w:noProof/>
+        </w:rPr>
+      </w:pPr>
+      <w:hyperlink w:anchor="_Toc242881916" w:history="1">
+        <w:r>
+          <w:rPr>
+            <w:rStyle w:val="Hyperlink"/>
+            <w:rFonts w:eastAsiaTheme="majorEastAsia"/>
+            <w:noProof/>
+          </w:rPr>
+          <w:t>4.1.1 Sơ đồ khối tổng thể của hệ thống</w:t>
+        </w:r>
+        <w:r>
+          <w:rPr>
+            <w:noProof/>
+            <w:webHidden/>
+          </w:rPr>
+          <w:tab/>
+        </w:r>
+        <w:r>
+          <w:rPr>
+            <w:noProof/>
+            <w:webHidden/>
+          </w:rPr>
+          <w:fldChar w:fldCharType="begin"/>
+        </w:r>
+        <w:r>
+          <w:rPr>
+            <w:noProof/>
+            <w:webHidden/>
+          </w:rPr>
+          <w:instrText xml:space="preserve"> PAGEREF _Toc242881916 \h </w:instrText>
+        </w:r>
+        <w:r>
+          <w:rPr>
+            <w:noProof/>
+            <w:webHidden/>
+          </w:rPr>
+        </w:r>
+        <w:r>
+          <w:rPr>
+            <w:noProof/>
+            <w:webHidden/>
+          </w:rPr>
+          <w:fldChar w:fldCharType="separate"/>
+        </w:r>
+        <w:r>
+          <w:rPr>
+            <w:noProof/>
+            <w:webHidden/>
+          </w:rPr>
+          <w:t>12</w:t>
+        </w:r>
+        <w:r>
+          <w:rPr>
+            <w:noProof/>
+            <w:webHidden/>
+          </w:rPr>
+          <w:fldChar w:fldCharType="end"/>
+        </w:r>
+      </w:hyperlink>
+    </w:p>
+    <w:p>
+      <w:pPr>
+        <w:pStyle w:val="TOC3"/>
+        <w:tabs>
+          <w:tab w:val="right" w:leader="dot" w:pos="8630"/>
+        </w:tabs>
+        <w:rPr>
+          <w:noProof/>
+        </w:rPr>
+      </w:pPr>
+      <w:hyperlink w:anchor="_Toc242881917" w:history="1">
+        <w:r>
+          <w:rPr>
+            <w:rStyle w:val="Hyperlink"/>
+            <w:rFonts w:eastAsiaTheme="majorEastAsia"/>
+            <w:noProof/>
+          </w:rPr>
+          <w:t>4.1.2 Quy trình thực hiện yêu cầu của đề bài</w:t>
+        </w:r>
+        <w:r>
+          <w:rPr>
+            <w:noProof/>
+            <w:webHidden/>
+          </w:rPr>
+          <w:tab/>
+        </w:r>
+        <w:r>
+          <w:rPr>
+            <w:noProof/>
+            <w:webHidden/>
+          </w:rPr>
+          <w:fldChar w:fldCharType="begin"/>
+        </w:r>
+        <w:r>
+          <w:rPr>
+            <w:noProof/>
+            <w:webHidden/>
+          </w:rPr>
+          <w:instrText xml:space="preserve"> PAGEREF _Toc242881917 \h </w:instrText>
+        </w:r>
+        <w:r>
+          <w:rPr>
+            <w:noProof/>
+            <w:webHidden/>
+          </w:rPr>
+        </w:r>
+        <w:r>
+          <w:rPr>
+            <w:noProof/>
+            <w:webHidden/>
+          </w:rPr>
+          <w:fldChar w:fldCharType="separate"/>
+        </w:r>
+        <w:r>
+          <w:rPr>
+            <w:noProof/>
+            <w:webHidden/>
+          </w:rPr>
+          <w:t>13</w:t>
+        </w:r>
+        <w:r>
+          <w:rPr>
+            <w:noProof/>
+            <w:webHidden/>
+          </w:rPr>
+          <w:fldChar w:fldCharType="end"/>
+        </w:r>
+      </w:hyperlink>
+    </w:p>
+    <w:p>
+      <w:pPr>
+        <w:pStyle w:val="TOC2"/>
+        <w:tabs>
+          <w:tab w:val="right" w:leader="dot" w:pos="8630"/>
+        </w:tabs>
+        <w:rPr>
+          <w:noProof/>
+        </w:rPr>
+      </w:pPr>
+      <w:hyperlink w:anchor="_Toc242881918" w:history="1">
+        <w:r>
+          <w:rPr>
+            <w:rStyle w:val="Hyperlink"/>
+            <w:rFonts w:eastAsiaTheme="majorEastAsia"/>
+            <w:noProof/>
+          </w:rPr>
+          <w:t>4.2 Quá trình trích rút, lưu trữ và sử dụng các thuộc tính</w:t>
+        </w:r>
+        <w:r>
+          <w:rPr>
+            <w:noProof/>
+            <w:webHidden/>
+          </w:rPr>
+          <w:tab/>
+        </w:r>
+        <w:r>
+          <w:rPr>
+            <w:noProof/>
+            <w:webHidden/>
+          </w:rPr>
+          <w:fldChar w:fldCharType="begin"/>
+        </w:r>
+        <w:r>
+          <w:rPr>
+            <w:noProof/>
+            <w:webHidden/>
+          </w:rPr>
+          <w:instrText xml:space="preserve"> PAGEREF _Toc242881918 \h </w:instrText>
+        </w:r>
+        <w:r>
+          <w:rPr>
+            <w:noProof/>
+            <w:webHidden/>
+          </w:rPr>
+        </w:r>
+        <w:r>
+          <w:rPr>
+            <w:noProof/>
+            <w:webHidden/>
+          </w:rPr>
+          <w:fldChar w:fldCharType="separate"/>
+        </w:r>
+        <w:r>
+          <w:rPr>
+            <w:noProof/>
+            <w:webHidden/>
+          </w:rPr>
+          <w:t>14</w:t>
+        </w:r>
+        <w:r>
+          <w:rPr>
+            <w:noProof/>
+            <w:webHidden/>
+          </w:rPr>
+          <w:fldChar w:fldCharType="end"/>
+        </w:r>
+      </w:hyperlink>
+    </w:p>
+    <w:p>
+      <w:pPr>
+        <w:pStyle w:val="TOC3"/>
+        <w:tabs>
+          <w:tab w:val="right" w:leader="dot" w:pos="8630"/>
+        </w:tabs>
+        <w:rPr>
+          <w:noProof/>
+        </w:rPr>
+      </w:pPr>
+      <w:hyperlink w:anchor="_Toc242881919" w:history="1">
+        <w:r>
+          <w:rPr>
+            <w:rStyle w:val="Hyperlink"/>
+            <w:rFonts w:eastAsiaTheme="majorEastAsia"/>
+            <w:noProof/>
+          </w:rPr>
+          <w:t>4.2.1 Quá trình trích rút thuộc tính</w:t>
+        </w:r>
+        <w:r>
+          <w:rPr>
+            <w:noProof/>
+            <w:webHidden/>
+          </w:rPr>
+          <w:tab/>
+        </w:r>
+        <w:r>
+          <w:rPr>
+            <w:noProof/>
+            <w:webHidden/>
+          </w:rPr>
+          <w:fldChar w:fldCharType="begin"/>
+        </w:r>
+        <w:r>
+          <w:rPr>
+            <w:noProof/>
+            <w:webHidden/>
+          </w:rPr>
+          <w:instrText xml:space="preserve"> PAGEREF _Toc242881919 \h </w:instrText>
+        </w:r>
+        <w:r>
+          <w:rPr>
+            <w:noProof/>
+            <w:webHidden/>
+          </w:rPr>
+        </w:r>
+        <w:r>
+          <w:rPr>
+            <w:noProof/>
+            <w:webHidden/>
+          </w:rPr>
+          <w:fldChar w:fldCharType="separate"/>
+        </w:r>
+        <w:r>
+          <w:rPr>
+            <w:noProof/>
+            <w:webHidden/>
+          </w:rPr>
+          <w:t>14</w:t>
+        </w:r>
+        <w:r>
+          <w:rPr>
+            <w:noProof/>
+            <w:webHidden/>
+          </w:rPr>
+          <w:fldChar w:fldCharType="end"/>
+        </w:r>
+      </w:hyperlink>
+    </w:p>
+    <w:p>
+      <w:pPr>
+        <w:pStyle w:val="TOC3"/>
+        <w:tabs>
+          <w:tab w:val="right" w:leader="dot" w:pos="8630"/>
+        </w:tabs>
+        <w:rPr>
+          <w:noProof/>
+        </w:rPr>
+      </w:pPr>
+      <w:hyperlink w:anchor="_Toc242881920" w:history="1">
+        <w:r>
+          <w:rPr>
+            <w:rStyle w:val="Hyperlink"/>
+            <w:rFonts w:eastAsiaTheme="majorEastAsia"/>
+            <w:noProof/>
+          </w:rPr>
+          <w:t>4.2.2 Quá trình lưu trữ thuộc tính</w:t>
+        </w:r>
+        <w:r>
+          <w:rPr>
+            <w:noProof/>
+            <w:webHidden/>
+          </w:rPr>
+          <w:tab/>
+        </w:r>
+        <w:r>
+          <w:rPr>
+            <w:noProof/>
+            <w:webHidden/>
+          </w:rPr>
+          <w:fldChar w:fldCharType="begin"/>
+        </w:r>
+        <w:r>
+          <w:rPr>
+            <w:noProof/>
+            <w:webHidden/>
+          </w:rPr>
+          <w:instrText xml:space="preserve"> PAGEREF _Toc242881920 \h </w:instrText>
+        </w:r>
+        <w:r>
+          <w:rPr>
+            <w:noProof/>
+            <w:webHidden/>
+          </w:rPr>
+        </w:r>
+        <w:r>
+          <w:rPr>
+            <w:noProof/>
+            <w:webHidden/>
+          </w:rPr>
+          <w:fldChar w:fldCharType="separate"/>
+        </w:r>
+        <w:r>
+          <w:rPr>
+            <w:noProof/>
+            <w:webHidden/>
+          </w:rPr>
+          <w:t>14</w:t>
+        </w:r>
+        <w:r>
+          <w:rPr>
+            <w:noProof/>
+            <w:webHidden/>
+          </w:rPr>
+          <w:fldChar w:fldCharType="end"/>
+        </w:r>
+      </w:hyperlink>
+    </w:p>
+    <w:p>
+      <w:pPr>
+        <w:pStyle w:val="TOC3"/>
+        <w:tabs>
+          <w:tab w:val="right" w:leader="dot" w:pos="8630"/>
+        </w:tabs>
+        <w:rPr>
+          <w:noProof/>
+        </w:rPr>
+      </w:pPr>
+      <w:hyperlink w:anchor="_Toc242881921" w:history="1">
+        <w:r>
+          <w:rPr>
+            <w:rStyle w:val="Hyperlink"/>
+            <w:rFonts w:eastAsiaTheme="majorEastAsia"/>
+            <w:noProof/>
+          </w:rPr>
+          <w:t>4.2.3 Quá trình sử dụng thuộc tính để tìm kiếm</w:t>
+        </w:r>
+        <w:r>
+          <w:rPr>
+            <w:noProof/>
+            <w:webHidden/>
+          </w:rPr>
+          <w:tab/>
+        </w:r>
+        <w:r>
+          <w:rPr>
+            <w:noProof/>
+            <w:webHidden/>
+          </w:rPr>
+          <w:fldChar w:fldCharType="begin"/>
+        </w:r>
+        <w:r>
+          <w:rPr>
+            <w:noProof/>
+            <w:webHidden/>
+          </w:rPr>
+          <w:instrText xml:space="preserve"> PAGEREF _Toc242881921 \h </w:instrText>
+        </w:r>
+        <w:r>
+          <w:rPr>
+            <w:noProof/>
+            <w:webHidden/>
+          </w:rPr>
+        </w:r>
+        <w:r>
+          <w:rPr>
+            <w:noProof/>
+            <w:webHidden/>
+          </w:rPr>
+          <w:fldChar w:fldCharType="separate"/>
+        </w:r>
+        <w:r>
+          <w:rPr>
+            <w:noProof/>
+            <w:webHidden/>
+          </w:rPr>
+          <w:t>15</w:t>
+        </w:r>
+        <w:r>
+          <w:rPr>
+            <w:noProof/>
+            <w:webHidden/>
+          </w:rPr>
+          <w:fldChar w:fldCharType="end"/>
+        </w:r>
+      </w:hyperlink>
+    </w:p>
+    <w:p>
+      <w:pPr>
+        <w:pStyle w:val="TOC1"/>
+        <w:tabs>
+          <w:tab w:val="right" w:leader="dot" w:pos="8630"/>
+        </w:tabs>
+        <w:rPr>
+          <w:noProof/>
+        </w:rPr>
+      </w:pPr>
+      <w:hyperlink w:anchor="_Toc242881922" w:history="1">
+        <w:r>
+          <w:rPr>
+            <w:rStyle w:val="Hyperlink"/>
+            <w:rFonts w:eastAsiaTheme="majorEastAsia"/>
+            <w:noProof/>
+          </w:rPr>
+          <w:t>Chương 5: Demo Hệ Thống và Đánh Giá</w:t>
+        </w:r>
+        <w:r>
+          <w:rPr>
+            <w:noProof/>
+            <w:webHidden/>
+          </w:rPr>
+          <w:tab/>
+        </w:r>
+        <w:r>
+          <w:rPr>
+            <w:noProof/>
+            <w:webHidden/>
+          </w:rPr>
+          <w:fldChar w:fldCharType="begin"/>
+        </w:r>
+        <w:r>
+          <w:rPr>
+            <w:noProof/>
+            <w:webHidden/>
+          </w:rPr>
+          <w:instrText xml:space="preserve"> PAGEREF _Toc242881922 \h </w:instrText>
+        </w:r>
+        <w:r>
+          <w:rPr>
+            <w:noProof/>
+            <w:webHidden/>
+          </w:rPr>
+        </w:r>
+        <w:r>
+          <w:rPr>
+            <w:noProof/>
+            <w:webHidden/>
+          </w:rPr>
+          <w:fldChar w:fldCharType="separate"/>
+        </w:r>
+        <w:r>
+          <w:rPr>
+            <w:noProof/>
+            <w:webHidden/>
+          </w:rPr>
+          <w:t>15</w:t>
+        </w:r>
+        <w:r>
+          <w:rPr>
+            <w:noProof/>
+            <w:webHidden/>
+          </w:rPr>
+          <w:fldChar w:fldCharType="end"/>
+        </w:r>
+      </w:hyperlink>
+    </w:p>
+    <w:p>
+      <w:pPr>
+        <w:pStyle w:val="TOC2"/>
+        <w:tabs>
+          <w:tab w:val="right" w:leader="dot" w:pos="8630"/>
+        </w:tabs>
+        <w:rPr>
+          <w:noProof/>
+        </w:rPr>
+      </w:pPr>
+      <w:hyperlink w:anchor="_Toc242881923" w:history="1">
+        <w:r>
+          <w:rPr>
+            <w:rStyle w:val="Hyperlink"/>
+            <w:rFonts w:eastAsiaTheme="majorEastAsia"/>
+            <w:noProof/>
+          </w:rPr>
+          <w:t>5.1 Giao diện</w:t>
+        </w:r>
+        <w:r>
+          <w:rPr>
+            <w:noProof/>
+            <w:webHidden/>
+          </w:rPr>
+          <w:tab/>
+        </w:r>
+        <w:r>
+          <w:rPr>
+            <w:noProof/>
+            <w:webHidden/>
+          </w:rPr>
+          <w:fldChar w:fldCharType="begin"/>
+        </w:r>
+        <w:r>
+          <w:rPr>
+            <w:noProof/>
+            <w:webHidden/>
+          </w:rPr>
+          <w:instrText xml:space="preserve"> PAGEREF _Toc242881923 \h </w:instrText>
+        </w:r>
+        <w:r>
+          <w:rPr>
+            <w:noProof/>
+            <w:webHidden/>
+          </w:rPr>
+        </w:r>
+        <w:r>
+          <w:rPr>
+            <w:noProof/>
+            <w:webHidden/>
+          </w:rPr>
+          <w:fldChar w:fldCharType="separate"/>
+        </w:r>
+        <w:r>
+          <w:rPr>
+            <w:noProof/>
+            <w:webHidden/>
+          </w:rPr>
+          <w:t>15</w:t>
+        </w:r>
+        <w:r>
+          <w:rPr>
+            <w:noProof/>
+            <w:webHidden/>
+          </w:rPr>
+          <w:fldChar w:fldCharType="end"/>
+        </w:r>
+      </w:hyperlink>
+    </w:p>
+    <w:p>
+      <w:pPr>
+        <w:pStyle w:val="TOC2"/>
+        <w:tabs>
+          <w:tab w:val="right" w:leader="dot" w:pos="8630"/>
+        </w:tabs>
+        <w:rPr>
+          <w:noProof/>
+        </w:rPr>
+      </w:pPr>
+      <w:hyperlink w:anchor="_Toc242881924" w:history="1">
+        <w:r>
+          <w:rPr>
+            <w:rStyle w:val="Hyperlink"/>
+            <w:rFonts w:eastAsiaTheme="majorEastAsia"/>
+            <w:noProof/>
+          </w:rPr>
+          <w:t>5.2 Minh họa kết quả trung gian của quá trình truy vấn</w:t>
+        </w:r>
+        <w:r>
+          <w:rPr>
+            <w:noProof/>
+            <w:webHidden/>
+          </w:rPr>
+          <w:tab/>
+        </w:r>
+        <w:r>
+          <w:rPr>
+            <w:noProof/>
+            <w:webHidden/>
+          </w:rPr>
+          <w:fldChar w:fldCharType="begin"/>
+        </w:r>
+        <w:r>
+          <w:rPr>
+            <w:noProof/>
+            <w:webHidden/>
+          </w:rPr>
+          <w:instrText xml:space="preserve"> PAGEREF _Toc242881924 \h </w:instrText>
+        </w:r>
+        <w:r>
+          <w:rPr>
+            <w:noProof/>
+            <w:webHidden/>
+          </w:rPr>
+        </w:r>
+        <w:r>
+          <w:rPr>
+            <w:noProof/>
+            <w:webHidden/>
+          </w:rPr>
+          <w:fldChar w:fldCharType="separate"/>
+        </w:r>
+        <w:r>
+          <w:rPr>
+            <w:noProof/>
+            <w:webHidden/>
+          </w:rPr>
+          <w:t>16</w:t>
+        </w:r>
+        <w:r>
+          <w:rPr>
+            <w:noProof/>
+            <w:webHidden/>
+          </w:rPr>
+          <w:fldChar w:fldCharType="end"/>
+        </w:r>
+      </w:hyperlink>
+    </w:p>
+    <w:p>
+      <w:pPr>
+        <w:pStyle w:val="TOC2"/>
+        <w:tabs>
+          <w:tab w:val="right" w:leader="dot" w:pos="8630"/>
+        </w:tabs>
+        <w:rPr>
+          <w:noProof/>
+        </w:rPr>
+      </w:pPr>
+      <w:hyperlink w:anchor="_Toc242881925" w:history="1">
+        <w:r>
+          <w:rPr>
+            <w:rStyle w:val="Hyperlink"/>
+            <w:rFonts w:eastAsiaTheme="majorEastAsia"/>
+            <w:noProof/>
+          </w:rPr>
+          <w:t>5.3 Đánh giá kết quả đã đạt được</w:t>
+        </w:r>
+        <w:r>
+          <w:rPr>
+            <w:noProof/>
+            <w:webHidden/>
+          </w:rPr>
+          <w:tab/>
+        </w:r>
+        <w:r>
+          <w:rPr>
+            <w:noProof/>
+            <w:webHidden/>
+          </w:rPr>
+          <w:fldChar w:fldCharType="begin"/>
+        </w:r>
+        <w:r>
+          <w:rPr>
+            <w:noProof/>
+            <w:webHidden/>
+          </w:rPr>
+          <w:instrText xml:space="preserve"> PAGEREF _Toc242881925 \h </w:instrText>
+        </w:r>
+        <w:r>
+          <w:rPr>
+            <w:noProof/>
+            <w:webHidden/>
+          </w:rPr>
+        </w:r>
+        <w:r>
+          <w:rPr>
+            <w:noProof/>
+            <w:webHidden/>
+          </w:rPr>
+          <w:fldChar w:fldCharType="separate"/>
+        </w:r>
+        <w:r>
+          <w:rPr>
+            <w:noProof/>
+            <w:webHidden/>
+          </w:rPr>
+          <w:t>17</w:t>
+        </w:r>
+        <w:r>
+          <w:rPr>
+            <w:noProof/>
+            <w:webHidden/>
+          </w:rPr>
+          <w:fldChar w:fldCharType="end"/>
+        </w:r>
+      </w:hyperlink>
+    </w:p>
+    <w:p>
+      <w:pPr>
+        <w:pStyle w:val="TOC1"/>
+        <w:tabs>
+          <w:tab w:val="right" w:leader="dot" w:pos="8630"/>
+        </w:tabs>
+        <w:rPr>
+          <w:noProof/>
+        </w:rPr>
+      </w:pPr>
+      <w:hyperlink w:anchor="_Toc242881926" w:history="1">
+        <w:r>
+          <w:rPr>
+            <w:rStyle w:val="Hyperlink"/>
+            <w:rFonts w:eastAsiaTheme="majorEastAsia"/>
+            <w:noProof/>
+          </w:rPr>
+          <w:t>Kết Luận</w:t>
+        </w:r>
+        <w:r>
+          <w:rPr>
+            <w:noProof/>
+            <w:webHidden/>
+          </w:rPr>
+          <w:tab/>
+        </w:r>
+        <w:r>
+          <w:rPr>
+            <w:noProof/>
+            <w:webHidden/>
+          </w:rPr>
+          <w:fldChar w:fldCharType="begin"/>
+        </w:r>
+        <w:r>
+          <w:rPr>
+            <w:noProof/>
+            <w:webHidden/>
+          </w:rPr>
+          <w:instrText xml:space="preserve"> PAGEREF _Toc242881926 \h </w:instrText>
+        </w:r>
+        <w:r>
+          <w:rPr>
+            <w:noProof/>
+            <w:webHidden/>
+          </w:rPr>
+        </w:r>
+        <w:r>
+          <w:rPr>
+            <w:noProof/>
+            <w:webHidden/>
+          </w:rPr>
+          <w:fldChar w:fldCharType="separate"/>
+        </w:r>
+        <w:r>
+          <w:rPr>
+            <w:noProof/>
+            <w:webHidden/>
+          </w:rPr>
+          <w:t>18</w:t>
+        </w:r>
+        <w:r>
+          <w:rPr>
+            <w:noProof/>
+            <w:webHidden/>
+          </w:rPr>
+          <w:fldChar w:fldCharType="end"/>
+        </w:r>
+      </w:hyperlink>
+    </w:p>
+    <w:p>
+      <w:pPr>
+        <w:pStyle w:val="TOC1"/>
+        <w:tabs>
+          <w:tab w:val="right" w:leader="dot" w:pos="8630"/>
+        </w:tabs>
+        <w:rPr>
+          <w:noProof/>
+        </w:rPr>
+      </w:pPr>
+      <w:hyperlink w:anchor="_Toc242881927" w:history="1">
+        <w:r>
+          <w:rPr>
+            <w:rStyle w:val="Hyperlink"/>
+            <w:rFonts w:eastAsiaTheme="majorEastAsia"/>
+            <w:noProof/>
+          </w:rPr>
+          <w:t>Phụ Lục: Bảng Đối Chiếu File Mã Nguồn</w:t>
+        </w:r>
+        <w:r>
+          <w:rPr>
+            <w:noProof/>
+            <w:webHidden/>
+          </w:rPr>
+          <w:tab/>
+        </w:r>
+        <w:r>
+          <w:rPr>
+            <w:noProof/>
+            <w:webHidden/>
+          </w:rPr>
+          <w:fldChar w:fldCharType="begin"/>
+        </w:r>
+        <w:r>
+          <w:rPr>
+            <w:noProof/>
+            <w:webHidden/>
+          </w:rPr>
+          <w:instrText xml:space="preserve"> PAGEREF _Toc242881927 \h </w:instrText>
+        </w:r>
+        <w:r>
+          <w:rPr>
+            <w:noProof/>
+            <w:webHidden/>
+          </w:rPr>
+        </w:r>
+        <w:r>
+          <w:rPr>
+            <w:noProof/>
+            <w:webHidden/>
+          </w:rPr>
+          <w:fldChar w:fldCharType="separate"/>
+        </w:r>
+        <w:r>
+          <w:rPr>
+            <w:noProof/>
+            <w:webHidden/>
+          </w:rPr>
+          <w:t>18</w:t>
+        </w:r>
+        <w:r>
+          <w:rPr>
+            <w:noProof/>
+            <w:webHidden/>
+          </w:rPr>
+          <w:fldChar w:fldCharType="end"/>
+        </w:r>
+      </w:hyperlink>
+    </w:p>
+    <w:p>
+      <w:pPr>
+        <w:pStyle w:val="TOC1"/>
+        <w:tabs>
+          <w:tab w:val="right" w:leader="dot" w:pos="8630"/>
+        </w:tabs>
+        <w:rPr>
+          <w:noProof/>
+        </w:rPr>
+      </w:pPr>
+      <w:hyperlink w:anchor="_Toc242881928" w:history="1">
+        <w:r>
+          <w:rPr>
+            <w:rStyle w:val="Hyperlink"/>
+            <w:rFonts w:eastAsiaTheme="majorEastAsia"/>
+            <w:noProof/>
+          </w:rPr>
+          <w:t>Tài Liệu Tham Khảo</w:t>
+        </w:r>
+        <w:r>
+          <w:rPr>
+            <w:noProof/>
+            <w:webHidden/>
+          </w:rPr>
+          <w:tab/>
+        </w:r>
+        <w:r>
+          <w:rPr>
+            <w:noProof/>
+            <w:webHidden/>
+          </w:rPr>
+          <w:fldChar w:fldCharType="begin"/>
+        </w:r>
+        <w:r>
+          <w:rPr>
+            <w:noProof/>
+            <w:webHidden/>
+          </w:rPr>
+          <w:instrText xml:space="preserve"> PAGEREF _Toc242881928 \h </w:instrText>
+        </w:r>
+        <w:r>
+          <w:rPr>
+            <w:noProof/>
+            <w:webHidden/>
+          </w:rPr>
+        </w:r>
+        <w:r>
+          <w:rPr>
+            <w:noProof/>
+            <w:webHidden/>
+          </w:rPr>
+          <w:fldChar w:fldCharType="separate"/>
+        </w:r>
+        <w:r>
+          <w:rPr>
+            <w:noProof/>
+            <w:webHidden/>
+          </w:rPr>
+          <w:t>18</w:t>
+        </w:r>
+        <w:r>
+          <w:rPr>
+            <w:noProof/>
+            <w:webHidden/>
+          </w:rPr>
+          <w:fldChar w:fldCharType="end"/>
+        </w:r>
+      </w:hyperlink>
+    </w:p>
+    <w:p>
       <w:r>
         <w:fldChar w:fldCharType="end"/>
       </w:r>
@@ -207,6 +2270,7 @@
         <w:rPr>
           <w:szCs w:val="26"/>
         </w:rPr>
+        <w:lastRenderedPageBreak/>
         <w:br w:type="page"/>
       </w:r>
     </w:p>
@@ -250,19 +2314,7 @@
         <w:rPr>
           <w:szCs w:val="26"/>
         </w:rPr>
-        <w:t xml:space="preserve">Hãy xây dựng/sưu tầm một bộ dữ liệu âm thanh gồm ít nhất 500 files </w:t>
-      </w:r>
-      <w:r>
-        <w:rPr>
-          <w:szCs w:val="26"/>
-        </w:rPr>
-        <w:t xml:space="preserve">âm thanh tiếng động cơ máy nổ. Các file âm thanh có độ dài phù hợp để chứa đựng đủ các đặc tính cần thiết để nhận diện tiếng động cơ khác nhau tại các trạng thái làm việc khác nhau. Mỗi file âm thanh chỉ bao gồm tiếng của 1 con động cơ hoạt động trong một </w:t>
-      </w:r>
-      <w:r>
-        <w:rPr>
-          <w:szCs w:val="26"/>
-        </w:rPr>
-        <w:t>trạng thái nhất định. Sinh viên tùy chọn định dạng file âm thanh để lưu trữ. Hãy mô tả các đặc điểm giống và khác nhau của các tiếng động cơ trong các files trong bộ dữ liệu.</w:t>
+        <w:t>Hãy xây dựng/sưu tầm một bộ dữ liệu âm thanh gồm ít nhất 500 files âm thanh tiếng động cơ máy nổ. Các file âm thanh có độ dài phù hợp để chứa đựng đủ các đặc tính cần thiết để nhận diện tiếng động cơ khác nhau tại các trạng thái làm việc khác nhau. Mỗi file âm thanh chỉ bao gồm tiếng của 1 con động cơ hoạt động trong một trạng thái nhất định. Sinh viên tùy chọn định dạng file âm thanh để lưu trữ. Hãy mô tả các đặc điểm giống và khác nhau của các tiếng động cơ trong các files trong bộ dữ liệu.</w:t>
       </w:r>
     </w:p>
     <w:p>
@@ -276,13 +2328,7 @@
         <w:rPr>
           <w:szCs w:val="26"/>
         </w:rPr>
-        <w:t>Hãy xây dựng một hoặc vài bộ đặc trưng để nhận diện tiếng động cơ từ bộ dữ liệu đ</w:t>
-      </w:r>
-      <w:r>
-        <w:rPr>
-          <w:szCs w:val="26"/>
-        </w:rPr>
-        <w:t>ã thu thập. Các bộ thuộc tính phải bao gồm các đặc trưng giúp tìm sự tương đồng và tìm sự khác biệt giữa các tiếng động cơ trong các files dữ liệu. Hãy trình bày rõ về các đặc trưng đó và nêu giá trị thông tin của các đặc trưng được sử dụng.</w:t>
+        <w:t>Hãy xây dựng một hoặc vài bộ đặc trưng để nhận diện tiếng động cơ từ bộ dữ liệu đã thu thập. Các bộ thuộc tính phải bao gồm các đặc trưng giúp tìm sự tương đồng và tìm sự khác biệt giữa các tiếng động cơ trong các files dữ liệu. Hãy trình bày rõ về các đặc trưng đó và nêu giá trị thông tin của các đặc trưng được sử dụng.</w:t>
       </w:r>
     </w:p>
     <w:p>
@@ -296,13 +2342,7 @@
         <w:rPr>
           <w:szCs w:val="26"/>
         </w:rPr>
-        <w:t>Triển khai các</w:t>
-      </w:r>
-      <w:r>
-        <w:rPr>
-          <w:szCs w:val="26"/>
-        </w:rPr>
-        <w:t xml:space="preserve"> thuật toán/công cụ trích rút các đặc trưng đã được xác định trong bước 2. Hãy xây dựng hệ CSDL để quản trị các đặc trưng âm thanh cho tất cả các files dữ liệu.</w:t>
+        <w:t>Triển khai các thuật toán/công cụ trích rút các đặc trưng đã được xác định trong bước 2. Hãy xây dựng hệ CSDL để quản trị các đặc trưng âm thanh cho tất cả các files dữ liệu.</w:t>
       </w:r>
     </w:p>
     <w:p>
@@ -316,32 +2356,20 @@
         <w:rPr>
           <w:szCs w:val="26"/>
         </w:rPr>
-        <w:t xml:space="preserve">Triển khai hệ thống tìm kiếm tiếng động cơ tương đồng, với đầu vào là một file âm thanh mới về </w:t>
-      </w:r>
-      <w:r>
-        <w:rPr>
-          <w:szCs w:val="26"/>
-        </w:rPr>
-        <w:t>một tiếng động cơ (của loại đã có hoặc chưa có trong bộ dữ liệu), đầu ra là 5 files âm thanh giống nhất, xếp thứ tự giảm dần về độ tương đồng với âm thanh đầu vào.</w:t>
-      </w:r>
-    </w:p>
-    <w:p>
-      <w:pPr>
-        <w:rPr>
-          <w:szCs w:val="26"/>
-        </w:rPr>
-      </w:pPr>
-      <w:r>
-        <w:rPr>
-          <w:szCs w:val="26"/>
-        </w:rPr>
-        <w:t>a. Trình bày sơ đồ khối của hệ thống, chức năng của từng khối/module của hệ thống cùng các d</w:t>
-      </w:r>
-      <w:r>
-        <w:rPr>
-          <w:szCs w:val="26"/>
-        </w:rPr>
-        <w:t>ữ liệu vào/ra cho từng khối. Mô tả quy trình thực hiện yêu cầu của đề bài.</w:t>
+        <w:t>Triển khai hệ thống tìm kiếm tiếng động cơ tương đồng, với đầu vào là một file âm thanh mới về một tiếng động cơ (của loại đã có hoặc chưa có trong bộ dữ liệu), đầu ra là 5 files âm thanh giống nhất, xếp thứ tự giảm dần về độ tương đồng với âm thanh đầu vào.</w:t>
+      </w:r>
+    </w:p>
+    <w:p>
+      <w:pPr>
+        <w:rPr>
+          <w:szCs w:val="26"/>
+        </w:rPr>
+      </w:pPr>
+      <w:r>
+        <w:rPr>
+          <w:szCs w:val="26"/>
+        </w:rPr>
+        <w:t>a. Trình bày sơ đồ khối của hệ thống, chức năng của từng khối/module của hệ thống cùng các dữ liệu vào/ra cho từng khối. Mô tả quy trình thực hiện yêu cầu của đề bài.</w:t>
       </w:r>
     </w:p>
     <w:p>
@@ -381,35 +2409,7 @@
         <w:rPr>
           <w:szCs w:val="26"/>
         </w:rPr>
-        <w:t xml:space="preserve">Demo </w:t>
-      </w:r>
-      <w:proofErr w:type="spellStart"/>
-      <w:r>
-        <w:rPr>
-          <w:szCs w:val="26"/>
-        </w:rPr>
-        <w:t>hệ</w:t>
-      </w:r>
-      <w:proofErr w:type="spellEnd"/>
-      <w:r>
-        <w:rPr>
-          <w:szCs w:val="26"/>
-        </w:rPr>
-        <w:t xml:space="preserve"> </w:t>
-      </w:r>
-      <w:proofErr w:type="spellStart"/>
-      <w:r>
-        <w:rPr>
-          <w:szCs w:val="26"/>
-        </w:rPr>
-        <w:t>thống</w:t>
-      </w:r>
-      <w:proofErr w:type="spellEnd"/>
-      <w:r>
-        <w:rPr>
-          <w:szCs w:val="26"/>
-        </w:rPr>
-        <w:t>.</w:t>
+        <w:t>Demo hệ thống.</w:t>
       </w:r>
     </w:p>
     <w:p>
@@ -437,8 +2437,6 @@
           <w:szCs w:val="26"/>
         </w:rPr>
       </w:pPr>
-      <w:bookmarkStart w:id="0" w:name="_GoBack"/>
-      <w:bookmarkEnd w:id="0"/>
     </w:p>
     <w:p>
       <w:pPr>
@@ -448,167 +2446,204 @@
           <w:szCs w:val="26"/>
         </w:rPr>
       </w:pPr>
+      <w:bookmarkStart w:id="1" w:name="_Toc242881899"/>
       <w:r>
         <w:rPr>
           <w:sz w:val="26"/>
           <w:szCs w:val="26"/>
         </w:rPr>
         <w:lastRenderedPageBreak/>
-        <w:t>Chương 1</w:t>
-      </w:r>
-      <w:r>
+        <w:t>Chương 1: Giới Thiệu Chung</w:t>
+      </w:r>
+      <w:bookmarkEnd w:id="1"/>
+    </w:p>
+    <w:p>
+      <w:pPr>
+        <w:rPr>
+          <w:szCs w:val="26"/>
+        </w:rPr>
+      </w:pPr>
+      <w:r>
+        <w:rPr>
+          <w:szCs w:val="26"/>
+        </w:rPr>
+        <w:t>Trong kỷ nguyên số, lượng dữ liệu âm thanh công nghiệp (tiếng máy móc, động cơ, dây chuyền sản xuất) tăng nhanh cùng với nhu cầu giám sát tình trạng thiết bị. Nếu như các hệ tìm kiếm tiếng nói quan tâm tới “nội dung được nói gì”, thì bài toán tìm kiếm tiếng động cơ quan tâm tới “âm thanh nghe giống máy nào, ở trạng thái nào”. Việc quản lý và truy xuất nhanh các mẫu tiếng động cơ tương tự giúp kỹ sư tiết kiệm hàng giờ nghe thủ công, đồng thời mở ra các ứng dụng bảo trì dự đoán và kiểm định chất lượng tự động.</w:t>
+      </w:r>
+    </w:p>
+    <w:p>
+      <w:pPr>
+        <w:pStyle w:val="Heading2"/>
         <w:rPr>
           <w:sz w:val="26"/>
-          <w:szCs w:val="26"/>
-        </w:rPr>
-        <w:t>: Gi</w:t>
-      </w:r>
+        </w:rPr>
+      </w:pPr>
+      <w:bookmarkStart w:id="2" w:name="_Toc242881900"/>
       <w:r>
         <w:rPr>
           <w:sz w:val="26"/>
-          <w:szCs w:val="26"/>
-        </w:rPr>
-        <w:t>ớ</w:t>
-      </w:r>
-      <w:r>
+        </w:rPr>
+        <w:t>1.1 Mục tiêu của hệ thống</w:t>
+      </w:r>
+      <w:bookmarkEnd w:id="2"/>
+    </w:p>
+    <w:p>
+      <w:pPr>
+        <w:rPr>
+          <w:szCs w:val="26"/>
+        </w:rPr>
+      </w:pPr>
+      <w:r>
+        <w:rPr>
+          <w:szCs w:val="26"/>
+        </w:rPr>
+        <w:t>Dự án này xây dựng một hệ thống tìm kiếm tiếng động cơ dựa trên nội dung âm thanh (Content-Based Audio Retrieval – CBAR): người dùng đưa vào một file tiếng động cơ mới, hệ thống trả về 5 file giống nhất xếp giảm dần theo độ tương đồng.</w:t>
+      </w:r>
+    </w:p>
+    <w:p>
+      <w:pPr>
+        <w:rPr>
+          <w:szCs w:val="26"/>
+        </w:rPr>
+      </w:pPr>
+      <w:r>
+        <w:rPr>
+          <w:szCs w:val="26"/>
+        </w:rPr>
+        <w:t>Các mục tiêu cụ thể bao gồm:</w:t>
+      </w:r>
+    </w:p>
+    <w:p>
+      <w:pPr>
+        <w:pStyle w:val="ListBullet"/>
+        <w:rPr>
+          <w:szCs w:val="26"/>
+        </w:rPr>
+      </w:pPr>
+      <w:r>
+        <w:rPr>
+          <w:b/>
+          <w:szCs w:val="26"/>
+        </w:rPr>
+        <w:t xml:space="preserve">Thu thập và chuẩn hóa dữ liệu (500 files): </w:t>
+      </w:r>
+      <w:r>
+        <w:rPr>
+          <w:szCs w:val="26"/>
+        </w:rPr>
+        <w:t>Thu thập bộ dữ liệu 500 file tiếng động cơ: mỗi file chỉ chứa tiếng của 1 động cơ ở 1 trạng thái làm việc, định dạng WAV, kèm nhãn loại động cơ và trạng thái.</w:t>
+      </w:r>
+    </w:p>
+    <w:p>
+      <w:pPr>
+        <w:pStyle w:val="ListBullet"/>
+        <w:rPr>
+          <w:szCs w:val="26"/>
+        </w:rPr>
+      </w:pPr>
+      <w:r>
+        <w:rPr>
+          <w:b/>
+          <w:szCs w:val="26"/>
+        </w:rPr>
+        <w:t xml:space="preserve">Trích xuất đặc trưng âm học: </w:t>
+      </w:r>
+      <w:r>
+        <w:rPr>
+          <w:szCs w:val="26"/>
+        </w:rPr>
+        <w:t>Biểu diễn mỗi file bằng một vector số 39 chiều gồm đặc trưng miền thời gian và miền tần số, vừa giữ thông tin tương đồng (cùng loại máy) vừa giữ thông tin khác biệt (khác trạng thái).</w:t>
+      </w:r>
+    </w:p>
+    <w:p>
+      <w:pPr>
+        <w:pStyle w:val="ListBullet"/>
+        <w:rPr>
+          <w:szCs w:val="26"/>
+        </w:rPr>
+      </w:pPr>
+      <w:r>
+        <w:rPr>
+          <w:b/>
+          <w:szCs w:val="26"/>
+        </w:rPr>
+        <w:t xml:space="preserve">Xây dựng cơ chế lưu trữ và quản lý: </w:t>
+      </w:r>
+      <w:r>
+        <w:rPr>
+          <w:szCs w:val="26"/>
+        </w:rPr>
+        <w:t>Tổ chức lưu trữ hiệu quả technical / descriptive metadata và vector đặc trưng trong SQLite với 3 bảng AudioFile, EngineMetadata, FeatureVector.</w:t>
+      </w:r>
+    </w:p>
+    <w:p>
+      <w:pPr>
+        <w:pStyle w:val="ListBullet"/>
+        <w:rPr>
+          <w:szCs w:val="26"/>
+        </w:rPr>
+      </w:pPr>
+      <w:r>
+        <w:rPr>
+          <w:b/>
+          <w:szCs w:val="26"/>
+        </w:rPr>
+        <w:t xml:space="preserve">Xây dựng cơ chế tìm kiếm tương đồng: </w:t>
+      </w:r>
+      <w:r>
+        <w:rPr>
+          <w:szCs w:val="26"/>
+        </w:rPr>
+        <w:t>Cho phép truy vấn bằng cosine similarity / dot product / khoảng cách Euclid, có tùy chọn tăng tốc bằng phân cụm K-means (chỉ quét các cụm gần nhất).</w:t>
+      </w:r>
+    </w:p>
+    <w:p>
+      <w:pPr>
+        <w:pStyle w:val="ListBullet"/>
+        <w:rPr>
+          <w:szCs w:val="26"/>
+        </w:rPr>
+      </w:pPr>
+      <w:r>
+        <w:rPr>
+          <w:b/>
+          <w:szCs w:val="26"/>
+        </w:rPr>
+        <w:t xml:space="preserve">Demo và đánh giá: </w:t>
+      </w:r>
+      <w:r>
+        <w:rPr>
+          <w:szCs w:val="26"/>
+        </w:rPr>
+        <w:t>Cung cấp giao diện Streamlit trực quan và đánh giá định lượng bằng Precision@5 / Recall@5 theo phương pháp leave-one-out.</w:t>
+      </w:r>
+    </w:p>
+    <w:p>
+      <w:pPr>
+        <w:pStyle w:val="Heading2"/>
         <w:rPr>
           <w:sz w:val="26"/>
-          <w:szCs w:val="26"/>
-        </w:rPr>
-        <w:t>i Thi</w:t>
-      </w:r>
+        </w:rPr>
+      </w:pPr>
+      <w:bookmarkStart w:id="3" w:name="_Toc242881901"/>
       <w:r>
         <w:rPr>
           <w:sz w:val="26"/>
-          <w:szCs w:val="26"/>
-        </w:rPr>
-        <w:t>ệ</w:t>
-      </w:r>
-      <w:r>
-        <w:rPr>
-          <w:sz w:val="26"/>
-          <w:szCs w:val="26"/>
-        </w:rPr>
-        <w:t>u Chung</w:t>
-      </w:r>
-    </w:p>
-    <w:p>
-      <w:pPr>
-        <w:rPr>
-          <w:szCs w:val="26"/>
-        </w:rPr>
-      </w:pPr>
-      <w:r>
-        <w:rPr>
-          <w:szCs w:val="26"/>
-        </w:rPr>
-        <w:t>Trong kỷ nguyên số, lượng dữ liệu âm thanh công nghiệp (tiếng máy móc, động cơ, dây chuyền sản xuất) tăng nhanh cùng với nhu cầu giám sát tình trạng thiết bị. Nếu như các hệ tìm kiếm tiếng nói quan tâm tới “nội dung được nói gì”, thì bài</w:t>
-      </w:r>
-      <w:r>
-        <w:rPr>
-          <w:szCs w:val="26"/>
-        </w:rPr>
-        <w:t xml:space="preserve"> toán tìm kiếm tiếng động cơ quan tâm tới “âm thanh nghe giống máy nào, ở trạng thái nào”. Việc quản lý và truy xuất nhanh các mẫu tiếng động cơ tương tự giúp kỹ sư tiết kiệm hàng giờ nghe thủ công, đồng thời mở ra các ứng dụng bảo trì dự đoán và kiểm định</w:t>
-      </w:r>
-      <w:r>
-        <w:rPr>
-          <w:szCs w:val="26"/>
-        </w:rPr>
-        <w:t xml:space="preserve"> chất lượng tự động.</w:t>
-      </w:r>
-    </w:p>
-    <w:p>
-      <w:pPr>
-        <w:pStyle w:val="Heading2"/>
-        <w:rPr>
-          <w:sz w:val="26"/>
-        </w:rPr>
-      </w:pPr>
-      <w:r>
-        <w:rPr>
-          <w:sz w:val="26"/>
-        </w:rPr>
-        <w:t>1.1 M</w:t>
-      </w:r>
-      <w:r>
-        <w:rPr>
-          <w:sz w:val="26"/>
-        </w:rPr>
-        <w:t>ụ</w:t>
-      </w:r>
-      <w:r>
-        <w:rPr>
-          <w:sz w:val="26"/>
-        </w:rPr>
-        <w:t>c tiêu c</w:t>
-      </w:r>
-      <w:r>
-        <w:rPr>
-          <w:sz w:val="26"/>
-        </w:rPr>
-        <w:t>ủ</w:t>
-      </w:r>
-      <w:r>
-        <w:rPr>
-          <w:sz w:val="26"/>
-        </w:rPr>
-        <w:t>a h</w:t>
-      </w:r>
-      <w:r>
-        <w:rPr>
-          <w:sz w:val="26"/>
-        </w:rPr>
-        <w:t>ệ</w:t>
-      </w:r>
-      <w:r>
-        <w:rPr>
-          <w:sz w:val="26"/>
-        </w:rPr>
-        <w:t xml:space="preserve"> th</w:t>
-      </w:r>
-      <w:r>
-        <w:rPr>
-          <w:sz w:val="26"/>
-        </w:rPr>
-        <w:t>ố</w:t>
-      </w:r>
-      <w:r>
-        <w:rPr>
-          <w:sz w:val="26"/>
-        </w:rPr>
-        <w:t>ng</w:t>
-      </w:r>
-    </w:p>
-    <w:p>
-      <w:pPr>
-        <w:rPr>
-          <w:szCs w:val="26"/>
-        </w:rPr>
-      </w:pPr>
-      <w:r>
-        <w:rPr>
-          <w:szCs w:val="26"/>
-        </w:rPr>
-        <w:t>Dự án này xây dựng một hệ thống tìm kiếm tiếng động cơ dựa trên nội dung âm thanh (Content-Based Audio Retrieval – CBAR): người dùng đưa vào một file tiếng động cơ mới, hệ thống trả về 5 file giống nhất xếp gi</w:t>
-      </w:r>
-      <w:r>
-        <w:rPr>
-          <w:szCs w:val="26"/>
-        </w:rPr>
-        <w:t>ảm dần theo độ tương đồng.</w:t>
-      </w:r>
-    </w:p>
-    <w:p>
-      <w:pPr>
-        <w:rPr>
-          <w:szCs w:val="26"/>
-        </w:rPr>
-      </w:pPr>
-      <w:r>
-        <w:rPr>
-          <w:szCs w:val="26"/>
-        </w:rPr>
-        <w:t>Các mục tiêu cụ thể bao gồm:</w:t>
+        </w:rPr>
+        <w:t>1.2 Bối cảnh và ý nghĩa ứng dụng</w:t>
+      </w:r>
+      <w:bookmarkEnd w:id="3"/>
+    </w:p>
+    <w:p>
+      <w:pPr>
+        <w:rPr>
+          <w:szCs w:val="26"/>
+        </w:rPr>
+      </w:pPr>
+      <w:r>
+        <w:rPr>
+          <w:szCs w:val="26"/>
+        </w:rPr>
+        <w:t>Tiếng động cơ chứa thông tin chẩn đoán phong phú: tốc độ quay, sự đều đặn của chu kỳ nổ, kết cấu cơ khí. Một hệ CSDL tìm kiếm tương đồng mang lại nhiều giá trị thực tiễn:</w:t>
       </w:r>
     </w:p>
     <w:p>
@@ -623,223 +2658,13 @@
           <w:b/>
           <w:szCs w:val="26"/>
         </w:rPr>
-        <w:t xml:space="preserve">Thu thập và chuẩn hóa dữ liệu (500 files): </w:t>
-      </w:r>
-      <w:r>
-        <w:rPr>
-          <w:szCs w:val="26"/>
-        </w:rPr>
-        <w:t xml:space="preserve">Thu thập bộ dữ liệu 500 file tiếng động cơ: mỗi file chỉ chứa tiếng của 1 động cơ ở 1 trạng thái làm việc, định dạng WAV, kèm nhãn loại động cơ và trạng </w:t>
-      </w:r>
-      <w:r>
-        <w:rPr>
-          <w:szCs w:val="26"/>
-        </w:rPr>
-        <w:t>thái.</w:t>
-      </w:r>
-    </w:p>
-    <w:p>
-      <w:pPr>
-        <w:pStyle w:val="ListBullet"/>
-        <w:rPr>
-          <w:szCs w:val="26"/>
-        </w:rPr>
-      </w:pPr>
-      <w:r>
-        <w:rPr>
-          <w:b/>
-          <w:szCs w:val="26"/>
-        </w:rPr>
-        <w:t xml:space="preserve">Trích xuất đặc trưng âm học: </w:t>
-      </w:r>
-      <w:r>
-        <w:rPr>
-          <w:szCs w:val="26"/>
-        </w:rPr>
-        <w:t>Biểu diễn mỗi file bằng một vector số 39 chiều gồm đặc trưng miền thời gian và miền tần số, vừa giữ thông tin tương đồng (cùng loại máy) vừa giữ thông tin khác biệt (khác trạng thái).</w:t>
-      </w:r>
-    </w:p>
-    <w:p>
-      <w:pPr>
-        <w:pStyle w:val="ListBullet"/>
-        <w:rPr>
-          <w:szCs w:val="26"/>
-        </w:rPr>
-      </w:pPr>
-      <w:r>
-        <w:rPr>
-          <w:b/>
-          <w:szCs w:val="26"/>
-        </w:rPr>
-        <w:t xml:space="preserve">Xây dựng cơ chế lưu trữ và quản lý: </w:t>
-      </w:r>
-      <w:r>
-        <w:rPr>
-          <w:szCs w:val="26"/>
-        </w:rPr>
-        <w:t>T</w:t>
-      </w:r>
-      <w:r>
-        <w:rPr>
-          <w:szCs w:val="26"/>
-        </w:rPr>
-        <w:t>ổ chức lưu trữ hiệu quả technical / descriptive metadata và vector đặc trưng trong SQLite với 3 bảng AudioFile, EngineMetadata, FeatureVector.</w:t>
-      </w:r>
-    </w:p>
-    <w:p>
-      <w:pPr>
-        <w:pStyle w:val="ListBullet"/>
-        <w:rPr>
-          <w:szCs w:val="26"/>
-        </w:rPr>
-      </w:pPr>
-      <w:r>
-        <w:rPr>
-          <w:b/>
-          <w:szCs w:val="26"/>
-        </w:rPr>
-        <w:t xml:space="preserve">Xây dựng cơ chế tìm kiếm tương đồng: </w:t>
-      </w:r>
-      <w:r>
-        <w:rPr>
-          <w:szCs w:val="26"/>
-        </w:rPr>
-        <w:t>Cho phép truy vấn bằng cosine similarity / dot product / khoảng cách Euclid,</w:t>
-      </w:r>
-      <w:r>
-        <w:rPr>
-          <w:szCs w:val="26"/>
-        </w:rPr>
-        <w:t xml:space="preserve"> có tùy chọn tăng tốc bằng phân cụm K-means (chỉ quét các cụm gần nhất).</w:t>
-      </w:r>
-    </w:p>
-    <w:p>
-      <w:pPr>
-        <w:pStyle w:val="ListBullet"/>
-        <w:rPr>
-          <w:szCs w:val="26"/>
-        </w:rPr>
-      </w:pPr>
-      <w:r>
-        <w:rPr>
-          <w:b/>
-          <w:szCs w:val="26"/>
-        </w:rPr>
-        <w:t xml:space="preserve">Demo và đánh giá: </w:t>
-      </w:r>
-      <w:r>
-        <w:rPr>
-          <w:szCs w:val="26"/>
-        </w:rPr>
-        <w:t>Cung cấp giao diện Streamlit trực quan và đánh giá định lượng bằng Precision@5 / Recall@5 theo phương pháp leave-one-out.</w:t>
-      </w:r>
-    </w:p>
-    <w:p>
-      <w:pPr>
-        <w:pStyle w:val="Heading2"/>
-        <w:rPr>
-          <w:sz w:val="26"/>
-        </w:rPr>
-      </w:pPr>
-      <w:r>
-        <w:rPr>
-          <w:sz w:val="26"/>
-        </w:rPr>
-        <w:t>1.2 B</w:t>
-      </w:r>
-      <w:r>
-        <w:rPr>
-          <w:sz w:val="26"/>
-        </w:rPr>
-        <w:t>ố</w:t>
-      </w:r>
-      <w:r>
-        <w:rPr>
-          <w:sz w:val="26"/>
-        </w:rPr>
-        <w:t>i c</w:t>
-      </w:r>
-      <w:r>
-        <w:rPr>
-          <w:sz w:val="26"/>
-        </w:rPr>
-        <w:t>ả</w:t>
-      </w:r>
-      <w:r>
-        <w:rPr>
-          <w:sz w:val="26"/>
-        </w:rPr>
-        <w:t xml:space="preserve">nh và ý nghĩa </w:t>
-      </w:r>
-      <w:r>
-        <w:rPr>
-          <w:sz w:val="26"/>
-        </w:rPr>
-        <w:t>ứ</w:t>
-      </w:r>
-      <w:r>
-        <w:rPr>
-          <w:sz w:val="26"/>
-        </w:rPr>
-        <w:t>ng d</w:t>
-      </w:r>
-      <w:r>
-        <w:rPr>
-          <w:sz w:val="26"/>
-        </w:rPr>
-        <w:t>ụ</w:t>
-      </w:r>
-      <w:r>
-        <w:rPr>
-          <w:sz w:val="26"/>
-        </w:rPr>
-        <w:t>ng</w:t>
-      </w:r>
-    </w:p>
-    <w:p>
-      <w:pPr>
-        <w:rPr>
-          <w:szCs w:val="26"/>
-        </w:rPr>
-      </w:pPr>
-      <w:r>
-        <w:rPr>
-          <w:szCs w:val="26"/>
-        </w:rPr>
-        <w:t>Tiếng động</w:t>
-      </w:r>
-      <w:r>
-        <w:rPr>
-          <w:szCs w:val="26"/>
-        </w:rPr>
-        <w:t xml:space="preserve"> cơ chứa thông tin chẩn đoán phong phú: tốc độ quay, sự đều đặn của chu kỳ nổ, kết cấu cơ khí. Một hệ CSDL tìm kiếm tương đồng mang lại nhiều giá trị thực tiễn:</w:t>
-      </w:r>
-    </w:p>
-    <w:p>
-      <w:pPr>
-        <w:pStyle w:val="ListBullet"/>
-        <w:rPr>
-          <w:szCs w:val="26"/>
-        </w:rPr>
-      </w:pPr>
-      <w:r>
-        <w:rPr>
-          <w:b/>
-          <w:szCs w:val="26"/>
-        </w:rPr>
         <w:t xml:space="preserve">Trong bảo trì dự đoán: </w:t>
       </w:r>
       <w:r>
         <w:rPr>
           <w:szCs w:val="26"/>
         </w:rPr>
-        <w:t>so sánh tiếng máy đang vận hành với CSDL các mẫu đã biết để phát hiện sớ</w:t>
-      </w:r>
-      <w:r>
-        <w:rPr>
-          <w:szCs w:val="26"/>
-        </w:rPr>
-        <w:t>m mòn chi tiết, bỏ máy, cháy không đều.</w:t>
+        <w:t>so sánh tiếng máy đang vận hành với CSDL các mẫu đã biết để phát hiện sớm mòn chi tiết, bỏ máy, cháy không đều.</w:t>
       </w:r>
     </w:p>
     <w:p>
@@ -882,13 +2707,7 @@
         <w:rPr>
           <w:szCs w:val="26"/>
         </w:rPr>
-        <w:t>hỗ trợ kỹ sư tra cứu các mẫu âm thanh tương tự kh</w:t>
-      </w:r>
-      <w:r>
-        <w:rPr>
-          <w:szCs w:val="26"/>
-        </w:rPr>
-        <w:t>i thiết kế, tinh chỉnh ống xả, khoang máy (Noise – Vibration – Harshness).</w:t>
+        <w:t>hỗ trợ kỹ sư tra cứu các mẫu âm thanh tương tự khi thiết kế, tinh chỉnh ống xả, khoang máy (Noise – Vibration – Harshness).</w:t>
       </w:r>
     </w:p>
     <w:p>
@@ -922,13 +2741,7 @@
         <w:rPr>
           <w:szCs w:val="26"/>
         </w:rPr>
-        <w:t xml:space="preserve">Việc phát triển hệ </w:t>
-      </w:r>
-      <w:r>
-        <w:rPr>
-          <w:szCs w:val="26"/>
-        </w:rPr>
-        <w:t>thống này vận dụng trực tiếp các kiến thức về mô hình dữ liệu đa phương tiện, không gian vector, phân cụm và các độ đo tương đồng đã học trong môn học.</w:t>
+        <w:t>Việc phát triển hệ thống này vận dụng trực tiếp các kiến thức về mô hình dữ liệu đa phương tiện, không gian vector, phân cụm và các độ đo tương đồng đã học trong môn học.</w:t>
       </w:r>
     </w:p>
     <w:p>
@@ -938,329 +2751,191 @@
           <w:sz w:val="26"/>
         </w:rPr>
       </w:pPr>
+      <w:bookmarkStart w:id="4" w:name="_Toc242881902"/>
       <w:r>
         <w:rPr>
           <w:sz w:val="26"/>
         </w:rPr>
-        <w:t>1.3 Công ngh</w:t>
-      </w:r>
-      <w:r>
+        <w:t>1.3 Công nghệ chính được sử dụng</w:t>
+      </w:r>
+      <w:bookmarkEnd w:id="4"/>
+    </w:p>
+    <w:p>
+      <w:pPr>
+        <w:rPr>
+          <w:szCs w:val="26"/>
+        </w:rPr>
+      </w:pPr>
+      <w:r>
+        <w:t>Để đạt các mục tiêu trên, hệ thống tích hợp các công nghệ sau ([1]):</w:t>
+      </w:r>
+    </w:p>
+    <w:p>
+      <w:pPr>
+        <w:pStyle w:val="ListBullet"/>
+        <w:rPr>
+          <w:szCs w:val="26"/>
+        </w:rPr>
+      </w:pPr>
+      <w:r>
+        <w:t>librosa: thư viện xử lý tín hiệu âm thanh: đọc WAV đơn kênh và đa kênh, resample, tính STFT, MFCC, ước lượng f0 bằng thuật toán YIN.</w:t>
+      </w:r>
+    </w:p>
+    <w:p>
+      <w:pPr>
+        <w:pStyle w:val="ListBullet"/>
+        <w:rPr>
+          <w:szCs w:val="26"/>
+        </w:rPr>
+      </w:pPr>
+      <w:r>
+        <w:rPr>
+          <w:b/>
+          <w:szCs w:val="26"/>
+        </w:rPr>
+        <w:t xml:space="preserve">NumPy / SciPy: </w:t>
+      </w:r>
+      <w:r>
+        <w:rPr>
+          <w:szCs w:val="26"/>
+        </w:rPr>
+        <w:t>tính toán các công thức đặc trưng miền thời gian/tần số đúng định nghĩa toán học; tổng hợp mean/std mức segment.</w:t>
+      </w:r>
+    </w:p>
+    <w:p>
+      <w:pPr>
+        <w:pStyle w:val="ListBullet"/>
+        <w:rPr>
+          <w:szCs w:val="26"/>
+        </w:rPr>
+      </w:pPr>
+      <w:r>
+        <w:rPr>
+          <w:b/>
+          <w:szCs w:val="26"/>
+        </w:rPr>
+        <w:t xml:space="preserve">scikit-learn: </w:t>
+      </w:r>
+      <w:r>
+        <w:rPr>
+          <w:szCs w:val="26"/>
+        </w:rPr>
+        <w:t>thuật toán phân cụm K-means dùng cho tìm kiếm theo cụm (clustered search) nhằm giảm số phép so sánh khi truy vấn.</w:t>
+      </w:r>
+    </w:p>
+    <w:p>
+      <w:pPr>
+        <w:pStyle w:val="ListBullet"/>
+        <w:rPr>
+          <w:szCs w:val="26"/>
+        </w:rPr>
+      </w:pPr>
+      <w:r>
+        <w:rPr>
+          <w:b/>
+          <w:szCs w:val="26"/>
+        </w:rPr>
+        <w:t xml:space="preserve">SQLite: </w:t>
+      </w:r>
+      <w:r>
+        <w:rPr>
+          <w:szCs w:val="26"/>
+        </w:rPr>
+        <w:t>HQT CSDL quan hệ nhẹ, lưu technical metadata, descriptive metadata (loại động cơ, trạng thái, RPM/Torque) và vector đặc trưng 39 chiều (dạng JSON).</w:t>
+      </w:r>
+    </w:p>
+    <w:p>
+      <w:pPr>
+        <w:pStyle w:val="ListBullet"/>
+        <w:rPr>
+          <w:szCs w:val="26"/>
+        </w:rPr>
+      </w:pPr>
+      <w:r>
+        <w:rPr>
+          <w:b/>
+          <w:szCs w:val="26"/>
+        </w:rPr>
+        <w:t xml:space="preserve">Streamlit: </w:t>
+      </w:r>
+      <w:r>
+        <w:rPr>
+          <w:szCs w:val="26"/>
+        </w:rPr>
+        <w:t>xây dựng giao diện demo: tải file WAV mới → xem bảng 39 đặc trưng → xem và nghe lại top-5 kết quả kèm điểm tương đồng.</w:t>
+      </w:r>
+    </w:p>
+    <w:p>
+      <w:pPr>
+        <w:pStyle w:val="ListBullet"/>
+        <w:rPr>
+          <w:szCs w:val="26"/>
+        </w:rPr>
+      </w:pPr>
+      <w:r>
+        <w:t>Nguồn dữ liệu mở: Zenodo “Sounds of Vehicle Internal Combustion Engines” (183 file diesel + 137 file xăng), ESC-50 (40 file engine + 40 file chainsaw) và tập con Procedural Engine Sounds (124 file V8/4 xi-lanh kèm RPM).</w:t>
+      </w:r>
+    </w:p>
+    <w:p>
+      <w:pPr>
+        <w:rPr>
+          <w:szCs w:val="26"/>
+        </w:rPr>
+      </w:pPr>
+      <w:r>
+        <w:rPr>
+          <w:szCs w:val="26"/>
+        </w:rPr>
+        <w:t>Sự kết hợp này tạo thành giải pháp toàn diện: từ hiểu “tiếng máy nghe như thế nào” (đặc trưng tín hiệu) tới cho phép người dùng tương tác và tìm kiếm hiệu quả.</w:t>
+      </w:r>
+    </w:p>
+    <w:p>
+      <w:pPr>
+        <w:pStyle w:val="Heading1"/>
         <w:rPr>
           <w:sz w:val="26"/>
-        </w:rPr>
-        <w:t>ệ</w:t>
-      </w:r>
+          <w:szCs w:val="26"/>
+        </w:rPr>
+      </w:pPr>
+      <w:bookmarkStart w:id="5" w:name="_Toc242881903"/>
       <w:r>
         <w:rPr>
           <w:sz w:val="26"/>
-        </w:rPr>
-        <w:t xml:space="preserve"> chính đư</w:t>
-      </w:r>
-      <w:r>
+          <w:szCs w:val="26"/>
+        </w:rPr>
+        <w:t>Chương 2: Thu Thập Dữ Liệu Âm Thanh</w:t>
+      </w:r>
+      <w:bookmarkEnd w:id="5"/>
+    </w:p>
+    <w:p>
+      <w:pPr>
+        <w:rPr>
+          <w:szCs w:val="26"/>
+        </w:rPr>
+      </w:pPr>
+      <w:r>
+        <w:rPr>
+          <w:szCs w:val="26"/>
+        </w:rPr>
+        <w:t>Thu thập dữ liệu là bước khởi đầu quyết định chất lượng toàn hệ thống. Dữ liệu tốt phải đảm bảo mỗi file là một mẫu “sạch” (1 máy – 1 trạng thái), đủ dài để bộc lộ tính chu kỳ, và có nhãn khách quan để đánh giá.</w:t>
+      </w:r>
+    </w:p>
+    <w:p>
+      <w:pPr>
+        <w:pStyle w:val="Heading2"/>
         <w:rPr>
           <w:sz w:val="26"/>
         </w:rPr>
-        <w:t>ợ</w:t>
-      </w:r>
+      </w:pPr>
+      <w:bookmarkStart w:id="6" w:name="_Toc242881904"/>
       <w:r>
         <w:rPr>
           <w:sz w:val="26"/>
         </w:rPr>
-        <w:t>c s</w:t>
-      </w:r>
-      <w:r>
-        <w:rPr>
-          <w:sz w:val="26"/>
-        </w:rPr>
-        <w:t>ử</w:t>
-      </w:r>
-      <w:r>
-        <w:rPr>
-          <w:sz w:val="26"/>
-        </w:rPr>
-        <w:t xml:space="preserve"> d</w:t>
-      </w:r>
-      <w:r>
-        <w:rPr>
-          <w:sz w:val="26"/>
-        </w:rPr>
-        <w:t>ụ</w:t>
-      </w:r>
-      <w:r>
-        <w:rPr>
-          <w:sz w:val="26"/>
-        </w:rPr>
-        <w:t>ng</w:t>
-      </w:r>
-    </w:p>
-    <w:p>
-      <w:pPr>
-        <w:rPr>
-          <w:szCs w:val="26"/>
-        </w:rPr>
-      </w:pPr>
-      <w:r>
-        <w:t>Để đạt các mục tiêu trên, hệ thống tích hợp các công nghệ sau ([1]):</w:t>
-      </w:r>
-    </w:p>
-    <w:p>
-      <w:pPr>
-        <w:pStyle w:val="ListBullet"/>
-        <w:rPr>
-          <w:szCs w:val="26"/>
-        </w:rPr>
-      </w:pPr>
-      <w:r>
-        <w:t>librosa: thư viện xử lý tín hiệu âm thanh: đọc WAV đơn kênh và đa kênh, resample, tính STFT, MFCC, ước lượng f0 bằng thuật toán YIN.</w:t>
-      </w:r>
-    </w:p>
-    <w:p>
-      <w:pPr>
-        <w:pStyle w:val="ListBullet"/>
-        <w:rPr>
-          <w:szCs w:val="26"/>
-        </w:rPr>
-      </w:pPr>
-      <w:r>
-        <w:rPr>
-          <w:b/>
-          <w:szCs w:val="26"/>
-        </w:rPr>
-        <w:t xml:space="preserve">NumPy / SciPy: </w:t>
-      </w:r>
-      <w:r>
-        <w:rPr>
-          <w:szCs w:val="26"/>
-        </w:rPr>
-        <w:t>tính toán các công thức đặc trưng miền thời gian/tần số đúng định nghĩa toán học; tổng hợp mean/</w:t>
-      </w:r>
-      <w:r>
-        <w:rPr>
-          <w:szCs w:val="26"/>
-        </w:rPr>
-        <w:t>std mức segment.</w:t>
-      </w:r>
-    </w:p>
-    <w:p>
-      <w:pPr>
-        <w:pStyle w:val="ListBullet"/>
-        <w:rPr>
-          <w:szCs w:val="26"/>
-        </w:rPr>
-      </w:pPr>
-      <w:r>
-        <w:rPr>
-          <w:b/>
-          <w:szCs w:val="26"/>
-        </w:rPr>
-        <w:t xml:space="preserve">scikit-learn: </w:t>
-      </w:r>
-      <w:r>
-        <w:rPr>
-          <w:szCs w:val="26"/>
-        </w:rPr>
-        <w:t>thuật toán phân cụm K-means dùng cho tìm kiếm theo cụm (clustered search) nhằm giảm số phép so sánh khi truy vấn.</w:t>
-      </w:r>
-    </w:p>
-    <w:p>
-      <w:pPr>
-        <w:pStyle w:val="ListBullet"/>
-        <w:rPr>
-          <w:szCs w:val="26"/>
-        </w:rPr>
-      </w:pPr>
-      <w:r>
-        <w:rPr>
-          <w:b/>
-          <w:szCs w:val="26"/>
-        </w:rPr>
-        <w:t xml:space="preserve">SQLite: </w:t>
-      </w:r>
-      <w:r>
-        <w:rPr>
-          <w:szCs w:val="26"/>
-        </w:rPr>
-        <w:t>HQT CSDL quan hệ nhẹ, lưu technical metadata, descriptive metadata (loại động cơ, trạng thái, RPM/Torqu</w:t>
-      </w:r>
-      <w:r>
-        <w:rPr>
-          <w:szCs w:val="26"/>
-        </w:rPr>
-        <w:t>e) và vector đặc trưng 39 chiều (dạng JSON).</w:t>
-      </w:r>
-    </w:p>
-    <w:p>
-      <w:pPr>
-        <w:pStyle w:val="ListBullet"/>
-        <w:rPr>
-          <w:szCs w:val="26"/>
-        </w:rPr>
-      </w:pPr>
-      <w:r>
-        <w:rPr>
-          <w:b/>
-          <w:szCs w:val="26"/>
-        </w:rPr>
-        <w:t xml:space="preserve">Streamlit: </w:t>
-      </w:r>
-      <w:r>
-        <w:rPr>
-          <w:szCs w:val="26"/>
-        </w:rPr>
-        <w:t>xây dựng giao diện demo: tải file WAV mới → xem bảng 39 đặc trưng → xem và nghe lại top-5 kết quả kèm điểm tương đồng.</w:t>
-      </w:r>
-    </w:p>
-    <w:p>
-      <w:pPr>
-        <w:pStyle w:val="ListBullet"/>
-        <w:rPr>
-          <w:szCs w:val="26"/>
-        </w:rPr>
-      </w:pPr>
-      <w:r>
-        <w:t>Nguồn dữ liệu mở: Zenodo “Sounds of Vehicle Internal Combustion Engines” (183 file diesel + 137 file xăng), ESC-50 (40 file engine + 40 file chainsaw) và tập con Procedural Engine Sounds (124 file V8/4 xi-lanh kèm RPM).</w:t>
-      </w:r>
-    </w:p>
-    <w:p>
-      <w:pPr>
-        <w:rPr>
-          <w:szCs w:val="26"/>
-        </w:rPr>
-      </w:pPr>
-      <w:r>
-        <w:rPr>
-          <w:szCs w:val="26"/>
-        </w:rPr>
-        <w:t>Sự kết hợp này tạo thành giải pháp toàn diện: từ hiểu “tiếng máy nghe như thế nào” (đặc trưng tín hiệu) tới cho phép người dùng tương tác và tìm kiếm hiệu quả.</w:t>
-      </w:r>
-    </w:p>
-    <w:p>
-      <w:pPr>
-        <w:pStyle w:val="Heading1"/>
-        <w:rPr>
-          <w:sz w:val="26"/>
-          <w:szCs w:val="26"/>
-        </w:rPr>
-      </w:pPr>
-      <w:r>
-        <w:rPr>
-          <w:sz w:val="26"/>
-          <w:szCs w:val="26"/>
-        </w:rPr>
-        <w:t>Chương 2: Thu Th</w:t>
-      </w:r>
-      <w:r>
-        <w:rPr>
-          <w:sz w:val="26"/>
-          <w:szCs w:val="26"/>
-        </w:rPr>
-        <w:t>ậ</w:t>
-      </w:r>
-      <w:r>
-        <w:rPr>
-          <w:sz w:val="26"/>
-          <w:szCs w:val="26"/>
-        </w:rPr>
-        <w:t>p D</w:t>
-      </w:r>
-      <w:r>
-        <w:rPr>
-          <w:sz w:val="26"/>
-          <w:szCs w:val="26"/>
-        </w:rPr>
-        <w:t>ữ</w:t>
-      </w:r>
-      <w:r>
-        <w:rPr>
-          <w:sz w:val="26"/>
-          <w:szCs w:val="26"/>
-        </w:rPr>
-        <w:t xml:space="preserve"> Li</w:t>
-      </w:r>
-      <w:r>
-        <w:rPr>
-          <w:sz w:val="26"/>
-          <w:szCs w:val="26"/>
-        </w:rPr>
-        <w:t>ệ</w:t>
-      </w:r>
-      <w:r>
-        <w:rPr>
-          <w:sz w:val="26"/>
-          <w:szCs w:val="26"/>
-        </w:rPr>
-        <w:t>u Âm Thanh</w:t>
-      </w:r>
-    </w:p>
-    <w:p>
-      <w:pPr>
-        <w:rPr>
-          <w:szCs w:val="26"/>
-        </w:rPr>
-      </w:pPr>
-      <w:r>
-        <w:rPr>
-          <w:szCs w:val="26"/>
-        </w:rPr>
-        <w:t>Thu thập dữ liệu là bước k</w:t>
-      </w:r>
-      <w:r>
-        <w:rPr>
-          <w:szCs w:val="26"/>
-        </w:rPr>
-        <w:t>hởi đầu quyết định chất lượng toàn hệ thống. Dữ liệu tốt phải đảm bảo mỗi file là một mẫu “sạch” (1 máy – 1 trạng thái), đủ dài để bộc lộ tính chu kỳ, và có nhãn khách quan để đánh giá.</w:t>
-      </w:r>
-    </w:p>
-    <w:p>
-      <w:pPr>
-        <w:pStyle w:val="Heading2"/>
-        <w:rPr>
-          <w:sz w:val="26"/>
-        </w:rPr>
-      </w:pPr>
-      <w:r>
-        <w:rPr>
-          <w:sz w:val="26"/>
-        </w:rPr>
         <w:lastRenderedPageBreak/>
-        <w:t>2.1 Mô t</w:t>
-      </w:r>
-      <w:r>
-        <w:rPr>
-          <w:sz w:val="26"/>
-        </w:rPr>
-        <w:t>ả</w:t>
-      </w:r>
-      <w:r>
-        <w:rPr>
-          <w:sz w:val="26"/>
-        </w:rPr>
-        <w:t xml:space="preserve"> d</w:t>
-      </w:r>
-      <w:r>
-        <w:rPr>
-          <w:sz w:val="26"/>
-        </w:rPr>
-        <w:t>ữ</w:t>
-      </w:r>
-      <w:r>
-        <w:rPr>
-          <w:sz w:val="26"/>
-        </w:rPr>
-        <w:t xml:space="preserve"> li</w:t>
-      </w:r>
-      <w:r>
-        <w:rPr>
-          <w:sz w:val="26"/>
-        </w:rPr>
-        <w:t>ệ</w:t>
-      </w:r>
-      <w:r>
-        <w:rPr>
-          <w:sz w:val="26"/>
-        </w:rPr>
-        <w:t>u</w:t>
-      </w:r>
+        <w:t>2.1 Mô tả dữ liệu</w:t>
+      </w:r>
+      <w:bookmarkEnd w:id="6"/>
     </w:p>
     <w:p>
       <w:pPr>
@@ -1412,7 +3087,10 @@
           </w:tcPr>
           <w:p>
             <w:r>
-              <w:t>C – diesel / máy dầu</w:t>
+              <w:t xml:space="preserve">C </w:t>
+            </w:r>
+            <w:r>
+              <w:t>– diesel / máy dầu</w:t>
             </w:r>
           </w:p>
         </w:tc>
@@ -1522,7 +3200,10 @@
           </w:tcPr>
           <w:p>
             <w:r>
-              <w:t>H – máy công nghiệp (đại diện)</w:t>
+              <w:t xml:space="preserve">H – máy </w:t>
+            </w:r>
+            <w:r>
+              <w:t>công nghiệp (đại diện)</w:t>
             </w:r>
           </w:p>
         </w:tc>
@@ -1690,7 +3371,7 @@
       <w:tr>
         <w:tc>
           <w:tcPr>
-            <w:tcW w:type="dxa" w:w="4320"/>
+            <w:tcW w:w="4320" w:type="dxa"/>
           </w:tcPr>
           <w:p>
             <w:r>
@@ -1700,7 +3381,7 @@
         </w:tc>
         <w:tc>
           <w:tcPr>
-            <w:tcW w:type="dxa" w:w="4320"/>
+            <w:tcW w:w="4320" w:type="dxa"/>
           </w:tcPr>
           <w:p>
             <w:r>
@@ -1712,7 +3393,7 @@
       <w:tr>
         <w:tc>
           <w:tcPr>
-            <w:tcW w:type="dxa" w:w="4320"/>
+            <w:tcW w:w="4320" w:type="dxa"/>
           </w:tcPr>
           <w:p>
             <w:r>
@@ -1722,7 +3403,7 @@
         </w:tc>
         <w:tc>
           <w:tcPr>
-            <w:tcW w:type="dxa" w:w="4320"/>
+            <w:tcW w:w="4320" w:type="dxa"/>
           </w:tcPr>
           <w:p>
             <w:r>
@@ -1767,33 +3448,159 @@
           <w:sz w:val="26"/>
         </w:rPr>
       </w:pPr>
+      <w:bookmarkStart w:id="7" w:name="_Toc242881905"/>
       <w:r>
         <w:rPr>
           <w:sz w:val="26"/>
         </w:rPr>
-        <w:t>2.2 Tiêu chí ch</w:t>
-      </w:r>
-      <w:r>
+        <w:t>2.2 Tiêu chí chọn file</w:t>
+      </w:r>
+      <w:bookmarkEnd w:id="7"/>
+    </w:p>
+    <w:p>
+      <w:pPr>
+        <w:rPr>
+          <w:szCs w:val="26"/>
+        </w:rPr>
+      </w:pPr>
+      <w:r>
+        <w:t>được áp dụng khi chọn file từ 3 nguồn:</w:t>
+      </w:r>
+    </w:p>
+    <w:p>
+      <w:pPr>
+        <w:pStyle w:val="ListBullet"/>
+        <w:rPr>
+          <w:szCs w:val="26"/>
+        </w:rPr>
+      </w:pPr>
+      <w:r>
+        <w:rPr>
+          <w:b/>
+          <w:szCs w:val="26"/>
+        </w:rPr>
+        <w:t xml:space="preserve">Một máy – một trạng thái: </w:t>
+      </w:r>
+      <w:r>
+        <w:rPr>
+          <w:szCs w:val="26"/>
+        </w:rPr>
+        <w:t>mỗi file chỉ chứa tiếng của 1 động cơ ở 1 trạng thái; file nào lẫn nhiều nguồn hoặc chuyển ga đột ngột trong file sẽ gây mờ vector trung bình nên bị loại từ khâu lấy mẫu.</w:t>
+      </w:r>
+    </w:p>
+    <w:p>
+      <w:pPr>
+        <w:pStyle w:val="ListBullet"/>
+        <w:rPr>
+          <w:szCs w:val="26"/>
+        </w:rPr>
+      </w:pPr>
+      <w:r>
+        <w:t>Độ dài phù hợp: 3–12 giây/file: tối thiểu vài giây để có đủ khung phân tích (hàng trăm frame 25 ms, riêng nhóm A–F ~5 s), nhóm G–H ~10–12 s để ước lượng thống kê ổn định hơn;</w:t>
+      </w:r>
+    </w:p>
+    <w:p>
+      <w:pPr>
+        <w:pStyle w:val="ListBullet"/>
+        <w:rPr>
+          <w:szCs w:val="26"/>
+        </w:rPr>
+      </w:pPr>
+      <w:r>
+        <w:t>Chất lượng âm thanh tốt, định dạng thống nhất: file đơn kênh 44,1/48 kHz, ít nhiễu nền; khi trích thực tế đều resample về 22.050 Hz và giữ mono để thống nhất</w:t>
+      </w:r>
+    </w:p>
+    <w:p>
+      <w:pPr>
+        <w:pStyle w:val="ListBullet"/>
+        <w:rPr>
+          <w:szCs w:val="26"/>
+        </w:rPr>
+      </w:pPr>
+      <w:r>
+        <w:t>Tính đại diện, tránh lệch: mỗi nhóm A–H lấy 62–63 file (tổng 500); nhóm G–H giữ đủ 5 mức RPM của bộ nguồn (idle_lowest_rpm 20, low 28, mid 27, high 24, very_high_rpm 25)</w:t>
+      </w:r>
+    </w:p>
+    <w:p>
+      <w:pPr>
+        <w:pStyle w:val="ListBullet"/>
+        <w:rPr>
+          <w:szCs w:val="26"/>
+        </w:rPr>
+      </w:pPr>
+      <w:r>
+        <w:t>Nhãn khách quan: nhóm (nhom A–H) và trạng thái (state_label) lấy từ nhãn gốc của từng nguồn; chỉ nhóm G–H có RPM/Torque ground-truth, các nhóm khác để trống và định nghĩa relevant theo cùng nhóm. Nguồn gốc từng nhóm và phân loại thật/proxy xem Bảng 2.1</w:t>
+      </w:r>
+    </w:p>
+    <w:p>
+      <w:pPr>
+        <w:rPr>
+          <w:szCs w:val="26"/>
+        </w:rPr>
+      </w:pPr>
+      <w:r>
+        <w:rPr>
+          <w:szCs w:val="26"/>
+        </w:rPr>
+        <w:lastRenderedPageBreak/>
+        <w:t>Tuân thủ các tiêu chí này giúp tập 500 file vừa đủ lớn để đánh giá (leave-one-out), vừa cân bằng để các phép so sánh cấu hình đặc trưng/độ đo có ý nghĩa thống kê.</w:t>
+      </w:r>
+    </w:p>
+    <w:p>
+      <w:pPr>
+        <w:pStyle w:val="Heading1"/>
         <w:rPr>
           <w:sz w:val="26"/>
-        </w:rPr>
-        <w:t>ọ</w:t>
-      </w:r>
+          <w:szCs w:val="26"/>
+        </w:rPr>
+      </w:pPr>
+      <w:bookmarkStart w:id="8" w:name="_Toc242881906"/>
       <w:r>
         <w:rPr>
           <w:sz w:val="26"/>
-        </w:rPr>
-        <w:t>n file</w:t>
-      </w:r>
-    </w:p>
-    <w:p>
-      <w:pPr>
-        <w:rPr>
-          <w:szCs w:val="26"/>
-        </w:rPr>
-      </w:pPr>
-      <w:r>
-        <w:t>được áp dụng khi chọn file từ 3 nguồn:</w:t>
+          <w:szCs w:val="26"/>
+        </w:rPr>
+        <w:t>Chương 3: Bộ Thuộc Tính (Đặc Trưng) và Nguyên Lý Trích Rút</w:t>
+      </w:r>
+      <w:bookmarkEnd w:id="8"/>
+    </w:p>
+    <w:p>
+      <w:pPr>
+        <w:rPr>
+          <w:szCs w:val="26"/>
+        </w:rPr>
+      </w:pPr>
+      <w:r>
+        <w:t>Tín hiệu âm thanh thô có chiều rất cao (hàng trăm nghìn mẫu/file) và không so sánh trực tiếp được. Chương này trình bày bộ 39 đặc trưng đã xây dựng – vừa giữ thông tin tương đồng (cùng loại máy thì gần nhau) vừa giữ thông tin khác biệt (khác trạng thái thì xa nhau) – cùng lý do lựa chọn và nguyên lý trích rút chuẩn ([1]).</w:t>
+      </w:r>
+    </w:p>
+    <w:p>
+      <w:pPr>
+        <w:pStyle w:val="Heading2"/>
+        <w:rPr>
+          <w:sz w:val="26"/>
+        </w:rPr>
+      </w:pPr>
+      <w:bookmarkStart w:id="9" w:name="_Toc242881907"/>
+      <w:r>
+        <w:rPr>
+          <w:sz w:val="26"/>
+        </w:rPr>
+        <w:t>3.1 Các thuộc tính trích rút từ file âm thanh</w:t>
+      </w:r>
+      <w:bookmarkEnd w:id="9"/>
+    </w:p>
+    <w:p>
+      <w:pPr>
+        <w:rPr>
+          <w:szCs w:val="26"/>
+        </w:rPr>
+      </w:pPr>
+      <w:r>
+        <w:rPr>
+          <w:szCs w:val="26"/>
+        </w:rPr>
+        <w:t>Từ mỗi file, sau tiền xử lý và phân tích khung, hệ thống thu được 3 nhóm thuộc tính, lưu trong 3 bảng SQLite:</w:t>
       </w:r>
     </w:p>
     <w:p>
@@ -1808,273 +3615,45 @@
           <w:b/>
           <w:szCs w:val="26"/>
         </w:rPr>
-        <w:t>Một máy – m</w:t>
-      </w:r>
+        <w:t xml:space="preserve">Nhóm định danh và kỹ thuật – bảng AudioFile: </w:t>
+      </w:r>
+      <w:r>
+        <w:rPr>
+          <w:szCs w:val="26"/>
+        </w:rPr>
+        <w:t>audiooid (khóa chính tự tăng), filepath, filename, duration_sec, samplerate. Cho biết file là gì, ở đâu, dài bao lâu – phục vụ quản trị và phát lại.</w:t>
+      </w:r>
+    </w:p>
+    <w:p>
+      <w:pPr>
+        <w:pStyle w:val="ListBullet"/>
+        <w:rPr>
+          <w:szCs w:val="26"/>
+        </w:rPr>
+      </w:pPr>
+      <w:r>
+        <w:t>state_label (on_dinh_5s, hon_hop_idle_rev và 5 mức RPM ở nhóm G–H), rpm_mean/std, torque_mean/std (chỉ nhóm G–H có, còn lại NULL). Đây là ground-truth để định nghĩa “liên quan thật” khi đánh giá (cùng nhóm; nhóm G–H thêm |Δrpm| ≤ 400), KHÔNG đưa vào vector tìm kiếm.</w:t>
+      </w:r>
+    </w:p>
+    <w:p>
+      <w:pPr>
+        <w:pStyle w:val="ListBullet"/>
+        <w:rPr>
+          <w:szCs w:val="26"/>
+        </w:rPr>
+      </w:pPr>
       <w:r>
         <w:rPr>
           <w:b/>
           <w:szCs w:val="26"/>
         </w:rPr>
-        <w:t xml:space="preserve">ột trạng thái: </w:t>
-      </w:r>
-      <w:r>
-        <w:rPr>
-          <w:szCs w:val="26"/>
-        </w:rPr>
-        <w:t>mỗi file chỉ chứa tiếng của 1 động cơ ở 1 trạng thái; file nào lẫn nhiều nguồn hoặc chuyển ga đột ngột trong file sẽ gây mờ vector trung bình nên bị loại từ khâu lấy mẫu.</w:t>
-      </w:r>
-    </w:p>
-    <w:p>
-      <w:pPr>
-        <w:pStyle w:val="ListBullet"/>
-        <w:rPr>
-          <w:szCs w:val="26"/>
-        </w:rPr>
-      </w:pPr>
-      <w:r>
-        <w:t>Độ dài phù hợp: 3–12 giây/file: tối thiểu vài giây để có đủ khung phân tích (hàng trăm frame 25 ms, riêng nhóm A–F ~5 s), nhóm G–H ~10–12 s để ước lượng thống kê ổn định hơn;</w:t>
-      </w:r>
-    </w:p>
-    <w:p>
-      <w:pPr>
-        <w:pStyle w:val="ListBullet"/>
-        <w:rPr>
-          <w:szCs w:val="26"/>
-        </w:rPr>
-      </w:pPr>
-      <w:r>
-        <w:t>Chất lượng âm thanh tốt, định dạng thống nhất: file đơn kênh 44,1/48 kHz, ít nhiễu nền; khi trích thực tế đều resample về 22.050 Hz và giữ mono để thống nhất</w:t>
-      </w:r>
-    </w:p>
-    <w:p>
-      <w:pPr>
-        <w:pStyle w:val="ListBullet"/>
-        <w:rPr>
-          <w:szCs w:val="26"/>
-        </w:rPr>
-      </w:pPr>
-      <w:r>
-        <w:t>Tính đại diện, tránh lệch: mỗi nhóm A–H lấy 62–63 file (tổng 500); nhóm G–H giữ đủ 5 mức RPM của bộ nguồn (idle_lowest_rpm 20, low 28, mid 27, high 24, very_high_rpm 25)</w:t>
-      </w:r>
-    </w:p>
-    <w:p>
-      <w:pPr>
-        <w:pStyle w:val="ListBullet"/>
-        <w:rPr>
-          <w:szCs w:val="26"/>
-        </w:rPr>
-      </w:pPr>
-      <w:r>
-        <w:t>Nhãn khách quan: nhóm (nhom A–H) và trạng thái (state_label) lấy từ nhãn gốc của từng nguồn; chỉ nhóm G–H có RPM/Torque ground-truth, các nhóm khác để trống và định nghĩa relevant theo cùng nhóm. Nguồn gốc từng nhóm và phân loại thật/proxy xem Bảng 2.1</w:t>
-      </w:r>
-    </w:p>
-    <w:p>
-      <w:pPr>
-        <w:rPr>
-          <w:szCs w:val="26"/>
-        </w:rPr>
-      </w:pPr>
-      <w:r>
-        <w:rPr>
-          <w:szCs w:val="26"/>
-        </w:rPr>
-        <w:t xml:space="preserve">Tuân thủ các tiêu chí này giúp tập 500 file vừa đủ lớn để đánh giá (leave-one-out), vừa cân bằng </w:t>
-      </w:r>
-      <w:r>
-        <w:rPr>
-          <w:szCs w:val="26"/>
-        </w:rPr>
-        <w:t>để các phép so sánh cấu hình đặc trưng/độ đo có ý nghĩa thống kê.</w:t>
-      </w:r>
-    </w:p>
-    <w:p>
-      <w:pPr>
-        <w:pStyle w:val="Heading1"/>
-        <w:rPr>
-          <w:sz w:val="26"/>
-          <w:szCs w:val="26"/>
-        </w:rPr>
-      </w:pPr>
-      <w:r>
-        <w:rPr>
-          <w:sz w:val="26"/>
-          <w:szCs w:val="26"/>
-        </w:rPr>
-        <w:t>Chương 3: B</w:t>
-      </w:r>
-      <w:r>
-        <w:rPr>
-          <w:sz w:val="26"/>
-          <w:szCs w:val="26"/>
-        </w:rPr>
-        <w:t>ộ</w:t>
-      </w:r>
-      <w:r>
-        <w:rPr>
-          <w:sz w:val="26"/>
-          <w:szCs w:val="26"/>
-        </w:rPr>
-        <w:t xml:space="preserve"> Thu</w:t>
-      </w:r>
-      <w:r>
-        <w:rPr>
-          <w:sz w:val="26"/>
-          <w:szCs w:val="26"/>
-        </w:rPr>
-        <w:t>ộ</w:t>
-      </w:r>
-      <w:r>
-        <w:rPr>
-          <w:sz w:val="26"/>
-          <w:szCs w:val="26"/>
-        </w:rPr>
-        <w:t>c Tính (Đ</w:t>
-      </w:r>
-      <w:r>
-        <w:rPr>
-          <w:sz w:val="26"/>
-          <w:szCs w:val="26"/>
-        </w:rPr>
-        <w:t>ặ</w:t>
-      </w:r>
-      <w:r>
-        <w:rPr>
-          <w:sz w:val="26"/>
-          <w:szCs w:val="26"/>
-        </w:rPr>
-        <w:t>c Trưng) và Nguyên Lý Trích Rút</w:t>
-      </w:r>
-    </w:p>
-    <w:p>
-      <w:pPr>
-        <w:rPr>
-          <w:szCs w:val="26"/>
-        </w:rPr>
-      </w:pPr>
-      <w:r>
-        <w:t>Tín hiệu âm thanh thô có chiều rất cao (hàng trăm nghìn mẫu/file) và không so sánh trực tiếp được. Chương này trình bày bộ 39 đặc trưng đã xây dựng – vừa giữ thông tin tương đồng (cùng loại máy thì gần nhau) vừa giữ thông tin khác biệt (khác trạng thái thì xa nhau) – cùng lý do lựa chọn và nguyên lý trích rút chuẩn ([1]).</w:t>
-      </w:r>
-    </w:p>
-    <w:p>
-      <w:pPr>
-        <w:pStyle w:val="Heading2"/>
-        <w:rPr>
-          <w:sz w:val="26"/>
-        </w:rPr>
-      </w:pPr>
-      <w:r>
-        <w:rPr>
-          <w:sz w:val="26"/>
-        </w:rPr>
-        <w:t>3.1 Các thu</w:t>
-      </w:r>
-      <w:r>
-        <w:rPr>
-          <w:sz w:val="26"/>
-        </w:rPr>
-        <w:t>ộ</w:t>
-      </w:r>
-      <w:r>
-        <w:rPr>
-          <w:sz w:val="26"/>
-        </w:rPr>
-        <w:t>c tính trích rút t</w:t>
-      </w:r>
-      <w:r>
-        <w:rPr>
-          <w:sz w:val="26"/>
-        </w:rPr>
-        <w:t>ừ</w:t>
-      </w:r>
-      <w:r>
-        <w:rPr>
-          <w:sz w:val="26"/>
-        </w:rPr>
-        <w:t xml:space="preserve"> file âm thanh</w:t>
-      </w:r>
-    </w:p>
-    <w:p>
-      <w:pPr>
-        <w:rPr>
-          <w:szCs w:val="26"/>
-        </w:rPr>
-      </w:pPr>
-      <w:r>
-        <w:rPr>
-          <w:szCs w:val="26"/>
-        </w:rPr>
-        <w:t>Từ mỗi fil</w:t>
-      </w:r>
-      <w:r>
-        <w:rPr>
-          <w:szCs w:val="26"/>
-        </w:rPr>
-        <w:t>e, sau tiền xử lý và phân tích khung, hệ thống thu được 3 nhóm thuộc tính, lưu trong 3 bảng SQLite:</w:t>
-      </w:r>
-    </w:p>
-    <w:p>
-      <w:pPr>
-        <w:pStyle w:val="ListBullet"/>
-        <w:rPr>
-          <w:szCs w:val="26"/>
-        </w:rPr>
-      </w:pPr>
-      <w:r>
-        <w:rPr>
-          <w:b/>
-          <w:szCs w:val="26"/>
-        </w:rPr>
-        <w:t xml:space="preserve">Nhóm định danh và kỹ thuật – bảng AudioFile: </w:t>
-      </w:r>
-      <w:r>
-        <w:rPr>
-          <w:szCs w:val="26"/>
-        </w:rPr>
-        <w:t>audiooid (khóa chính tự tăng), filepath, filename, duration_sec, samplerate. Cho biết file là gì, ở đâu, dài ba</w:t>
-      </w:r>
-      <w:r>
-        <w:rPr>
-          <w:szCs w:val="26"/>
-        </w:rPr>
-        <w:t>o lâu – phục vụ quản trị và phát lại.</w:t>
-      </w:r>
-    </w:p>
-    <w:p>
-      <w:pPr>
-        <w:pStyle w:val="ListBullet"/>
-        <w:rPr>
-          <w:szCs w:val="26"/>
-        </w:rPr>
-      </w:pPr>
-      <w:r>
-        <w:t>state_label (on_dinh_5s, hon_hop_idle_rev và 5 mức RPM ở nhóm G–H), rpm_mean/std, torque_mean/std (chỉ nhóm G–H có, còn lại NULL). Đây là ground-truth để định nghĩa “liên quan thật” khi đánh giá (cùng nhóm; nhóm G–H thêm |Δrpm| ≤ 400), KHÔNG đưa vào vector tìm kiếm.</w:t>
-      </w:r>
-    </w:p>
-    <w:p>
-      <w:pPr>
-        <w:pStyle w:val="ListBullet"/>
-        <w:rPr>
-          <w:szCs w:val="26"/>
-        </w:rPr>
-      </w:pPr>
-      <w:r>
-        <w:rPr>
-          <w:b/>
-          <w:szCs w:val="26"/>
-        </w:rPr>
         <w:t xml:space="preserve">Nhóm vector đặc trưng – bảng FeatureVector: </w:t>
       </w:r>
       <w:r>
         <w:rPr>
           <w:szCs w:val="26"/>
         </w:rPr>
-        <w:t>vector 39 chiều (lưu JSON trong bảng FeatureVector.vector_json), thứ tự cố định theo FEATURE_NAMES. Đây là đặc trưng cốt lõi cho tìm kiếm tương đồng: file nào nghe giống nhau sẽ có vector gần</w:t>
-      </w:r>
-      <w:r>
-        <w:rPr>
-          <w:szCs w:val="26"/>
-        </w:rPr>
-        <w:t xml:space="preserve"> nhau trong không gian 39 chiều.</w:t>
+        <w:t>vector 39 chiều (lưu JSON trong bảng FeatureVector.vector_json), thứ tự cố định theo FEATURE_NAMES. Đây là đặc trưng cốt lõi cho tìm kiếm tương đồng: file nào nghe giống nhau sẽ có vector gần nhau trong không gian 39 chiều.</w:t>
       </w:r>
     </w:p>
     <w:p>
@@ -2269,13 +3848,7 @@
               <w:rPr>
                 <w:szCs w:val="26"/>
               </w:rPr>
-              <w:t>Zero-Crossing Rate</w:t>
-            </w:r>
-            <w:r>
-              <w:rPr>
-                <w:szCs w:val="26"/>
-              </w:rPr>
-              <w:t xml:space="preserve"> (ZCR)</w:t>
+              <w:t>Zero-Crossing Rate (ZCR)</w:t>
             </w:r>
           </w:p>
         </w:tc>
@@ -2329,7 +3902,14 @@
               <w:rPr>
                 <w:szCs w:val="26"/>
               </w:rPr>
-              <w:t>Phân biệt tiếng gằn/rít (ZCR cao) với tiếng nổ trầm đều (ZCR thấp)</w:t>
+              <w:t xml:space="preserve">Phân biệt tiếng gằn/rít (ZCR cao) với tiếng nổ trầm đều </w:t>
+            </w:r>
+            <w:r>
+              <w:rPr>
+                <w:szCs w:val="26"/>
+              </w:rPr>
+              <w:lastRenderedPageBreak/>
+              <w:t>(ZCR thấp)</w:t>
             </w:r>
           </w:p>
         </w:tc>
@@ -2349,6 +3929,7 @@
               <w:rPr>
                 <w:szCs w:val="26"/>
               </w:rPr>
+              <w:lastRenderedPageBreak/>
               <w:t>Silence Ratio</w:t>
             </w:r>
           </w:p>
@@ -2403,14 +3984,7 @@
               <w:rPr>
                 <w:szCs w:val="26"/>
               </w:rPr>
-              <w:t xml:space="preserve">Phát hiện máy chạy ngắt quãng, bỏ </w:t>
-            </w:r>
-            <w:r>
-              <w:rPr>
-                <w:szCs w:val="26"/>
-              </w:rPr>
-              <w:lastRenderedPageBreak/>
-              <w:t>máy</w:t>
+              <w:t>Phát hiện máy chạy ngắt quãng, bỏ máy</w:t>
             </w:r>
           </w:p>
         </w:tc>
@@ -2430,7 +4004,6 @@
               <w:rPr>
                 <w:szCs w:val="26"/>
               </w:rPr>
-              <w:lastRenderedPageBreak/>
               <w:t>Spectral Centroid</w:t>
             </w:r>
           </w:p>
@@ -2467,13 +4040,7 @@
               <w:rPr>
                 <w:szCs w:val="26"/>
               </w:rPr>
-              <w:t xml:space="preserve">SC = </w:t>
-            </w:r>
-            <w:r>
-              <w:rPr>
-                <w:szCs w:val="26"/>
-              </w:rPr>
-              <w:t>Σ(fk·|X(k)|)/Σ|X(k)|</w:t>
+              <w:t>SC = Σ(fk·|X(k)|)/Σ|X(k)|</w:t>
             </w:r>
           </w:p>
         </w:tc>
@@ -2639,13 +4206,7 @@
               <w:rPr>
                 <w:szCs w:val="26"/>
               </w:rPr>
-              <w:t xml:space="preserve">Liên hệ trực </w:t>
-            </w:r>
-            <w:r>
-              <w:rPr>
-                <w:szCs w:val="26"/>
-              </w:rPr>
-              <w:t>tiếp RPM/60 × hệ số xy-lanh</w:t>
+              <w:t>Liên hệ trực tiếp RPM/60 × hệ số xy-lanh</w:t>
             </w:r>
           </w:p>
         </w:tc>
@@ -2793,13 +4354,7 @@
               <w:rPr>
                 <w:szCs w:val="26"/>
               </w:rPr>
-              <w:t>Mô tả âm sắc tổng thể, phân biệt máy cùng RPM nhưng khá</w:t>
-            </w:r>
-            <w:r>
-              <w:rPr>
-                <w:szCs w:val="26"/>
-              </w:rPr>
-              <w:t>c kết cấu</w:t>
+              <w:t>Mô tả âm sắc tổng thể, phân biệt máy cùng RPM nhưng khác kết cấu</w:t>
             </w:r>
           </w:p>
         </w:tc>
@@ -2834,54 +4389,26 @@
           <w:sz w:val="26"/>
         </w:rPr>
       </w:pPr>
+      <w:bookmarkStart w:id="10" w:name="_Toc242881908"/>
       <w:r>
         <w:rPr>
           <w:sz w:val="26"/>
         </w:rPr>
-        <w:t>3.2 Lý do ch</w:t>
-      </w:r>
-      <w:r>
-        <w:rPr>
-          <w:sz w:val="26"/>
-        </w:rPr>
-        <w:t>ọ</w:t>
-      </w:r>
-      <w:r>
-        <w:rPr>
-          <w:sz w:val="26"/>
-        </w:rPr>
-        <w:t>n các thu</w:t>
-      </w:r>
-      <w:r>
-        <w:rPr>
-          <w:sz w:val="26"/>
-        </w:rPr>
-        <w:t>ộ</w:t>
-      </w:r>
-      <w:r>
-        <w:rPr>
-          <w:sz w:val="26"/>
-        </w:rPr>
-        <w:t>c tính</w:t>
-      </w:r>
-    </w:p>
-    <w:p>
-      <w:pPr>
-        <w:rPr>
-          <w:szCs w:val="26"/>
-        </w:rPr>
-      </w:pPr>
-      <w:r>
-        <w:rPr>
-          <w:szCs w:val="26"/>
-        </w:rPr>
-        <w:t>Việc lựa chọn dựa trên mục tiêu kép: tìm sự tương đồng (cùng loại máy) và tìm sự khác biệt (khác trạng t</w:t>
-      </w:r>
-      <w:r>
-        <w:rPr>
-          <w:szCs w:val="26"/>
-        </w:rPr>
-        <w:t>hái). Dưới đây là lý giải cho từng nhóm:</w:t>
+        <w:t>3.2 Lý do chọn các thuộc tính</w:t>
+      </w:r>
+      <w:bookmarkEnd w:id="10"/>
+    </w:p>
+    <w:p>
+      <w:pPr>
+        <w:rPr>
+          <w:szCs w:val="26"/>
+        </w:rPr>
+      </w:pPr>
+      <w:r>
+        <w:rPr>
+          <w:szCs w:val="26"/>
+        </w:rPr>
+        <w:t>Việc lựa chọn dựa trên mục tiêu kép: tìm sự tương đồng (cùng loại máy) và tìm sự khác biệt (khác trạng thái). Dưới đây là lý giải cho từng nhóm:</w:t>
       </w:r>
     </w:p>
     <w:p>
@@ -2902,13 +4429,7 @@
         <w:rPr>
           <w:szCs w:val="26"/>
         </w:rPr>
-        <w:t>Cần thiết cho quản trị cơ bản và liên kết dữ liệu. audiooid là khóa chính nối 3 bảng và là cầu nối giữa kết quả vector và metadata chi tiết kh</w:t>
-      </w:r>
-      <w:r>
-        <w:rPr>
-          <w:szCs w:val="26"/>
-        </w:rPr>
-        <w:t>i hiển thị.</w:t>
+        <w:t>Cần thiết cho quản trị cơ bản và liên kết dữ liệu. audiooid là khóa chính nối 3 bảng và là cầu nối giữa kết quả vector và metadata chi tiết khi hiển thị.</w:t>
       </w:r>
     </w:p>
     <w:p>
@@ -2929,13 +4450,7 @@
         <w:rPr>
           <w:szCs w:val="26"/>
         </w:rPr>
-        <w:t>Cung cấp nhãn khách quan để định nghĩa relevant và phân tích lỗi. Không đưa RPM/Torque vào vector để tránh “gian lận” – hệ thống phải học được sự giống nhau từ âm thanh, còn RPM chỉ dù</w:t>
-      </w:r>
-      <w:r>
-        <w:rPr>
-          <w:szCs w:val="26"/>
-        </w:rPr>
-        <w:t>ng để chấm điểm.</w:t>
+        <w:t>Cung cấp nhãn khách quan để định nghĩa relevant và phân tích lỗi. Không đưa RPM/Torque vào vector để tránh “gian lận” – hệ thống phải học được sự giống nhau từ âm thanh, còn RPM chỉ dùng để chấm điểm.</w:t>
       </w:r>
     </w:p>
     <w:p>
@@ -2978,13 +4493,7 @@
         <w:rPr>
           <w:szCs w:val="26"/>
         </w:rPr>
-        <w:t>Phản ánh cấu trúc hài của động cơ (f0 ↔ RPM, harmonicity ↔ độ đều chu kỳ nổ, centroid/bandwidth ↔ vị trí và độ trải dải hài). Hai máy khác nhau có vị trí dải hài và hình dạng phổ khác nhau d</w:t>
-      </w:r>
-      <w:r>
-        <w:rPr>
-          <w:szCs w:val="26"/>
-        </w:rPr>
-        <w:t>ù cùng RPM.</w:t>
+        <w:t>Phản ánh cấu trúc hài của động cơ (f0 ↔ RPM, harmonicity ↔ độ đều chu kỳ nổ, centroid/bandwidth ↔ vị trí và độ trải dải hài). Hai máy khác nhau có vị trí dải hài và hình dạng phổ khác nhau dù cùng RPM.</w:t>
       </w:r>
     </w:p>
     <w:p>
@@ -3005,32 +4514,20 @@
         <w:rPr>
           <w:szCs w:val="26"/>
         </w:rPr>
-        <w:t>Mô tả âm sắc tổng thể trên thang Mel (gần cảm nhận tai người), bù cho các đặc trưng vật lý đơn lẻ. Thực nghiệm cho thấy MFCC đơn độc vẫn tìm được cùng loại máy nhưng thiếu thông tin năng lượng/chu kỳ nê</w:t>
-      </w:r>
-      <w:r>
-        <w:rPr>
-          <w:szCs w:val="26"/>
-        </w:rPr>
-        <w:t>n kém hơn bộ full khi phân biệt trạng thái.</w:t>
-      </w:r>
-    </w:p>
-    <w:p>
-      <w:pPr>
-        <w:rPr>
-          <w:szCs w:val="26"/>
-        </w:rPr>
-      </w:pPr>
-      <w:r>
-        <w:rPr>
-          <w:szCs w:val="26"/>
-        </w:rPr>
-        <w:t xml:space="preserve">Tóm lại, bộ thuộc tính tạo thành hệ thông tin toàn diện: định danh – mô tả – vector âm học. Sự kết hợp đặc trưng thời gian + tần số cho phép hệ thống vừa nhóm được cùng loại động cơ, vừa tách được các trạng thái </w:t>
-      </w:r>
-      <w:r>
-        <w:rPr>
-          <w:szCs w:val="26"/>
-        </w:rPr>
-        <w:t>làm việc khác nhau.</w:t>
+        <w:t>Mô tả âm sắc tổng thể trên thang Mel (gần cảm nhận tai người), bù cho các đặc trưng vật lý đơn lẻ. Thực nghiệm cho thấy MFCC đơn độc vẫn tìm được cùng loại máy nhưng thiếu thông tin năng lượng/chu kỳ nên kém hơn bộ full khi phân biệt trạng thái.</w:t>
+      </w:r>
+    </w:p>
+    <w:p>
+      <w:pPr>
+        <w:rPr>
+          <w:szCs w:val="26"/>
+        </w:rPr>
+      </w:pPr>
+      <w:r>
+        <w:rPr>
+          <w:szCs w:val="26"/>
+        </w:rPr>
+        <w:t>Tóm lại, bộ thuộc tính tạo thành hệ thông tin toàn diện: định danh – mô tả – vector âm học. Sự kết hợp đặc trưng thời gian + tần số cho phép hệ thống vừa nhóm được cùng loại động cơ, vừa tách được các trạng thái làm việc khác nhau.</w:t>
       </w:r>
     </w:p>
     <w:p>
@@ -3040,46 +4537,362 @@
           <w:sz w:val="26"/>
         </w:rPr>
       </w:pPr>
+      <w:bookmarkStart w:id="11" w:name="_Toc242881909"/>
       <w:r>
         <w:rPr>
           <w:sz w:val="26"/>
         </w:rPr>
-        <w:t>3.3 Nguyên lý trích rút các đ</w:t>
-      </w:r>
-      <w:r>
+        <w:t>3.3 Nguyên lý trích rút các đặc trưng của âm thanh</w:t>
+      </w:r>
+      <w:bookmarkEnd w:id="11"/>
+    </w:p>
+    <w:p>
+      <w:pPr>
+        <w:rPr>
+          <w:szCs w:val="26"/>
+        </w:rPr>
+      </w:pPr>
+      <w:r>
+        <w:t>Quy trình gồm 5 bước theo pipeline “Audio Feature Extraction” ([1]): tiền xử lý → chia khung → đặc trưng miền thời gian → STFT và đặc trưng miền tần số → tổng hợp mức segment. Cài đặt cụ thể trong feature_extraction.py:</w:t>
+      </w:r>
+    </w:p>
+    <w:p>
+      <w:pPr>
+        <w:pStyle w:val="Heading3"/>
+        <w:rPr>
+          <w:szCs w:val="26"/>
+        </w:rPr>
+      </w:pPr>
+      <w:bookmarkStart w:id="12" w:name="_Toc242881910"/>
+      <w:r>
+        <w:rPr>
+          <w:szCs w:val="26"/>
+        </w:rPr>
+        <w:t>1. Tiền xử lý và chia khung (Preprocessing &amp; Framing)</w:t>
+      </w:r>
+      <w:bookmarkEnd w:id="12"/>
+    </w:p>
+    <w:p>
+      <w:pPr>
+        <w:pStyle w:val="ListBullet"/>
+        <w:rPr>
+          <w:szCs w:val="26"/>
+        </w:rPr>
+      </w:pPr>
+      <w:r>
+        <w:t>đọc WAV đơn kênh (nhóm A–F) hoặc đa kênh (nhóm G–H: tách audio khỏi kênh RPM/Torque); resample thống nhất về 22.050 Hz</w:t>
+      </w:r>
+    </w:p>
+    <w:p>
+      <w:pPr>
+        <w:pStyle w:val="ListBullet"/>
+        <w:rPr>
+          <w:szCs w:val="26"/>
+        </w:rPr>
+      </w:pPr>
+      <w:r>
+        <w:t>Mỗi file nhóm A–F (~5 s) cho ra ~500 frame; nhóm G–H (~10–12 s) cho ~1.000 frame</w:t>
+      </w:r>
+    </w:p>
+    <w:p>
+      <w:pPr>
+        <w:pStyle w:val="Heading3"/>
+        <w:rPr>
+          <w:szCs w:val="26"/>
+        </w:rPr>
+      </w:pPr>
+      <w:bookmarkStart w:id="13" w:name="_Toc242881911"/>
+      <w:r>
+        <w:rPr>
+          <w:szCs w:val="26"/>
+        </w:rPr>
+        <w:t>2. Đặc trưng miền thời gian – đo năng lượng và độ gồ ghề trên từng khung</w:t>
+      </w:r>
+      <w:bookmarkEnd w:id="13"/>
+    </w:p>
+    <w:p>
+      <w:pPr>
+        <w:pStyle w:val="ListBullet"/>
+        <w:rPr>
+          <w:szCs w:val="26"/>
+        </w:rPr>
+      </w:pPr>
+      <w:r>
+        <w:rPr>
+          <w:b/>
+          <w:szCs w:val="26"/>
+        </w:rPr>
+        <w:t xml:space="preserve">Average Energy: </w:t>
+      </w:r>
+      <w:r>
+        <w:rPr>
+          <w:szCs w:val="26"/>
+        </w:rPr>
+        <w:t>E = (1/N)·Σx(n)². Khung máy gầm to có E lớn; khi tăng ga E tăng rõ rệt.</w:t>
+      </w:r>
+    </w:p>
+    <w:p>
+      <w:pPr>
+        <w:pStyle w:val="ListBullet"/>
+        <w:rPr>
+          <w:szCs w:val="26"/>
+        </w:rPr>
+      </w:pPr>
+      <w:r>
+        <w:rPr>
+          <w:b/>
+          <w:szCs w:val="26"/>
+        </w:rPr>
+        <w:t xml:space="preserve">Zero-Crossing Rate: </w:t>
+      </w:r>
+      <w:r>
+        <w:rPr>
+          <w:szCs w:val="26"/>
+        </w:rPr>
+        <w:t>ZCR = (1/2N)·Σ|sgn(x(n))−sgn(x(n−1))|. Tiếng rít/giòn có nhiều lần qua zero hơn tiếng trầm.</w:t>
+      </w:r>
+    </w:p>
+    <w:p>
+      <w:pPr>
+        <w:pStyle w:val="ListBullet"/>
+        <w:rPr>
+          <w:szCs w:val="26"/>
+        </w:rPr>
+      </w:pPr>
+      <w:r>
+        <w:t>Silence ratio (toàn file): tỉ lệ thời gian |x[n]| dưới ngưỡng (5% RMS toàn file) kéo dài liên tục ≥ 50 ms. Ví dụ: 8/60 = 0,133. Phát hiện máy nổ ngắt quãng.</w:t>
+      </w:r>
+    </w:p>
+    <w:p>
+      <w:pPr>
+        <w:pStyle w:val="Heading3"/>
+        <w:rPr>
+          <w:szCs w:val="26"/>
+        </w:rPr>
+      </w:pPr>
+      <w:bookmarkStart w:id="14" w:name="_Toc242881912"/>
+      <w:r>
+        <w:rPr>
+          <w:szCs w:val="26"/>
+        </w:rPr>
+        <w:t>3. Biến đổi STFT và đặc trưng miền tần số – “dấu vân tay” của động cơ</w:t>
+      </w:r>
+      <w:bookmarkEnd w:id="14"/>
+    </w:p>
+    <w:p>
+      <w:pPr>
+        <w:pStyle w:val="ListBullet"/>
+        <w:rPr>
+          <w:szCs w:val="26"/>
+        </w:rPr>
+      </w:pPr>
+      <w:r>
+        <w:rPr>
+          <w:b/>
+          <w:szCs w:val="26"/>
+        </w:rPr>
+        <w:t xml:space="preserve">STFT: </w:t>
+      </w:r>
+      <w:r>
+        <w:rPr>
+          <w:szCs w:val="26"/>
+        </w:rPr>
+        <w:t>S = |STFT(x)| với N_FFT = 2048, cửa sổ Hann; freqs = fft_frequencies. Phổ này là đầu vào cho mọi đặc trưng tần số và để vẽ spectrogram so sánh các set.</w:t>
+      </w:r>
+    </w:p>
+    <w:p>
+      <w:pPr>
+        <w:pStyle w:val="ListBullet"/>
+        <w:rPr>
+          <w:szCs w:val="26"/>
+        </w:rPr>
+      </w:pPr>
+      <w:r>
+        <w:rPr>
+          <w:b/>
+          <w:szCs w:val="26"/>
+        </w:rPr>
+        <w:lastRenderedPageBreak/>
+        <w:t xml:space="preserve">Spectral centroid: </w:t>
+      </w:r>
+      <w:r>
+        <w:rPr>
+          <w:szCs w:val="26"/>
+        </w:rPr>
+        <w:t>SC = Σ(fk·|X(k)|)/Σ|X(k)| – trọng tâm phổ (“độ sáng”). Máy tua cao có centroid cao hơn máy chạy không tải.</w:t>
+      </w:r>
+    </w:p>
+    <w:p>
+      <w:pPr>
+        <w:pStyle w:val="ListBullet"/>
+        <w:rPr>
+          <w:szCs w:val="26"/>
+        </w:rPr>
+      </w:pPr>
+      <w:r>
+        <w:rPr>
+          <w:b/>
+          <w:szCs w:val="26"/>
+        </w:rPr>
+        <w:t xml:space="preserve">Spectral bandwidth: </w:t>
+      </w:r>
+      <w:r>
+        <w:rPr>
+          <w:szCs w:val="26"/>
+        </w:rPr>
+        <w:t>hiệu fmax − fmin của các thành phần phổ vượt −3 dB so với đỉnh. Mỗi cấu hình máy có dải hoạt động đặc trưng.</w:t>
+      </w:r>
+    </w:p>
+    <w:p>
+      <w:pPr>
+        <w:pStyle w:val="ListBullet"/>
+        <w:rPr>
+          <w:szCs w:val="26"/>
+        </w:rPr>
+      </w:pPr>
+      <w:r>
+        <w:rPr>
+          <w:b/>
+          <w:szCs w:val="26"/>
+        </w:rPr>
+        <w:t xml:space="preserve">f0 và harmonicity: </w:t>
+      </w:r>
+      <w:r>
+        <w:rPr>
+          <w:szCs w:val="26"/>
+        </w:rPr>
+        <w:t>f0 bằng thuật toán YIN (fmin = 30 Hz, fmax = 2.000 Hz); harmonicity = năng lượng tại f, 2f…5f / tổng năng lượng phổ. f0 liên hệ trực tiếp RPM/60, harmonicity đo độ “sạch” của chu kỳ nổ.</w:t>
+      </w:r>
+    </w:p>
+    <w:p>
+      <w:pPr>
+        <w:pStyle w:val="ListBullet"/>
+        <w:rPr>
+          <w:szCs w:val="26"/>
+        </w:rPr>
+      </w:pPr>
+      <w:r>
+        <w:t>MFCC-13: đúng quy trình chuẩn ([1]): STFT → Mel filter bank → log → DCT → 13 hệ số/frame. Mô tả âm sắc, phân biệt máy cùng RPM nhưng khác kết cấu cơ khí.</w:t>
+      </w:r>
+    </w:p>
+    <w:p>
+      <w:pPr>
+        <w:pStyle w:val="Heading3"/>
+        <w:rPr>
+          <w:szCs w:val="26"/>
+        </w:rPr>
+      </w:pPr>
+      <w:bookmarkStart w:id="15" w:name="_Toc242881913"/>
+      <w:r>
+        <w:rPr>
+          <w:szCs w:val="26"/>
+        </w:rPr>
+        <w:t>4. Tổng hợp và chuẩn hóa – từ frame-level thành vector file-level</w:t>
+      </w:r>
+      <w:bookmarkEnd w:id="15"/>
+    </w:p>
+    <w:p>
+      <w:pPr>
+        <w:pStyle w:val="ListBullet"/>
+        <w:rPr>
+          <w:szCs w:val="26"/>
+        </w:rPr>
+      </w:pPr>
+      <w:r>
+        <w:t>Aggregation: với mỗi đặc trưng theo khung lấy mean + std toàn file (silence_ratio chỉ 1 giá trị) → vector 39 chiều theo đúng thứ tự FEATURE_NAMES. Đây là bước “Aggregation” (tổng hợp, [1]).</w:t>
+      </w:r>
+    </w:p>
+    <w:p>
+      <w:pPr>
+        <w:pStyle w:val="ListBullet"/>
+        <w:rPr>
+          <w:szCs w:val="26"/>
+        </w:rPr>
+      </w:pPr>
+      <w:r>
+        <w:t>Chuẩn hóa z-score: v′ = (v − mean_DB)/std_DB theo thống kê 500 vector trong CSDL (z-score, thực hiện trong EngineSoundIndex). Bắt buộc vì thang đo chênh lệch lớn (E ~ 0,1; centroid ~ 2.000 Hz; MFCC −100…50) – nếu không, centroid/MFCC sẽ lấn át các chiều còn lại. Đây cũng là cách khắc phục nhược điểm “vector-space query không tính tới khác biệt ý nghĩa giữa các thuộc tính” ([1]).</w:t>
+      </w:r>
+    </w:p>
+    <w:p>
+      <w:pPr>
+        <w:pStyle w:val="ListBullet"/>
+        <w:rPr>
+          <w:szCs w:val="26"/>
+        </w:rPr>
+      </w:pPr>
+      <w:r>
+        <w:rPr>
+          <w:b/>
+          <w:szCs w:val="26"/>
+        </w:rPr>
+        <w:t xml:space="preserve">Lưu trữ: </w:t>
+      </w:r>
+      <w:r>
+        <w:rPr>
+          <w:szCs w:val="26"/>
+        </w:rPr>
+        <w:t>lưu vào 3 bảng SQLite (AudioFile, EngineMetadata, FeatureVector); vector lưu dạng JSON để đọc lại bằng NumPy. Dữ liệu sau bước này sẵn sàng cho tìm kiếm.</w:t>
+      </w:r>
+    </w:p>
+    <w:p>
+      <w:pPr>
+        <w:rPr>
+          <w:szCs w:val="26"/>
+        </w:rPr>
+      </w:pPr>
+      <w:r>
+        <w:rPr>
+          <w:szCs w:val="26"/>
+        </w:rPr>
+        <w:t>Quá trình đa tầng này đảm bảo hệ thống không chỉ biết “máy kêu to hay nhỏ” mà còn biết “máy thuộc loại nào, đang chạy ở dải tua nào” – nền tảng cho tìm kiếm tương đồng chính xác.</w:t>
+      </w:r>
+    </w:p>
+    <w:p>
+      <w:pPr>
+        <w:pStyle w:val="Heading1"/>
         <w:rPr>
           <w:sz w:val="26"/>
-        </w:rPr>
-        <w:t>ặ</w:t>
-      </w:r>
+          <w:szCs w:val="26"/>
+        </w:rPr>
+      </w:pPr>
+      <w:bookmarkStart w:id="16" w:name="_Toc242881914"/>
       <w:r>
         <w:rPr>
           <w:sz w:val="26"/>
-        </w:rPr>
-        <w:t>c trưng c</w:t>
-      </w:r>
-      <w:r>
+          <w:szCs w:val="26"/>
+        </w:rPr>
+        <w:t>Chương 4: Kiến Trúc Hệ Thống và Quy Trình Hoạt Động</w:t>
+      </w:r>
+      <w:bookmarkEnd w:id="16"/>
+    </w:p>
+    <w:p>
+      <w:pPr>
+        <w:rPr>
+          <w:szCs w:val="26"/>
+        </w:rPr>
+      </w:pPr>
+      <w:r>
+        <w:rPr>
+          <w:szCs w:val="26"/>
+        </w:rPr>
+        <w:t>Chương này trình bày kiến trúc tổng thể, chức năng từng khối và luồng dữ liệu offline/online, đồng thời làm rõ quá trình trích rút – lưu trữ – sử dụng thuộc tính để thực hiện yêu cầu tìm kiếm top-5 của đề bài.</w:t>
+      </w:r>
+    </w:p>
+    <w:p>
+      <w:pPr>
+        <w:pStyle w:val="Heading2"/>
         <w:rPr>
           <w:sz w:val="26"/>
         </w:rPr>
-        <w:t>ủ</w:t>
-      </w:r>
+      </w:pPr>
+      <w:bookmarkStart w:id="17" w:name="_Toc242881915"/>
       <w:r>
         <w:rPr>
           <w:sz w:val="26"/>
         </w:rPr>
-        <w:t>a âm thanh</w:t>
-      </w:r>
-    </w:p>
-    <w:p>
-      <w:pPr>
-        <w:rPr>
-          <w:szCs w:val="26"/>
-        </w:rPr>
-      </w:pPr>
-      <w:r>
-        <w:t>Quy trình gồm 5 bước theo pipeline “Audio Feature Extraction” ([1]): tiền xử lý → chia khung → đặc trưng miền thời gian → STFT và đặc trưng miền tần số → tổng hợp mức segment. Cài đặt cụ thể trong feature_extraction.py:</w:t>
-      </w:r>
+        <w:t>4.1 Sơ đồ khối của hệ thống và quy trình thực hiện yêu cầu</w:t>
+      </w:r>
+      <w:bookmarkEnd w:id="17"/>
     </w:p>
     <w:p>
       <w:pPr>
@@ -3088,35 +4901,75 @@
           <w:szCs w:val="26"/>
         </w:rPr>
       </w:pPr>
-      <w:r>
-        <w:rPr>
-          <w:szCs w:val="26"/>
-        </w:rPr>
-        <w:t>1. Ti</w:t>
-      </w:r>
-      <w:r>
-        <w:rPr>
-          <w:szCs w:val="26"/>
-        </w:rPr>
-        <w:t>ề</w:t>
-      </w:r>
-      <w:r>
-        <w:rPr>
-          <w:szCs w:val="26"/>
-        </w:rPr>
-        <w:t>n x</w:t>
-      </w:r>
-      <w:r>
-        <w:rPr>
-          <w:szCs w:val="26"/>
-        </w:rPr>
-        <w:t>ử</w:t>
-      </w:r>
-      <w:r>
-        <w:rPr>
-          <w:szCs w:val="26"/>
-        </w:rPr>
-        <w:t xml:space="preserve"> lý và chia khung (Preprocessing &amp; Framing)</w:t>
+      <w:bookmarkStart w:id="18" w:name="_Toc242881916"/>
+      <w:r>
+        <w:rPr>
+          <w:szCs w:val="26"/>
+        </w:rPr>
+        <w:t>4.1.1 Sơ đồ khối tổng thể của hệ thống</w:t>
+      </w:r>
+      <w:bookmarkEnd w:id="18"/>
+    </w:p>
+    <w:p>
+      <w:pPr>
+        <w:rPr>
+          <w:szCs w:val="26"/>
+        </w:rPr>
+      </w:pPr>
+      <w:r>
+        <w:t>Hệ thống chia thành 2 giai đoạn theo kiến trúc CBAR tổng quát ([1]):</w:t>
+      </w:r>
+    </w:p>
+    <w:p>
+      <w:pPr>
+        <w:rPr>
+          <w:szCs w:val="26"/>
+        </w:rPr>
+      </w:pPr>
+      <w:r>
+        <w:lastRenderedPageBreak/>
+        <w:t>Thu thập 500 file (8 nhóm) → Tiền xử lý mono → Trích 39 chiều đặc trưng →</w:t>
+      </w:r>
+    </w:p>
+    <w:p>
+      <w:pPr>
+        <w:rPr>
+          <w:szCs w:val="26"/>
+        </w:rPr>
+      </w:pPr>
+      <w:r>
+        <w:rPr>
+          <w:szCs w:val="26"/>
+        </w:rPr>
+        <w:t>Giai đoạn Online (xử lý truy vấn): File âm thanh mới → Tiền xử lý → Trích 39 chiều → Chuẩn hóa z-score → So sánh tương đồng (cosine/L2/dot) với toàn bộ hoặc cụm gần nhất → Xếp hạng giảm dần → Top-5 kết quả.</w:t>
+      </w:r>
+    </w:p>
+    <w:p>
+      <w:pPr>
+        <w:jc w:val="center"/>
+        <w:rPr>
+          <w:szCs w:val="26"/>
+        </w:rPr>
+      </w:pPr>
+      <w:r>
+        <w:rPr>
+          <w:i/>
+          <w:szCs w:val="26"/>
+        </w:rPr>
+        <w:t>Hình 4.1: Sơ đồ khối tổng thể (vẽ trong báo cáo bản in: hộp Offline/CSDL ở dưới, luồng truy vấn Online ở trên, Streamlit ở biên).</w:t>
+      </w:r>
+    </w:p>
+    <w:p>
+      <w:pPr>
+        <w:rPr>
+          <w:szCs w:val="26"/>
+        </w:rPr>
+      </w:pPr>
+      <w:r>
+        <w:rPr>
+          <w:szCs w:val="26"/>
+        </w:rPr>
+        <w:t>Chú thích sơ đồ khối:</w:t>
       </w:r>
     </w:p>
     <w:p>
@@ -3127,7 +4980,17 @@
         </w:rPr>
       </w:pPr>
       <w:r>
-        <w:t>đọc WAV đơn kênh (nhóm A–F) hoặc đa kênh (nhóm G–H: tách audio khỏi kênh RPM/Torque); resample thống nhất về 22.050 Hz</w:t>
+        <w:rPr>
+          <w:b/>
+          <w:szCs w:val="26"/>
+        </w:rPr>
+        <w:t xml:space="preserve">Người dùng: </w:t>
+      </w:r>
+      <w:r>
+        <w:rPr>
+          <w:szCs w:val="26"/>
+        </w:rPr>
+        <w:t>tải file WAV mới lên và xem top-5 kết quả kèm điểm số, loại máy, trạng thái; nghe lại trực tiếp trên trình duyệt.</w:t>
       </w:r>
     </w:p>
     <w:p>
@@ -3138,7 +5001,71 @@
         </w:rPr>
       </w:pPr>
       <w:r>
-        <w:t>Mỗi file nhóm A–F (~5 s) cho ra ~500 frame; nhóm G–H (~10–12 s) cho ~1.000 frame</w:t>
+        <w:rPr>
+          <w:b/>
+          <w:szCs w:val="26"/>
+        </w:rPr>
+        <w:t xml:space="preserve">Giao diện người dùng (UI): </w:t>
+      </w:r>
+      <w:r>
+        <w:rPr>
+          <w:szCs w:val="26"/>
+        </w:rPr>
+        <w:t>ứng dụng Streamlit (app_demo.py): form tải file, bảng hiển thị 39 đặc trưng (kết quả trung gian), sidebar chọn độ đo cosine/l2/dot, top_k và chế độ cluster.</w:t>
+      </w:r>
+    </w:p>
+    <w:p>
+      <w:pPr>
+        <w:pStyle w:val="ListBullet"/>
+        <w:rPr>
+          <w:szCs w:val="26"/>
+        </w:rPr>
+      </w:pPr>
+      <w:r>
+        <w:rPr>
+          <w:b/>
+          <w:szCs w:val="26"/>
+        </w:rPr>
+        <w:t xml:space="preserve">Module Xử lý truy vấn &amp; Tìm kiếm: </w:t>
+      </w:r>
+      <w:r>
+        <w:rPr>
+          <w:szCs w:val="26"/>
+        </w:rPr>
+        <w:t>điều phối toàn bộ truy vấn: gọi extract_feature_vector, chuẩn hóa, gọi EngineSoundIndex.query hoặc query_clustered, sắp xếp và trả kết quả (search.py).</w:t>
+      </w:r>
+    </w:p>
+    <w:p>
+      <w:pPr>
+        <w:pStyle w:val="ListBullet"/>
+        <w:rPr>
+          <w:szCs w:val="26"/>
+        </w:rPr>
+      </w:pPr>
+      <w:r>
+        <w:t>Module Lưu trữ CSDL SQLite: file engine_sounds.db với 3 bảng; hàm load_all_vectors trả về ma trận n×39 và metadata – chính là “vector space database” ([1]).</w:t>
+      </w:r>
+    </w:p>
+    <w:p>
+      <w:pPr>
+        <w:pStyle w:val="ListBullet"/>
+        <w:rPr>
+          <w:szCs w:val="26"/>
+        </w:rPr>
+      </w:pPr>
+      <w:r>
+        <w:t>(database.py; dữ liệu đã sưu tầm sẵn trong dataset/).</w:t>
+      </w:r>
+    </w:p>
+    <w:p>
+      <w:pPr>
+        <w:pStyle w:val="ListBullet"/>
+        <w:rPr>
+          <w:szCs w:val="26"/>
+        </w:rPr>
+      </w:pPr>
+      <w:r>
+        <w:t>3 nguồn mở (Zenodo, ESC-50, Procedural) trong dataset/audio/ và file WAV do người dùng tải lên khi demo.</w:t>
       </w:r>
     </w:p>
     <w:p>
@@ -3148,108 +5075,226 @@
           <w:szCs w:val="26"/>
         </w:rPr>
       </w:pPr>
-      <w:r>
-        <w:rPr>
-          <w:szCs w:val="26"/>
-        </w:rPr>
-        <w:t>2. Đ</w:t>
-      </w:r>
-      <w:r>
-        <w:rPr>
-          <w:szCs w:val="26"/>
-        </w:rPr>
-        <w:t>ặ</w:t>
-      </w:r>
-      <w:r>
-        <w:rPr>
-          <w:szCs w:val="26"/>
-        </w:rPr>
-        <w:t>c trưng mi</w:t>
-      </w:r>
-      <w:r>
-        <w:rPr>
-          <w:szCs w:val="26"/>
-        </w:rPr>
-        <w:t>ề</w:t>
-      </w:r>
-      <w:r>
-        <w:rPr>
-          <w:szCs w:val="26"/>
-        </w:rPr>
-        <w:t>n th</w:t>
-      </w:r>
-      <w:r>
-        <w:rPr>
-          <w:szCs w:val="26"/>
-        </w:rPr>
-        <w:t>ờ</w:t>
-      </w:r>
-      <w:r>
-        <w:rPr>
-          <w:szCs w:val="26"/>
-        </w:rPr>
-        <w:t>i gian – đo năng lư</w:t>
-      </w:r>
-      <w:r>
-        <w:rPr>
-          <w:szCs w:val="26"/>
-        </w:rPr>
-        <w:t>ợ</w:t>
-      </w:r>
-      <w:r>
-        <w:rPr>
-          <w:szCs w:val="26"/>
-        </w:rPr>
-        <w:t>ng và đ</w:t>
-      </w:r>
-      <w:r>
-        <w:rPr>
-          <w:szCs w:val="26"/>
-        </w:rPr>
-        <w:t>ộ</w:t>
-      </w:r>
-      <w:r>
-        <w:rPr>
-          <w:szCs w:val="26"/>
-        </w:rPr>
-        <w:t xml:space="preserve"> g</w:t>
-      </w:r>
-      <w:r>
-        <w:rPr>
-          <w:szCs w:val="26"/>
-        </w:rPr>
-        <w:t>ồ</w:t>
-      </w:r>
-      <w:r>
-        <w:rPr>
-          <w:szCs w:val="26"/>
-        </w:rPr>
-        <w:t xml:space="preserve"> gh</w:t>
-      </w:r>
-      <w:r>
-        <w:rPr>
-          <w:szCs w:val="26"/>
-        </w:rPr>
-        <w:t>ề</w:t>
-      </w:r>
-      <w:r>
-        <w:rPr>
-          <w:szCs w:val="26"/>
-        </w:rPr>
-        <w:t xml:space="preserve"> trên t</w:t>
-      </w:r>
-      <w:r>
-        <w:rPr>
-          <w:szCs w:val="26"/>
-        </w:rPr>
-        <w:t>ừ</w:t>
-      </w:r>
-      <w:r>
-        <w:rPr>
-          <w:szCs w:val="26"/>
-        </w:rPr>
-        <w:t>ng khung</w:t>
-      </w:r>
+      <w:bookmarkStart w:id="19" w:name="_Toc242881917"/>
+      <w:r>
+        <w:rPr>
+          <w:szCs w:val="26"/>
+        </w:rPr>
+        <w:t>4.1.2 Quy trình thực hiện yêu cầu của đề bài</w:t>
+      </w:r>
+      <w:bookmarkEnd w:id="19"/>
+    </w:p>
+    <w:p>
+      <w:pPr>
+        <w:rPr>
+          <w:szCs w:val="26"/>
+        </w:rPr>
+      </w:pPr>
+      <w:r>
+        <w:rPr>
+          <w:szCs w:val="26"/>
+        </w:rPr>
+        <w:t>a. Giai đoạn Offline: Xây dựng cơ sở dữ liệu và chỉ mục tìm kiếm (thực hiện một lần cho mỗi file mới):</w:t>
+      </w:r>
+    </w:p>
+    <w:p>
+      <w:pPr>
+        <w:pStyle w:val="ListNumber"/>
+        <w:rPr>
+          <w:szCs w:val="26"/>
+        </w:rPr>
+      </w:pPr>
+      <w:r>
+        <w:t>lấy 500 file trong dataset/DanhSach.csv tại dataset/audio/ (đã sưu tầm sẵn từ 3 nguồn mở, tên chuẩn NHOM_Ten_STT)</w:t>
+      </w:r>
+    </w:p>
+    <w:p>
+      <w:pPr>
+        <w:pStyle w:val="ListNumber"/>
+        <w:rPr>
+          <w:szCs w:val="26"/>
+        </w:rPr>
+      </w:pPr>
+      <w:r>
+        <w:t>đọc WAV mono (nhóm A–F) hoặc WAV 4 kênh (nhóm G–H: giữ kênh 1–2 làm audio, kênh 3–4 làm nhãn RPM/Torque, không đưa vào vector).</w:t>
+      </w:r>
+    </w:p>
+    <w:p>
+      <w:pPr>
+        <w:pStyle w:val="ListNumber"/>
+        <w:rPr>
+          <w:szCs w:val="26"/>
+        </w:rPr>
+      </w:pPr>
+      <w:r>
+        <w:rPr>
+          <w:szCs w:val="26"/>
+        </w:rPr>
+        <w:t>Trích 39 chiều đặc trưng theo quy trình Chương 3 (feature_extraction.extract_feature_vector).</w:t>
+      </w:r>
+    </w:p>
+    <w:p>
+      <w:pPr>
+        <w:pStyle w:val="ListNumber"/>
+        <w:rPr>
+          <w:szCs w:val="26"/>
+        </w:rPr>
+      </w:pPr>
+      <w:r>
+        <w:t>Đọc nhãn descriptive từ dataset/DanhSach.csv (nhom A–H, state_label).</w:t>
+      </w:r>
+    </w:p>
+    <w:p>
+      <w:pPr>
+        <w:pStyle w:val="ListNumber"/>
+        <w:rPr>
+          <w:szCs w:val="26"/>
+        </w:rPr>
+      </w:pPr>
+      <w:r>
+        <w:rPr>
+          <w:szCs w:val="26"/>
+        </w:rPr>
+        <w:lastRenderedPageBreak/>
+        <w:t>Lưu trữ: ghi 1 dòng vào AudioFile (technical), 1 dòng vào EngineMetadata (descriptive), 1 dòng vào FeatureVector (vector JSON) – hàm insert_audio_record.</w:t>
+      </w:r>
+    </w:p>
+    <w:p>
+      <w:pPr>
+        <w:pStyle w:val="ListNumber"/>
+        <w:rPr>
+          <w:szCs w:val="26"/>
+        </w:rPr>
+      </w:pPr>
+      <w:r>
+        <w:rPr>
+          <w:szCs w:val="26"/>
+        </w:rPr>
+        <w:t>Tính thống kê chuẩn hóa (mean/std từng chiều trên 500 vector) khi khởi tạo EngineSoundIndex – dùng chung cho mọi truy vấn.</w:t>
+      </w:r>
+    </w:p>
+    <w:p>
+      <w:pPr>
+        <w:pStyle w:val="ListNumber"/>
+        <w:rPr>
+          <w:szCs w:val="26"/>
+        </w:rPr>
+      </w:pPr>
+      <w:r>
+        <w:t>Xây dựng cụm K-means (tùy chọn, n_clusters = 8 tương ứng 8 loại động cơ) để tăng tốc – centroid cụm đóng vai trò điểm vào chỉ mục ([1]).</w:t>
+      </w:r>
+    </w:p>
+    <w:p>
+      <w:pPr>
+        <w:rPr>
+          <w:szCs w:val="26"/>
+        </w:rPr>
+      </w:pPr>
+      <w:r>
+        <w:rPr>
+          <w:szCs w:val="26"/>
+        </w:rPr>
+        <w:t>b. Giai đoạn Online: Xử lý truy vấn tìm kiếm của người dùng (qua giao diện Streamlit):</w:t>
+      </w:r>
+    </w:p>
+    <w:p>
+      <w:pPr>
+        <w:pStyle w:val="ListNumber"/>
+        <w:rPr>
+          <w:szCs w:val="26"/>
+        </w:rPr>
+      </w:pPr>
+      <w:r>
+        <w:rPr>
+          <w:szCs w:val="26"/>
+        </w:rPr>
+        <w:t>Tiếp nhận truy vấn: người dùng tải lên 1 file WAV tiếng động cơ (loại đã có hoặc chưa có trong CSDL).</w:t>
+      </w:r>
+    </w:p>
+    <w:p>
+      <w:pPr>
+        <w:pStyle w:val="ListNumber"/>
+        <w:rPr>
+          <w:szCs w:val="26"/>
+        </w:rPr>
+      </w:pPr>
+      <w:r>
+        <w:rPr>
+          <w:szCs w:val="26"/>
+        </w:rPr>
+        <w:t>Tiền xử lý và trích đặc trưng: cùng pipeline offline cho ra vector truy vấn q_raw 39 chiều; chuẩn hóa q = (q_raw − mean)/std.</w:t>
+      </w:r>
+    </w:p>
+    <w:p>
+      <w:pPr>
+        <w:pStyle w:val="ListNumber"/>
+        <w:rPr>
+          <w:szCs w:val="26"/>
+        </w:rPr>
+      </w:pPr>
+      <w:r>
+        <w:t>So sánh tương đồng: tính điểm với từng vector trong CSDL bằng một trong 3 độ đo ([1]) – dot: S = ΣDk·Qk; cosine: S = (D·Q)/(|D|·|Q|); L2: dist = √Σ(Dk−Qk)² (trả về score = −dist để “cao hơn = tốt hơn”). Chế độ cluster chỉ tính chi tiết trên 2 cụm gần centroid nhất (multi-probe).</w:t>
+      </w:r>
+    </w:p>
+    <w:p>
+      <w:pPr>
+        <w:pStyle w:val="ListNumber"/>
+        <w:rPr>
+          <w:szCs w:val="26"/>
+        </w:rPr>
+      </w:pPr>
+      <w:r>
+        <w:rPr>
+          <w:szCs w:val="26"/>
+        </w:rPr>
+        <w:t>Xếp hạng: sắp xếp giảm dần theo điểm, lấy top-5; truy xuất metadata (filename, engine_set, state_label, rpm/torque) từ SQLite theo audiooid.</w:t>
+      </w:r>
+    </w:p>
+    <w:p>
+      <w:pPr>
+        <w:pStyle w:val="ListNumber"/>
+        <w:rPr>
+          <w:szCs w:val="26"/>
+        </w:rPr>
+      </w:pPr>
+      <w:r>
+        <w:rPr>
+          <w:szCs w:val="26"/>
+        </w:rPr>
+        <w:t>Hiển thị: bảng xếp hạng + điểm số + thông tin loại máy/trạng thái + phát lại audio; kèm bảng 39 đặc trưng của truy vấn để minh họa kết quả trung gian.</w:t>
+      </w:r>
+    </w:p>
+    <w:p>
+      <w:pPr>
+        <w:pStyle w:val="Heading2"/>
+        <w:rPr>
+          <w:sz w:val="26"/>
+        </w:rPr>
+      </w:pPr>
+      <w:bookmarkStart w:id="20" w:name="_Toc242881918"/>
+      <w:r>
+        <w:rPr>
+          <w:sz w:val="26"/>
+        </w:rPr>
+        <w:t>4.2 Quá trình trích rút, lưu trữ và sử dụng các thuộc tính</w:t>
+      </w:r>
+      <w:bookmarkEnd w:id="20"/>
+    </w:p>
+    <w:p>
+      <w:pPr>
+        <w:pStyle w:val="Heading3"/>
+        <w:rPr>
+          <w:szCs w:val="26"/>
+        </w:rPr>
+      </w:pPr>
+      <w:bookmarkStart w:id="21" w:name="_Toc242881919"/>
+      <w:r>
+        <w:rPr>
+          <w:szCs w:val="26"/>
+        </w:rPr>
+        <w:t>4.2.1 Quá trình trích rút thuộc tính</w:t>
+      </w:r>
+      <w:bookmarkEnd w:id="21"/>
     </w:p>
     <w:p>
       <w:pPr>
@@ -3263,27 +5308,13 @@
           <w:b/>
           <w:szCs w:val="26"/>
         </w:rPr>
-        <w:t xml:space="preserve">Average Energy: </w:t>
-      </w:r>
-      <w:r>
-        <w:rPr>
-          <w:szCs w:val="26"/>
-        </w:rPr>
-        <w:t>E = (1/</w:t>
-      </w:r>
-      <w:proofErr w:type="gramStart"/>
-      <w:r>
-        <w:rPr>
-          <w:szCs w:val="26"/>
-        </w:rPr>
-        <w:t>N)·</w:t>
-      </w:r>
-      <w:proofErr w:type="gramEnd"/>
-      <w:r>
-        <w:rPr>
-          <w:szCs w:val="26"/>
-        </w:rPr>
-        <w:t>Σx(n)². Khung máy gầm to có E lớn; khi tăng ga E tăng rõ rệt.</w:t>
+        <w:t xml:space="preserve">audiooid, filepath, filename, duration_sec, samplerate: </w:t>
+      </w:r>
+      <w:r>
+        <w:rPr>
+          <w:szCs w:val="26"/>
+        </w:rPr>
+        <w:t>thu thập khi nhập liệu; audiooid tự tăng đảm bảo duy nhất.</w:t>
       </w:r>
     </w:p>
     <w:p>
@@ -3294,48 +5325,28 @@
         </w:rPr>
       </w:pPr>
       <w:r>
+        <w:t>đọc từ dataset/DanhSach.csv (nhóm G–H kèm RPM/Torque ground-truth trong CSDL; nhóm A–F để trống).</w:t>
+      </w:r>
+    </w:p>
+    <w:p>
+      <w:pPr>
+        <w:pStyle w:val="ListBullet"/>
+        <w:rPr>
+          <w:szCs w:val="26"/>
+        </w:rPr>
+      </w:pPr>
+      <w:r>
         <w:rPr>
           <w:b/>
           <w:szCs w:val="26"/>
         </w:rPr>
-        <w:t xml:space="preserve">Zero-Crossing Rate: </w:t>
-      </w:r>
-      <w:r>
-        <w:rPr>
-          <w:szCs w:val="26"/>
-        </w:rPr>
-        <w:t>ZCR = (1/2</w:t>
-      </w:r>
-      <w:proofErr w:type="gramStart"/>
-      <w:r>
-        <w:rPr>
-          <w:szCs w:val="26"/>
-        </w:rPr>
-        <w:t>N)·</w:t>
-      </w:r>
-      <w:proofErr w:type="gramEnd"/>
-      <w:r>
-        <w:rPr>
-          <w:szCs w:val="26"/>
-        </w:rPr>
-        <w:t>Σ|sgn(x(n))−sgn(x(n−1))|. Tiếng rít/giòn có n</w:t>
-      </w:r>
-      <w:r>
-        <w:rPr>
-          <w:szCs w:val="26"/>
-        </w:rPr>
-        <w:t>hiều lần qua zero hơn tiếng trầm.</w:t>
-      </w:r>
-    </w:p>
-    <w:p>
-      <w:pPr>
-        <w:pStyle w:val="ListBullet"/>
-        <w:rPr>
-          <w:szCs w:val="26"/>
-        </w:rPr>
-      </w:pPr>
-      <w:r>
-        <w:t>Silence ratio (toàn file): tỉ lệ thời gian |x[n]| dưới ngưỡng (5% RMS toàn file) kéo dài liên tục ≥ 50 ms. Ví dụ: 8/60 = 0,133. Phát hiện máy nổ ngắt quãng.</w:t>
+        <w:t xml:space="preserve">vector 39 chiều: </w:t>
+      </w:r>
+      <w:r>
+        <w:rPr>
+          <w:szCs w:val="26"/>
+        </w:rPr>
+        <w:t>kết quả của extract_feature_vector (E, ZCR, silence, centroid, bandwidth, f0, harmonicity, MFCC-13 – mỗi thứ mean+std).</w:t>
       </w:r>
     </w:p>
     <w:p>
@@ -3345,1318 +5356,14 @@
           <w:szCs w:val="26"/>
         </w:rPr>
       </w:pPr>
-      <w:r>
-        <w:rPr>
-          <w:szCs w:val="26"/>
-        </w:rPr>
-        <w:lastRenderedPageBreak/>
-        <w:t>3. Bi</w:t>
-      </w:r>
-      <w:r>
-        <w:rPr>
-          <w:szCs w:val="26"/>
-        </w:rPr>
-        <w:t>ế</w:t>
-      </w:r>
-      <w:r>
-        <w:rPr>
-          <w:szCs w:val="26"/>
-        </w:rPr>
-        <w:t>n đ</w:t>
-      </w:r>
-      <w:r>
-        <w:rPr>
-          <w:szCs w:val="26"/>
-        </w:rPr>
-        <w:t>ổ</w:t>
-      </w:r>
-      <w:r>
-        <w:rPr>
-          <w:szCs w:val="26"/>
-        </w:rPr>
-        <w:t>i STFT và đ</w:t>
-      </w:r>
-      <w:r>
-        <w:rPr>
-          <w:szCs w:val="26"/>
-        </w:rPr>
-        <w:t>ặ</w:t>
-      </w:r>
-      <w:r>
-        <w:rPr>
-          <w:szCs w:val="26"/>
-        </w:rPr>
-        <w:t>c trưng mi</w:t>
-      </w:r>
-      <w:r>
-        <w:rPr>
-          <w:szCs w:val="26"/>
-        </w:rPr>
-        <w:t>ề</w:t>
-      </w:r>
-      <w:r>
-        <w:rPr>
-          <w:szCs w:val="26"/>
-        </w:rPr>
-        <w:t>n t</w:t>
-      </w:r>
-      <w:r>
-        <w:rPr>
-          <w:szCs w:val="26"/>
-        </w:rPr>
-        <w:t>ầ</w:t>
-      </w:r>
-      <w:r>
-        <w:rPr>
-          <w:szCs w:val="26"/>
-        </w:rPr>
-        <w:t>n s</w:t>
-      </w:r>
-      <w:r>
-        <w:rPr>
-          <w:szCs w:val="26"/>
-        </w:rPr>
-        <w:t>ố</w:t>
-      </w:r>
-      <w:r>
-        <w:rPr>
-          <w:szCs w:val="26"/>
-        </w:rPr>
-        <w:t xml:space="preserve"> – “d</w:t>
-      </w:r>
-      <w:r>
-        <w:rPr>
-          <w:szCs w:val="26"/>
-        </w:rPr>
-        <w:t>ấ</w:t>
-      </w:r>
-      <w:r>
-        <w:rPr>
-          <w:szCs w:val="26"/>
-        </w:rPr>
-        <w:t>u vân tay” c</w:t>
-      </w:r>
-      <w:r>
-        <w:rPr>
-          <w:szCs w:val="26"/>
-        </w:rPr>
-        <w:t>ủ</w:t>
-      </w:r>
-      <w:r>
-        <w:rPr>
-          <w:szCs w:val="26"/>
-        </w:rPr>
-        <w:t>a đ</w:t>
-      </w:r>
-      <w:r>
-        <w:rPr>
-          <w:szCs w:val="26"/>
-        </w:rPr>
-        <w:t>ộ</w:t>
-      </w:r>
-      <w:r>
-        <w:rPr>
-          <w:szCs w:val="26"/>
-        </w:rPr>
-        <w:t>ng cơ</w:t>
-      </w:r>
-    </w:p>
-    <w:p>
-      <w:pPr>
-        <w:pStyle w:val="ListBullet"/>
-        <w:rPr>
-          <w:szCs w:val="26"/>
-        </w:rPr>
-      </w:pPr>
-      <w:r>
-        <w:rPr>
-          <w:b/>
-          <w:szCs w:val="26"/>
-        </w:rPr>
-        <w:t xml:space="preserve">STFT: </w:t>
-      </w:r>
-      <w:r>
-        <w:rPr>
-          <w:szCs w:val="26"/>
-        </w:rPr>
-        <w:t>S = |STFT(x)| với N_FFT = 2048, cửa sổ Hann; freqs = fft_frequencies. Phổ này là đầu vào cho mọi đặc trưng tần số và để vẽ spectrogram so sánh các set.</w:t>
-      </w:r>
-    </w:p>
-    <w:p>
-      <w:pPr>
-        <w:pStyle w:val="ListBullet"/>
-        <w:rPr>
-          <w:szCs w:val="26"/>
-        </w:rPr>
-      </w:pPr>
-      <w:r>
-        <w:rPr>
-          <w:b/>
-          <w:szCs w:val="26"/>
-        </w:rPr>
-        <w:t xml:space="preserve">Spectral centroid: </w:t>
-      </w:r>
-      <w:r>
-        <w:rPr>
-          <w:szCs w:val="26"/>
-        </w:rPr>
-        <w:t>SC = Σ(fk·|X(k)|)/Σ|X(k)| – trọng tâm phổ (“độ sáng”). Máy tua cao c</w:t>
-      </w:r>
-      <w:r>
-        <w:rPr>
-          <w:szCs w:val="26"/>
-        </w:rPr>
-        <w:t>ó centroid cao hơn máy chạy không tải.</w:t>
-      </w:r>
-    </w:p>
-    <w:p>
-      <w:pPr>
-        <w:pStyle w:val="ListBullet"/>
-        <w:rPr>
-          <w:szCs w:val="26"/>
-        </w:rPr>
-      </w:pPr>
-      <w:r>
-        <w:rPr>
-          <w:b/>
-          <w:szCs w:val="26"/>
-        </w:rPr>
-        <w:t xml:space="preserve">Spectral bandwidth: </w:t>
-      </w:r>
-      <w:r>
-        <w:rPr>
-          <w:szCs w:val="26"/>
-        </w:rPr>
-        <w:t>hiệu fmax − fmin của các thành phần phổ vượt −3 dB so với đỉnh. Mỗi cấu hình máy có dải hoạt động đặc trưng.</w:t>
-      </w:r>
-    </w:p>
-    <w:p>
-      <w:pPr>
-        <w:pStyle w:val="ListBullet"/>
-        <w:rPr>
-          <w:szCs w:val="26"/>
-        </w:rPr>
-      </w:pPr>
-      <w:r>
-        <w:rPr>
-          <w:b/>
-          <w:szCs w:val="26"/>
-        </w:rPr>
-        <w:t xml:space="preserve">f0 và harmonicity: </w:t>
-      </w:r>
-      <w:r>
-        <w:rPr>
-          <w:szCs w:val="26"/>
-        </w:rPr>
-        <w:t>f0 bằng thuật toán YIN (fmin = 30 Hz, fmax = 2.000 Hz); harmonicity =</w:t>
-      </w:r>
-      <w:r>
-        <w:rPr>
-          <w:szCs w:val="26"/>
-        </w:rPr>
-        <w:t xml:space="preserve"> năng lượng tại f, 2f…5f / tổng năng lượng phổ. f0 liên hệ trực tiếp RPM/60, harmonicity đo độ “sạch” của chu kỳ nổ.</w:t>
-      </w:r>
-    </w:p>
-    <w:p>
-      <w:pPr>
-        <w:pStyle w:val="ListBullet"/>
-        <w:rPr>
-          <w:szCs w:val="26"/>
-        </w:rPr>
-      </w:pPr>
-      <w:r>
-        <w:t>MFCC-13: đúng quy trình chuẩn ([1]): STFT → Mel filter bank → log → DCT → 13 hệ số/frame. Mô tả âm sắc, phân biệt máy cùng RPM nhưng khác kết cấu cơ khí.</w:t>
-      </w:r>
-    </w:p>
-    <w:p>
-      <w:pPr>
-        <w:pStyle w:val="Heading3"/>
-        <w:rPr>
-          <w:szCs w:val="26"/>
-        </w:rPr>
-      </w:pPr>
-      <w:r>
-        <w:rPr>
-          <w:szCs w:val="26"/>
-        </w:rPr>
-        <w:t>4. T</w:t>
-      </w:r>
-      <w:r>
-        <w:rPr>
-          <w:szCs w:val="26"/>
-        </w:rPr>
-        <w:t>ổ</w:t>
-      </w:r>
-      <w:r>
-        <w:rPr>
-          <w:szCs w:val="26"/>
-        </w:rPr>
-        <w:t>ng h</w:t>
-      </w:r>
-      <w:r>
-        <w:rPr>
-          <w:szCs w:val="26"/>
-        </w:rPr>
-        <w:t>ợ</w:t>
-      </w:r>
-      <w:r>
-        <w:rPr>
-          <w:szCs w:val="26"/>
-        </w:rPr>
-        <w:t>p và chu</w:t>
-      </w:r>
-      <w:r>
-        <w:rPr>
-          <w:szCs w:val="26"/>
-        </w:rPr>
-        <w:t>ẩ</w:t>
-      </w:r>
-      <w:r>
-        <w:rPr>
-          <w:szCs w:val="26"/>
-        </w:rPr>
-        <w:t>n hóa – t</w:t>
-      </w:r>
-      <w:r>
-        <w:rPr>
-          <w:szCs w:val="26"/>
-        </w:rPr>
-        <w:t>ừ</w:t>
-      </w:r>
-      <w:r>
-        <w:rPr>
-          <w:szCs w:val="26"/>
-        </w:rPr>
-        <w:t xml:space="preserve"> frame-level thành vector file-level</w:t>
-      </w:r>
-    </w:p>
-    <w:p>
-      <w:pPr>
-        <w:pStyle w:val="ListBullet"/>
-        <w:rPr>
-          <w:szCs w:val="26"/>
-        </w:rPr>
-      </w:pPr>
-      <w:r>
-        <w:t>Aggregation: với mỗi đặc trưng theo khung lấy mean + std toàn file (silence_ratio chỉ 1 giá trị) → vector 39 chiều theo đúng thứ tự FEATURE_NAMES. Đây là bước “Aggregation” (tổng hợp, [1]).</w:t>
-      </w:r>
-    </w:p>
-    <w:p>
-      <w:pPr>
-        <w:pStyle w:val="ListBullet"/>
-        <w:rPr>
-          <w:szCs w:val="26"/>
-        </w:rPr>
-      </w:pPr>
-      <w:r>
-        <w:t>Chuẩn hóa z-score: v′ = (v − mean_DB)/std_DB theo thống kê 500 vector trong CSDL (z-score, thực hiện trong EngineSoundIndex). Bắt buộc vì thang đo chênh lệch lớn (E ~ 0,1; centroid ~ 2.000 Hz; MFCC −100…50) – nếu không, centroid/MFCC sẽ lấn át các chiều còn lại. Đây cũng là cách khắc phục nhược điểm “vector-space query không tính tới khác biệt ý nghĩa giữa các thuộc tính” ([1]).</w:t>
-      </w:r>
-    </w:p>
-    <w:p>
-      <w:pPr>
-        <w:pStyle w:val="ListBullet"/>
-        <w:rPr>
-          <w:szCs w:val="26"/>
-        </w:rPr>
-      </w:pPr>
-      <w:r>
-        <w:rPr>
-          <w:b/>
-          <w:szCs w:val="26"/>
-        </w:rPr>
-        <w:t xml:space="preserve">Lưu trữ: </w:t>
-      </w:r>
-      <w:r>
-        <w:rPr>
-          <w:szCs w:val="26"/>
-        </w:rPr>
-        <w:t>lưu vào 3 bảng SQLite (AudioFile, EngineMetadata, FeatureVector); vector lưu dạng JSON để đọc lại b</w:t>
-      </w:r>
-      <w:r>
-        <w:rPr>
-          <w:szCs w:val="26"/>
-        </w:rPr>
-        <w:t>ằng NumPy. Dữ liệu sau bước này sẵn sàng cho tìm kiếm.</w:t>
-      </w:r>
-    </w:p>
-    <w:p>
-      <w:pPr>
-        <w:rPr>
-          <w:szCs w:val="26"/>
-        </w:rPr>
-      </w:pPr>
-      <w:r>
-        <w:rPr>
-          <w:szCs w:val="26"/>
-        </w:rPr>
-        <w:t>Quá trình đa tầng này đảm bảo hệ thống không chỉ biết “máy kêu to hay nhỏ” mà còn biết “máy thuộc loại nào, đang chạy ở dải tua nào” – nền tảng cho tìm kiếm tương đồng chính xác.</w:t>
-      </w:r>
-    </w:p>
-    <w:p>
-      <w:pPr>
-        <w:pStyle w:val="Heading1"/>
-        <w:rPr>
-          <w:sz w:val="26"/>
-          <w:szCs w:val="26"/>
-        </w:rPr>
-      </w:pPr>
-      <w:r>
-        <w:rPr>
-          <w:sz w:val="26"/>
-          <w:szCs w:val="26"/>
-        </w:rPr>
-        <w:t>Chương 4: Ki</w:t>
-      </w:r>
-      <w:r>
-        <w:rPr>
-          <w:sz w:val="26"/>
-          <w:szCs w:val="26"/>
-        </w:rPr>
-        <w:t>ế</w:t>
-      </w:r>
-      <w:r>
-        <w:rPr>
-          <w:sz w:val="26"/>
-          <w:szCs w:val="26"/>
-        </w:rPr>
-        <w:t>n Trúc H</w:t>
-      </w:r>
-      <w:r>
-        <w:rPr>
-          <w:sz w:val="26"/>
-          <w:szCs w:val="26"/>
-        </w:rPr>
-        <w:t>ệ</w:t>
-      </w:r>
-      <w:r>
-        <w:rPr>
-          <w:sz w:val="26"/>
-          <w:szCs w:val="26"/>
-        </w:rPr>
-        <w:t xml:space="preserve"> Th</w:t>
-      </w:r>
-      <w:r>
-        <w:rPr>
-          <w:sz w:val="26"/>
-          <w:szCs w:val="26"/>
-        </w:rPr>
-        <w:t>ố</w:t>
-      </w:r>
-      <w:r>
-        <w:rPr>
-          <w:sz w:val="26"/>
-          <w:szCs w:val="26"/>
-        </w:rPr>
-        <w:t>ng và Quy Trình Ho</w:t>
-      </w:r>
-      <w:r>
-        <w:rPr>
-          <w:sz w:val="26"/>
-          <w:szCs w:val="26"/>
-        </w:rPr>
-        <w:t>ạ</w:t>
-      </w:r>
-      <w:r>
-        <w:rPr>
-          <w:sz w:val="26"/>
-          <w:szCs w:val="26"/>
-        </w:rPr>
-        <w:t>t Đ</w:t>
-      </w:r>
-      <w:r>
-        <w:rPr>
-          <w:sz w:val="26"/>
-          <w:szCs w:val="26"/>
-        </w:rPr>
-        <w:t>ộ</w:t>
-      </w:r>
-      <w:r>
-        <w:rPr>
-          <w:sz w:val="26"/>
-          <w:szCs w:val="26"/>
-        </w:rPr>
-        <w:t>ng</w:t>
-      </w:r>
-    </w:p>
-    <w:p>
-      <w:pPr>
-        <w:rPr>
-          <w:szCs w:val="26"/>
-        </w:rPr>
-      </w:pPr>
-      <w:r>
-        <w:rPr>
-          <w:szCs w:val="26"/>
-        </w:rPr>
-        <w:t>Chương này trình bày kiến trúc tổng thể, chức năng từng khối và luồng dữ liệu offline/online, đồng thời làm rõ quá trình trích rút – lưu trữ – sử dụng thuộc tính để thực hiện yêu cầu tìm kiếm top-5 của đề bài.</w:t>
-      </w:r>
-    </w:p>
-    <w:p>
-      <w:pPr>
-        <w:pStyle w:val="Heading2"/>
-        <w:rPr>
-          <w:sz w:val="26"/>
-        </w:rPr>
-      </w:pPr>
-      <w:r>
-        <w:rPr>
-          <w:sz w:val="26"/>
-        </w:rPr>
-        <w:lastRenderedPageBreak/>
-        <w:t>4.1 Sơ đ</w:t>
-      </w:r>
-      <w:r>
-        <w:rPr>
-          <w:sz w:val="26"/>
-        </w:rPr>
-        <w:t>ồ</w:t>
-      </w:r>
-      <w:r>
-        <w:rPr>
-          <w:sz w:val="26"/>
-        </w:rPr>
-        <w:t xml:space="preserve"> kh</w:t>
-      </w:r>
-      <w:r>
-        <w:rPr>
-          <w:sz w:val="26"/>
-        </w:rPr>
-        <w:t>ố</w:t>
-      </w:r>
-      <w:r>
-        <w:rPr>
-          <w:sz w:val="26"/>
-        </w:rPr>
-        <w:t>i c</w:t>
-      </w:r>
-      <w:r>
-        <w:rPr>
-          <w:sz w:val="26"/>
-        </w:rPr>
-        <w:t>ủ</w:t>
-      </w:r>
-      <w:r>
-        <w:rPr>
-          <w:sz w:val="26"/>
-        </w:rPr>
-        <w:t>a h</w:t>
-      </w:r>
-      <w:r>
-        <w:rPr>
-          <w:sz w:val="26"/>
-        </w:rPr>
-        <w:t>ệ</w:t>
-      </w:r>
-      <w:r>
-        <w:rPr>
-          <w:sz w:val="26"/>
-        </w:rPr>
-        <w:t xml:space="preserve"> th</w:t>
-      </w:r>
-      <w:r>
-        <w:rPr>
-          <w:sz w:val="26"/>
-        </w:rPr>
-        <w:t>ố</w:t>
-      </w:r>
-      <w:r>
-        <w:rPr>
-          <w:sz w:val="26"/>
-        </w:rPr>
-        <w:t>ng và quy trình th</w:t>
-      </w:r>
-      <w:r>
-        <w:rPr>
-          <w:sz w:val="26"/>
-        </w:rPr>
-        <w:t>ự</w:t>
-      </w:r>
-      <w:r>
-        <w:rPr>
-          <w:sz w:val="26"/>
-        </w:rPr>
-        <w:t>c hi</w:t>
-      </w:r>
-      <w:r>
-        <w:rPr>
-          <w:sz w:val="26"/>
-        </w:rPr>
-        <w:t>ệ</w:t>
-      </w:r>
-      <w:r>
-        <w:rPr>
-          <w:sz w:val="26"/>
-        </w:rPr>
-        <w:t>n yêu c</w:t>
-      </w:r>
-      <w:r>
-        <w:rPr>
-          <w:sz w:val="26"/>
-        </w:rPr>
-        <w:t>ầ</w:t>
-      </w:r>
-      <w:r>
-        <w:rPr>
-          <w:sz w:val="26"/>
-        </w:rPr>
-        <w:t>u</w:t>
-      </w:r>
-    </w:p>
-    <w:p>
-      <w:pPr>
-        <w:pStyle w:val="Heading3"/>
-        <w:rPr>
-          <w:szCs w:val="26"/>
-        </w:rPr>
-      </w:pPr>
-      <w:r>
-        <w:rPr>
-          <w:szCs w:val="26"/>
-        </w:rPr>
-        <w:t>4.1.1 Sơ đ</w:t>
-      </w:r>
-      <w:r>
-        <w:rPr>
-          <w:szCs w:val="26"/>
-        </w:rPr>
-        <w:t>ồ</w:t>
-      </w:r>
-      <w:r>
-        <w:rPr>
-          <w:szCs w:val="26"/>
-        </w:rPr>
-        <w:t xml:space="preserve"> kh</w:t>
-      </w:r>
-      <w:r>
-        <w:rPr>
-          <w:szCs w:val="26"/>
-        </w:rPr>
-        <w:t>ố</w:t>
-      </w:r>
-      <w:r>
-        <w:rPr>
-          <w:szCs w:val="26"/>
-        </w:rPr>
-        <w:t>i t</w:t>
-      </w:r>
-      <w:r>
-        <w:rPr>
-          <w:szCs w:val="26"/>
-        </w:rPr>
-        <w:t>ổ</w:t>
-      </w:r>
-      <w:r>
-        <w:rPr>
-          <w:szCs w:val="26"/>
-        </w:rPr>
-        <w:t>ng th</w:t>
-      </w:r>
-      <w:r>
-        <w:rPr>
-          <w:szCs w:val="26"/>
-        </w:rPr>
-        <w:t>ể</w:t>
-      </w:r>
-      <w:r>
-        <w:rPr>
-          <w:szCs w:val="26"/>
-        </w:rPr>
-        <w:t xml:space="preserve"> c</w:t>
-      </w:r>
-      <w:r>
-        <w:rPr>
-          <w:szCs w:val="26"/>
-        </w:rPr>
-        <w:t>ủ</w:t>
-      </w:r>
-      <w:r>
-        <w:rPr>
-          <w:szCs w:val="26"/>
-        </w:rPr>
-        <w:t>a h</w:t>
-      </w:r>
-      <w:r>
-        <w:rPr>
-          <w:szCs w:val="26"/>
-        </w:rPr>
-        <w:t>ệ</w:t>
-      </w:r>
-      <w:r>
-        <w:rPr>
-          <w:szCs w:val="26"/>
-        </w:rPr>
-        <w:t xml:space="preserve"> th</w:t>
-      </w:r>
-      <w:r>
-        <w:rPr>
-          <w:szCs w:val="26"/>
-        </w:rPr>
-        <w:t>ố</w:t>
-      </w:r>
-      <w:r>
-        <w:rPr>
-          <w:szCs w:val="26"/>
-        </w:rPr>
-        <w:t>ng</w:t>
-      </w:r>
-    </w:p>
-    <w:p>
-      <w:pPr>
-        <w:rPr>
-          <w:szCs w:val="26"/>
-        </w:rPr>
-      </w:pPr>
-      <w:r>
-        <w:t>Hệ thống chia thành 2 giai đoạn theo kiến trúc CBAR tổng quát ([1]):</w:t>
-      </w:r>
-    </w:p>
-    <w:p>
-      <w:pPr>
-        <w:rPr>
-          <w:szCs w:val="26"/>
-        </w:rPr>
-      </w:pPr>
-      <w:r>
-        <w:t>Thu thập 500 file (8 nhóm) → Tiền xử lý mono → Trích 39 chiều đặc trưng →</w:t>
-      </w:r>
-    </w:p>
-    <w:p>
-      <w:pPr>
-        <w:rPr>
-          <w:szCs w:val="26"/>
-        </w:rPr>
-      </w:pPr>
-      <w:r>
-        <w:rPr>
-          <w:szCs w:val="26"/>
-        </w:rPr>
-        <w:t xml:space="preserve">Giai đoạn Online (xử lý truy vấn): File âm thanh mới → Tiền xử lý → Trích 39 chiều → Chuẩn hóa z-score → So sánh tương đồng (cosine/L2/dot) với toàn bộ hoặc cụm gần nhất </w:t>
-      </w:r>
-      <w:r>
-        <w:rPr>
-          <w:szCs w:val="26"/>
-        </w:rPr>
-        <w:t>→ Xếp hạng giảm dần → Top-5 kết quả.</w:t>
-      </w:r>
-    </w:p>
-    <w:p>
-      <w:pPr>
-        <w:jc w:val="center"/>
-        <w:rPr>
-          <w:szCs w:val="26"/>
-        </w:rPr>
-      </w:pPr>
-      <w:r>
-        <w:rPr>
-          <w:i/>
-          <w:szCs w:val="26"/>
-        </w:rPr>
-        <w:t>Hình 4.1: Sơ đồ khối tổng thể (vẽ trong báo cáo bản in: hộp Offline/CSDL ở dưới, luồng truy vấn Online ở trên, Streamlit ở biên).</w:t>
-      </w:r>
-    </w:p>
-    <w:p>
-      <w:pPr>
-        <w:rPr>
-          <w:szCs w:val="26"/>
-        </w:rPr>
-      </w:pPr>
-      <w:r>
-        <w:rPr>
-          <w:szCs w:val="26"/>
-        </w:rPr>
-        <w:t>Chú thích sơ đồ khối:</w:t>
-      </w:r>
-    </w:p>
-    <w:p>
-      <w:pPr>
-        <w:pStyle w:val="ListBullet"/>
-        <w:rPr>
-          <w:szCs w:val="26"/>
-        </w:rPr>
-      </w:pPr>
-      <w:r>
-        <w:rPr>
-          <w:b/>
-          <w:szCs w:val="26"/>
-        </w:rPr>
-        <w:t xml:space="preserve">Người dùng: </w:t>
-      </w:r>
-      <w:r>
-        <w:rPr>
-          <w:szCs w:val="26"/>
-        </w:rPr>
-        <w:t xml:space="preserve">tải file WAV mới lên và xem top-5 kết quả kèm điểm số, </w:t>
-      </w:r>
-      <w:r>
-        <w:rPr>
-          <w:szCs w:val="26"/>
-        </w:rPr>
-        <w:t>loại máy, trạng thái; nghe lại trực tiếp trên trình duyệt.</w:t>
-      </w:r>
-    </w:p>
-    <w:p>
-      <w:pPr>
-        <w:pStyle w:val="ListBullet"/>
-        <w:rPr>
-          <w:szCs w:val="26"/>
-        </w:rPr>
-      </w:pPr>
-      <w:r>
-        <w:rPr>
-          <w:b/>
-          <w:szCs w:val="26"/>
-        </w:rPr>
-        <w:t xml:space="preserve">Giao diện người dùng (UI): </w:t>
-      </w:r>
-      <w:r>
-        <w:rPr>
-          <w:szCs w:val="26"/>
-        </w:rPr>
-        <w:t>ứng dụng Streamlit (app_demo.py): form tải file, bảng hiển thị 39 đặc trưng (kết quả trung gian), sidebar chọn độ đo cosine/l2/dot, top_k và chế độ cluster.</w:t>
-      </w:r>
-    </w:p>
-    <w:p>
-      <w:pPr>
-        <w:pStyle w:val="ListBullet"/>
-        <w:rPr>
-          <w:szCs w:val="26"/>
-        </w:rPr>
-      </w:pPr>
-      <w:r>
-        <w:rPr>
-          <w:b/>
-          <w:szCs w:val="26"/>
-        </w:rPr>
-        <w:t xml:space="preserve">Module Xử lý </w:t>
-      </w:r>
-      <w:r>
-        <w:rPr>
-          <w:b/>
-          <w:szCs w:val="26"/>
-        </w:rPr>
-        <w:t xml:space="preserve">truy vấn &amp; Tìm kiếm: </w:t>
-      </w:r>
-      <w:r>
-        <w:rPr>
-          <w:szCs w:val="26"/>
-        </w:rPr>
-        <w:t>điều phối toàn bộ truy vấn: gọi extract_feature_vector, chuẩn hóa, gọi EngineSoundIndex.query hoặc query_clustered, sắp xếp và trả kết quả (search.py).</w:t>
-      </w:r>
-    </w:p>
-    <w:p>
-      <w:pPr>
-        <w:pStyle w:val="ListBullet"/>
-        <w:rPr>
-          <w:szCs w:val="26"/>
-        </w:rPr>
-      </w:pPr>
-      <w:r>
-        <w:t>Module Lưu trữ CSDL SQLite: file engine_sounds.db với 3 bảng; hàm load_all_vectors trả về ma trận n×39 và metadata – chính là “vector space database” ([1]).</w:t>
-      </w:r>
-    </w:p>
-    <w:p>
-      <w:pPr>
-        <w:pStyle w:val="ListBullet"/>
-        <w:rPr>
-          <w:szCs w:val="26"/>
-        </w:rPr>
-      </w:pPr>
-      <w:r>
-        <w:t>(database.py; dữ liệu đã sưu tầm sẵn trong dataset/).</w:t>
-      </w:r>
-    </w:p>
-    <w:p>
-      <w:pPr>
-        <w:pStyle w:val="ListBullet"/>
-        <w:rPr>
-          <w:szCs w:val="26"/>
-        </w:rPr>
-      </w:pPr>
-      <w:r>
-        <w:t>3 nguồn mở (Zenodo, ESC-50, Procedural) trong dataset/audio/ và file WAV do người dùng tải lên khi demo.</w:t>
-      </w:r>
-    </w:p>
-    <w:p>
-      <w:pPr>
-        <w:pStyle w:val="Heading3"/>
-        <w:rPr>
-          <w:szCs w:val="26"/>
-        </w:rPr>
-      </w:pPr>
-      <w:r>
-        <w:rPr>
-          <w:szCs w:val="26"/>
-        </w:rPr>
-        <w:t>4.1.2 Quy trình th</w:t>
-      </w:r>
-      <w:r>
-        <w:rPr>
-          <w:szCs w:val="26"/>
-        </w:rPr>
-        <w:t>ự</w:t>
-      </w:r>
-      <w:r>
-        <w:rPr>
-          <w:szCs w:val="26"/>
-        </w:rPr>
-        <w:t>c hi</w:t>
-      </w:r>
-      <w:r>
-        <w:rPr>
-          <w:szCs w:val="26"/>
-        </w:rPr>
-        <w:t>ệ</w:t>
-      </w:r>
-      <w:r>
-        <w:rPr>
-          <w:szCs w:val="26"/>
-        </w:rPr>
-        <w:t>n yêu c</w:t>
-      </w:r>
-      <w:r>
-        <w:rPr>
-          <w:szCs w:val="26"/>
-        </w:rPr>
-        <w:t>ầ</w:t>
-      </w:r>
-      <w:r>
-        <w:rPr>
-          <w:szCs w:val="26"/>
-        </w:rPr>
-        <w:t>u c</w:t>
-      </w:r>
-      <w:r>
-        <w:rPr>
-          <w:szCs w:val="26"/>
-        </w:rPr>
-        <w:t>ủ</w:t>
-      </w:r>
-      <w:r>
-        <w:rPr>
-          <w:szCs w:val="26"/>
-        </w:rPr>
-        <w:t>a đ</w:t>
-      </w:r>
-      <w:r>
-        <w:rPr>
-          <w:szCs w:val="26"/>
-        </w:rPr>
-        <w:t>ề</w:t>
-      </w:r>
-      <w:r>
-        <w:rPr>
-          <w:szCs w:val="26"/>
-        </w:rPr>
-        <w:t xml:space="preserve"> bài</w:t>
-      </w:r>
-    </w:p>
-    <w:p>
-      <w:pPr>
-        <w:rPr>
-          <w:szCs w:val="26"/>
-        </w:rPr>
-      </w:pPr>
-      <w:r>
-        <w:rPr>
-          <w:szCs w:val="26"/>
-        </w:rPr>
-        <w:t>a. Giai đoạn Offline: Xây dựng cơ sở dữ liệu và chỉ mục tìm kiếm (thực hiện một lần ch</w:t>
-      </w:r>
-      <w:r>
-        <w:rPr>
-          <w:szCs w:val="26"/>
-        </w:rPr>
-        <w:t>o mỗi file mới):</w:t>
-      </w:r>
-    </w:p>
-    <w:p>
-      <w:pPr>
-        <w:pStyle w:val="ListNumber"/>
-        <w:rPr>
-          <w:szCs w:val="26"/>
-        </w:rPr>
-      </w:pPr>
-      <w:r>
-        <w:t>lấy 500 file trong dataset/DanhSach.csv tại dataset/audio/ (đã sưu tầm sẵn từ 3 nguồn mở, tên chuẩn NHOM_Ten_STT)</w:t>
-      </w:r>
-    </w:p>
-    <w:p>
-      <w:pPr>
-        <w:pStyle w:val="ListNumber"/>
-        <w:rPr>
-          <w:szCs w:val="26"/>
-        </w:rPr>
-      </w:pPr>
-      <w:r>
-        <w:t>đọc WAV mono (nhóm A–F) hoặc WAV 4 kênh (nhóm G–H: giữ kênh 1–2 làm audio, kênh 3–4 làm nhãn RPM/Torque, không đưa vào vector).</w:t>
-      </w:r>
-    </w:p>
-    <w:p>
-      <w:pPr>
-        <w:pStyle w:val="ListNumber"/>
-        <w:rPr>
-          <w:szCs w:val="26"/>
-        </w:rPr>
-      </w:pPr>
-      <w:r>
-        <w:rPr>
-          <w:szCs w:val="26"/>
-        </w:rPr>
-        <w:t>Trích 39 chiều đặc trưng theo quy trình Chương 3 (feature_</w:t>
-      </w:r>
-      <w:proofErr w:type="gramStart"/>
-      <w:r>
-        <w:rPr>
-          <w:szCs w:val="26"/>
-        </w:rPr>
-        <w:t>extraction.extract</w:t>
-      </w:r>
-      <w:proofErr w:type="gramEnd"/>
-      <w:r>
-        <w:rPr>
-          <w:szCs w:val="26"/>
-        </w:rPr>
-        <w:t>_feature_vector).</w:t>
-      </w:r>
-    </w:p>
-    <w:p>
-      <w:pPr>
-        <w:pStyle w:val="ListNumber"/>
-        <w:rPr>
-          <w:szCs w:val="26"/>
-        </w:rPr>
-      </w:pPr>
-      <w:r>
-        <w:t>Đọc nhãn descriptive từ dataset/DanhSach.csv (nhom A–H, state_label).</w:t>
-      </w:r>
-    </w:p>
-    <w:p>
-      <w:pPr>
-        <w:pStyle w:val="ListNumber"/>
-        <w:rPr>
-          <w:szCs w:val="26"/>
-        </w:rPr>
-      </w:pPr>
-      <w:r>
-        <w:rPr>
-          <w:szCs w:val="26"/>
-        </w:rPr>
-        <w:t>Lưu trữ: ghi 1 dòng v</w:t>
-      </w:r>
-      <w:r>
-        <w:rPr>
-          <w:szCs w:val="26"/>
-        </w:rPr>
-        <w:t>ào AudioFile (technical), 1 dòng vào EngineMetadata (descriptive), 1 dòng vào FeatureVector (vector JSON) – hàm insert_audio_record.</w:t>
-      </w:r>
-    </w:p>
-    <w:p>
-      <w:pPr>
-        <w:pStyle w:val="ListNumber"/>
-        <w:rPr>
-          <w:szCs w:val="26"/>
-        </w:rPr>
-      </w:pPr>
-      <w:r>
-        <w:rPr>
-          <w:szCs w:val="26"/>
-        </w:rPr>
-        <w:t>Tính thống kê chuẩn hóa (mean/std từng chiều trên 500 vector) khi khởi tạo EngineSoundIndex – dùng chung cho mọi truy vấn.</w:t>
-      </w:r>
-    </w:p>
-    <w:p>
-      <w:pPr>
-        <w:pStyle w:val="ListNumber"/>
-        <w:rPr>
-          <w:szCs w:val="26"/>
-        </w:rPr>
-      </w:pPr>
-      <w:r>
-        <w:t>Xây dựng cụm K-means (tùy chọn, n_clusters = 8 tương ứng 8 loại động cơ) để tăng tốc – centroid cụm đóng vai trò điểm vào chỉ mục ([1]).</w:t>
-      </w:r>
-    </w:p>
-    <w:p>
-      <w:pPr>
-        <w:rPr>
-          <w:szCs w:val="26"/>
-        </w:rPr>
-      </w:pPr>
-      <w:r>
-        <w:rPr>
-          <w:szCs w:val="26"/>
-        </w:rPr>
-        <w:t>b. Giai đoạn Online: Xử lý truy vấn tìm kiếm của người dùng (qua giao diện Streamlit):</w:t>
-      </w:r>
-    </w:p>
-    <w:p>
-      <w:pPr>
-        <w:pStyle w:val="ListNumber"/>
-        <w:rPr>
-          <w:szCs w:val="26"/>
-        </w:rPr>
-      </w:pPr>
-      <w:r>
-        <w:rPr>
-          <w:szCs w:val="26"/>
-        </w:rPr>
-        <w:t>Tiếp nhận truy vấn: người dùng</w:t>
-      </w:r>
-      <w:r>
-        <w:rPr>
-          <w:szCs w:val="26"/>
-        </w:rPr>
-        <w:t xml:space="preserve"> tải lên 1 file WAV tiếng động cơ (loại đã có hoặc chưa có trong CSDL).</w:t>
-      </w:r>
-    </w:p>
-    <w:p>
-      <w:pPr>
-        <w:pStyle w:val="ListNumber"/>
-        <w:rPr>
-          <w:szCs w:val="26"/>
-        </w:rPr>
-      </w:pPr>
-      <w:r>
-        <w:rPr>
-          <w:szCs w:val="26"/>
-        </w:rPr>
-        <w:t>Tiền xử lý và trích đặc trưng: cùng pipeline offline cho ra vector truy vấn q_raw 39 chiều; chuẩn hóa q = (q_raw − mean)/std.</w:t>
-      </w:r>
-    </w:p>
-    <w:p>
-      <w:pPr>
-        <w:pStyle w:val="ListNumber"/>
-        <w:rPr>
-          <w:szCs w:val="26"/>
-        </w:rPr>
-      </w:pPr>
-      <w:r>
-        <w:t>So sánh tương đồng: tính điểm với từng vector trong CSDL bằng một trong 3 độ đo ([1]) – dot: S = ΣDk·Qk; cosine: S = (D·Q)/(|D|·|Q|); L2: dist = √Σ(Dk−Qk)² (trả về score = −dist để “cao hơn = tốt hơn”). Chế độ cluster chỉ tính chi tiết trên 2 cụm gần centroid nhất (multi-probe).</w:t>
-      </w:r>
-    </w:p>
-    <w:p>
-      <w:pPr>
-        <w:pStyle w:val="ListNumber"/>
-        <w:rPr>
-          <w:szCs w:val="26"/>
-        </w:rPr>
-      </w:pPr>
-      <w:r>
-        <w:rPr>
-          <w:szCs w:val="26"/>
-        </w:rPr>
-        <w:t>Xếp hạng: sắp xếp giảm dần the</w:t>
-      </w:r>
-      <w:r>
-        <w:rPr>
-          <w:szCs w:val="26"/>
-        </w:rPr>
-        <w:t>o điểm, lấy top-5; truy xuất metadata (filename, engine_set, state_label, rpm/torque) từ SQLite theo audiooid.</w:t>
-      </w:r>
-    </w:p>
-    <w:p>
-      <w:pPr>
-        <w:pStyle w:val="ListNumber"/>
-        <w:rPr>
-          <w:szCs w:val="26"/>
-        </w:rPr>
-      </w:pPr>
-      <w:r>
-        <w:rPr>
-          <w:szCs w:val="26"/>
-        </w:rPr>
-        <w:t xml:space="preserve">Hiển thị: bảng xếp hạng + điểm số + thông tin loại máy/trạng thái + phát lại audio; kèm bảng 39 đặc trưng của truy vấn để minh họa kết quả trung </w:t>
-      </w:r>
-      <w:r>
-        <w:rPr>
-          <w:szCs w:val="26"/>
-        </w:rPr>
-        <w:t>gian.</w:t>
-      </w:r>
-    </w:p>
-    <w:p>
-      <w:pPr>
-        <w:pStyle w:val="Heading2"/>
-        <w:rPr>
-          <w:sz w:val="26"/>
-        </w:rPr>
-      </w:pPr>
-      <w:r>
-        <w:rPr>
-          <w:sz w:val="26"/>
-        </w:rPr>
-        <w:t>4.2 Quá trình trích rút, lưu tr</w:t>
-      </w:r>
-      <w:r>
-        <w:rPr>
-          <w:sz w:val="26"/>
-        </w:rPr>
-        <w:t>ữ</w:t>
-      </w:r>
-      <w:r>
-        <w:rPr>
-          <w:sz w:val="26"/>
-        </w:rPr>
-        <w:t xml:space="preserve"> và s</w:t>
-      </w:r>
-      <w:r>
-        <w:rPr>
-          <w:sz w:val="26"/>
-        </w:rPr>
-        <w:t>ử</w:t>
-      </w:r>
-      <w:r>
-        <w:rPr>
-          <w:sz w:val="26"/>
-        </w:rPr>
-        <w:t xml:space="preserve"> d</w:t>
-      </w:r>
-      <w:r>
-        <w:rPr>
-          <w:sz w:val="26"/>
-        </w:rPr>
-        <w:t>ụ</w:t>
-      </w:r>
-      <w:r>
-        <w:rPr>
-          <w:sz w:val="26"/>
-        </w:rPr>
-        <w:t>ng các thu</w:t>
-      </w:r>
-      <w:r>
-        <w:rPr>
-          <w:sz w:val="26"/>
-        </w:rPr>
-        <w:t>ộ</w:t>
-      </w:r>
-      <w:r>
-        <w:rPr>
-          <w:sz w:val="26"/>
-        </w:rPr>
-        <w:t>c tính</w:t>
-      </w:r>
-    </w:p>
-    <w:p>
-      <w:pPr>
-        <w:pStyle w:val="Heading3"/>
-        <w:rPr>
-          <w:szCs w:val="26"/>
-        </w:rPr>
-      </w:pPr>
-      <w:r>
-        <w:rPr>
-          <w:szCs w:val="26"/>
-        </w:rPr>
-        <w:t>4.2.1 Quá trình trích rút thu</w:t>
-      </w:r>
-      <w:r>
-        <w:rPr>
-          <w:szCs w:val="26"/>
-        </w:rPr>
-        <w:t>ộ</w:t>
-      </w:r>
-      <w:r>
-        <w:rPr>
-          <w:szCs w:val="26"/>
-        </w:rPr>
-        <w:t>c tính</w:t>
-      </w:r>
-    </w:p>
-    <w:p>
-      <w:pPr>
-        <w:pStyle w:val="ListBullet"/>
-        <w:rPr>
-          <w:szCs w:val="26"/>
-        </w:rPr>
-      </w:pPr>
-      <w:r>
-        <w:rPr>
-          <w:b/>
-          <w:szCs w:val="26"/>
-        </w:rPr>
-        <w:t xml:space="preserve">audiooid, filepath, filename, duration_sec, samplerate: </w:t>
-      </w:r>
-      <w:r>
-        <w:rPr>
-          <w:szCs w:val="26"/>
-        </w:rPr>
-        <w:t>thu thập khi nhập liệu; audiooid tự tăng đảm bảo duy nhất.</w:t>
-      </w:r>
-    </w:p>
-    <w:p>
-      <w:pPr>
-        <w:pStyle w:val="ListBullet"/>
-        <w:rPr>
-          <w:szCs w:val="26"/>
-        </w:rPr>
-      </w:pPr>
-      <w:r>
-        <w:t>đọc từ dataset/DanhSach.csv (nhóm G–H kèm RPM/Torque ground-truth trong CSDL; nhóm A–F để trống).</w:t>
-      </w:r>
-    </w:p>
-    <w:p>
-      <w:pPr>
-        <w:pStyle w:val="ListBullet"/>
-        <w:rPr>
-          <w:szCs w:val="26"/>
-        </w:rPr>
-      </w:pPr>
-      <w:r>
-        <w:rPr>
-          <w:b/>
-          <w:szCs w:val="26"/>
-        </w:rPr>
-        <w:t xml:space="preserve">vector 39 chiều: </w:t>
-      </w:r>
-      <w:r>
-        <w:rPr>
-          <w:szCs w:val="26"/>
-        </w:rPr>
-        <w:t>kết quả của extract_feature_vector (E, ZCR, silence, centroid, bandwidth, f0, harmonicity, MFCC-13 – mỗi thứ mean+std).</w:t>
-      </w:r>
-    </w:p>
-    <w:p>
-      <w:pPr>
-        <w:pStyle w:val="Heading3"/>
-        <w:rPr>
-          <w:szCs w:val="26"/>
-        </w:rPr>
-      </w:pPr>
-      <w:r>
-        <w:rPr>
-          <w:szCs w:val="26"/>
-        </w:rPr>
-        <w:t>4</w:t>
-      </w:r>
-      <w:r>
-        <w:rPr>
-          <w:szCs w:val="26"/>
-        </w:rPr>
-        <w:t>.2.2 Quá trình lưu tr</w:t>
-      </w:r>
-      <w:r>
-        <w:rPr>
-          <w:szCs w:val="26"/>
-        </w:rPr>
-        <w:t>ữ</w:t>
-      </w:r>
-      <w:r>
-        <w:rPr>
-          <w:szCs w:val="26"/>
-        </w:rPr>
-        <w:t xml:space="preserve"> thu</w:t>
-      </w:r>
-      <w:r>
-        <w:rPr>
-          <w:szCs w:val="26"/>
-        </w:rPr>
-        <w:t>ộ</w:t>
-      </w:r>
-      <w:r>
-        <w:rPr>
-          <w:szCs w:val="26"/>
-        </w:rPr>
-        <w:t>c tính</w:t>
-      </w:r>
+      <w:bookmarkStart w:id="22" w:name="_Toc242881920"/>
+      <w:r>
+        <w:rPr>
+          <w:szCs w:val="26"/>
+        </w:rPr>
+        <w:t>4.2.2 Quá trình lưu trữ thuộc tính</w:t>
+      </w:r>
+      <w:bookmarkEnd w:id="22"/>
     </w:p>
     <w:p>
       <w:pPr>
@@ -4771,7 +5478,14 @@
               <w:rPr>
                 <w:szCs w:val="26"/>
               </w:rPr>
-              <w:t>audiooid (PK), filepath, filename, duration_sec, samplerate</w:t>
+              <w:t xml:space="preserve">audiooid (PK), filepath, </w:t>
+            </w:r>
+            <w:r>
+              <w:rPr>
+                <w:szCs w:val="26"/>
+              </w:rPr>
+              <w:lastRenderedPageBreak/>
+              <w:t>filename, duration_sec, samplerate</w:t>
             </w:r>
           </w:p>
         </w:tc>
@@ -4789,6 +5503,7 @@
               <w:rPr>
                 <w:szCs w:val="26"/>
               </w:rPr>
+              <w:lastRenderedPageBreak/>
               <w:t>Metadata kỹ thuật</w:t>
             </w:r>
           </w:p>
@@ -4809,6 +5524,7 @@
               <w:rPr>
                 <w:szCs w:val="26"/>
               </w:rPr>
+              <w:lastRenderedPageBreak/>
               <w:t>EngineMetadata</w:t>
             </w:r>
           </w:p>
@@ -4926,30 +5642,7 @@
           <w:i/>
           <w:szCs w:val="26"/>
         </w:rPr>
-        <w:t>Bảng 4.1: Lược đồ CS</w:t>
-      </w:r>
-      <w:r>
-        <w:rPr>
-          <w:i/>
-          <w:szCs w:val="26"/>
-        </w:rPr>
-        <w:t xml:space="preserve">DL (định nghĩa trong </w:t>
-      </w:r>
-      <w:proofErr w:type="gramStart"/>
-      <w:r>
-        <w:rPr>
-          <w:i/>
-          <w:szCs w:val="26"/>
-        </w:rPr>
-        <w:t>database.py:SCHEMA</w:t>
-      </w:r>
-      <w:proofErr w:type="gramEnd"/>
-      <w:r>
-        <w:rPr>
-          <w:i/>
-          <w:szCs w:val="26"/>
-        </w:rPr>
-        <w:t>).</w:t>
+        <w:t>Bảng 4.1: Lược đồ CSDL (định nghĩa trong database.py:SCHEMA).</w:t>
       </w:r>
     </w:p>
     <w:p>
@@ -4959,72 +5652,14 @@
           <w:szCs w:val="26"/>
         </w:rPr>
       </w:pPr>
-      <w:r>
-        <w:rPr>
-          <w:szCs w:val="26"/>
-        </w:rPr>
-        <w:t>4.2.3 Quá trình s</w:t>
-      </w:r>
-      <w:r>
-        <w:rPr>
-          <w:szCs w:val="26"/>
-        </w:rPr>
-        <w:t>ử</w:t>
-      </w:r>
-      <w:r>
-        <w:rPr>
-          <w:szCs w:val="26"/>
-        </w:rPr>
-        <w:t xml:space="preserve"> d</w:t>
-      </w:r>
-      <w:r>
-        <w:rPr>
-          <w:szCs w:val="26"/>
-        </w:rPr>
-        <w:t>ụ</w:t>
-      </w:r>
-      <w:r>
-        <w:rPr>
-          <w:szCs w:val="26"/>
-        </w:rPr>
-        <w:t>ng thu</w:t>
-      </w:r>
-      <w:r>
-        <w:rPr>
-          <w:szCs w:val="26"/>
-        </w:rPr>
-        <w:t>ộ</w:t>
-      </w:r>
-      <w:r>
-        <w:rPr>
-          <w:szCs w:val="26"/>
-        </w:rPr>
-        <w:t>c tính đ</w:t>
-      </w:r>
-      <w:r>
-        <w:rPr>
-          <w:szCs w:val="26"/>
-        </w:rPr>
-        <w:t>ể</w:t>
-      </w:r>
-      <w:r>
-        <w:rPr>
-          <w:szCs w:val="26"/>
-        </w:rPr>
-        <w:t xml:space="preserve"> tìm ki</w:t>
-      </w:r>
-      <w:r>
-        <w:rPr>
-          <w:szCs w:val="26"/>
-        </w:rPr>
-        <w:t>ế</w:t>
-      </w:r>
-      <w:r>
-        <w:rPr>
-          <w:szCs w:val="26"/>
-        </w:rPr>
-        <w:t>m</w:t>
-      </w:r>
+      <w:bookmarkStart w:id="23" w:name="_Toc242881921"/>
+      <w:r>
+        <w:rPr>
+          <w:szCs w:val="26"/>
+        </w:rPr>
+        <w:t>4.2.3 Quá trình sử dụng thuộc tính để tìm kiếm</w:t>
+      </w:r>
+      <w:bookmarkEnd w:id="23"/>
     </w:p>
     <w:p>
       <w:pPr>
@@ -5051,13 +5686,7 @@
         <w:rPr>
           <w:szCs w:val="26"/>
         </w:rPr>
-        <w:t xml:space="preserve">Tính điểm tương đồng với CSDL (tuần tự) hoặc với các ứng viên trong 2 cụm gần nhất (clustered); nhận về </w:t>
-      </w:r>
-      <w:r>
-        <w:rPr>
-          <w:szCs w:val="26"/>
-        </w:rPr>
-        <w:t>danh sách (meta, score).</w:t>
+        <w:t>Tính điểm tương đồng với CSDL (tuần tự) hoặc với các ứng viên trong 2 cụm gần nhất (clustered); nhận về danh sách (meta, score).</w:t>
       </w:r>
     </w:p>
     <w:p>
@@ -5096,74 +5725,31 @@
           <w:szCs w:val="26"/>
         </w:rPr>
       </w:pPr>
+      <w:bookmarkStart w:id="24" w:name="_Toc242881922"/>
       <w:r>
         <w:rPr>
           <w:sz w:val="26"/>
           <w:szCs w:val="26"/>
         </w:rPr>
-        <w:t>Chương 5: Dem</w:t>
-      </w:r>
-      <w:r>
+        <w:t>Chương 5: Demo Hệ Thống và Đánh Giá</w:t>
+      </w:r>
+      <w:bookmarkEnd w:id="24"/>
+    </w:p>
+    <w:p>
+      <w:pPr>
+        <w:pStyle w:val="Heading2"/>
         <w:rPr>
           <w:sz w:val="26"/>
-          <w:szCs w:val="26"/>
-        </w:rPr>
-        <w:t>o H</w:t>
-      </w:r>
+        </w:rPr>
+      </w:pPr>
+      <w:bookmarkStart w:id="25" w:name="_Toc242881923"/>
       <w:r>
         <w:rPr>
           <w:sz w:val="26"/>
-          <w:szCs w:val="26"/>
-        </w:rPr>
-        <w:t>ệ</w:t>
-      </w:r>
-      <w:r>
-        <w:rPr>
-          <w:sz w:val="26"/>
-          <w:szCs w:val="26"/>
-        </w:rPr>
-        <w:t xml:space="preserve"> Th</w:t>
-      </w:r>
-      <w:r>
-        <w:rPr>
-          <w:sz w:val="26"/>
-          <w:szCs w:val="26"/>
-        </w:rPr>
-        <w:t>ố</w:t>
-      </w:r>
-      <w:r>
-        <w:rPr>
-          <w:sz w:val="26"/>
-          <w:szCs w:val="26"/>
-        </w:rPr>
-        <w:t>ng và Đánh Giá</w:t>
-      </w:r>
-    </w:p>
-    <w:p>
-      <w:pPr>
-        <w:pStyle w:val="Heading2"/>
-        <w:rPr>
-          <w:sz w:val="26"/>
-        </w:rPr>
-      </w:pPr>
-      <w:r>
-        <w:rPr>
-          <w:sz w:val="26"/>
-        </w:rPr>
-        <w:t>5.1 Giao di</w:t>
-      </w:r>
-      <w:r>
-        <w:rPr>
-          <w:sz w:val="26"/>
-        </w:rPr>
-        <w:t>ệ</w:t>
-      </w:r>
-      <w:r>
-        <w:rPr>
-          <w:sz w:val="26"/>
-        </w:rPr>
-        <w:t>n</w:t>
-      </w:r>
+        </w:rPr>
+        <w:t>5.1 Giao diện</w:t>
+      </w:r>
+      <w:bookmarkEnd w:id="25"/>
     </w:p>
     <w:p>
       <w:pPr>
@@ -5189,108 +5775,94 @@
         <w:rPr>
           <w:szCs w:val="26"/>
         </w:rPr>
+        <w:t>Sidebar hiển thị số file trong CSDL (500); chọn độ đo (cosine / l2 / dot), thanh trượt top_k (1–10, mặc định 5), checkbox “Dùng tìm kiếm theo cluster (K-means)”.</w:t>
+      </w:r>
+    </w:p>
+    <w:p>
+      <w:pPr>
+        <w:pStyle w:val="ListNumber"/>
+        <w:rPr>
+          <w:szCs w:val="26"/>
+        </w:rPr>
+      </w:pPr>
+      <w:r>
+        <w:rPr>
+          <w:szCs w:val="26"/>
+        </w:rPr>
+        <w:t>Tải lên 1 file WAV tiếng động cơ; nghe lại file vừa tải ngay trên trang.</w:t>
+      </w:r>
+    </w:p>
+    <w:p>
+      <w:pPr>
+        <w:pStyle w:val="ListNumber"/>
+        <w:rPr>
+          <w:szCs w:val="26"/>
+        </w:rPr>
+      </w:pPr>
+      <w:r>
+        <w:rPr>
+          <w:szCs w:val="26"/>
+        </w:rPr>
+        <w:t>Mở expander “Xem vector đặc trưng đã trích (kết quả trung gian)” để xem bảng 39 dòng đặc trưng – giá trị (FEATURE_NAMES – giá trị).</w:t>
+      </w:r>
+    </w:p>
+    <w:p>
+      <w:pPr>
+        <w:pStyle w:val="ListNumber"/>
+        <w:rPr>
+          <w:szCs w:val="26"/>
+        </w:rPr>
+      </w:pPr>
+      <w:r>
+        <w:rPr>
+          <w:szCs w:val="26"/>
+        </w:rPr>
+        <w:t>Xem Top-5 kết quả: mỗi hạng hiển thị tên file, loại động cơ, trạng thái, điểm Score (4 chữ số thập phân) và nút phát lại audio của file kết quả.</w:t>
+      </w:r>
+    </w:p>
+    <w:p>
+      <w:pPr>
+        <w:rPr>
+          <w:szCs w:val="26"/>
+        </w:rPr>
+      </w:pPr>
+      <w:r>
+        <w:rPr>
+          <w:szCs w:val="26"/>
+        </w:rPr>
+        <w:t>[ẢNH CHỤP MÀN HÌNH DEMO – chèn sau khi chạy streamlit trên máy cục bộ: 1 ảnh giao diện chính + 1 ảnh bảng đặc trưng + 1 ảnh top-5 kết quả.]</w:t>
+      </w:r>
+    </w:p>
+    <w:p>
+      <w:pPr>
+        <w:jc w:val="center"/>
+        <w:rPr>
+          <w:szCs w:val="26"/>
+        </w:rPr>
+      </w:pPr>
+      <w:r>
+        <w:rPr>
+          <w:noProof/>
+          <w:lang w:eastAsia="zh-CN"/>
+        </w:rPr>
         <w:lastRenderedPageBreak/>
-        <w:t>Sidebar hiển thị số file trong CSDL (5</w:t>
-      </w:r>
-      <w:r>
-        <w:rPr>
-          <w:szCs w:val="26"/>
-        </w:rPr>
-        <w:t>00); chọn độ đo (cosine / l2 / dot), thanh trượt top_k (1–10, mặc định 5), checkbox “Dùng tìm kiếm theo cluster (K-means)”.</w:t>
-      </w:r>
-    </w:p>
-    <w:p>
-      <w:pPr>
-        <w:pStyle w:val="ListNumber"/>
-        <w:rPr>
-          <w:szCs w:val="26"/>
-        </w:rPr>
-      </w:pPr>
-      <w:r>
-        <w:rPr>
-          <w:szCs w:val="26"/>
-        </w:rPr>
-        <w:t>Tải lên 1 file WAV tiếng động cơ; nghe lại file vừa tải ngay trên trang.</w:t>
-      </w:r>
-    </w:p>
-    <w:p>
-      <w:pPr>
-        <w:pStyle w:val="ListNumber"/>
-        <w:rPr>
-          <w:szCs w:val="26"/>
-        </w:rPr>
-      </w:pPr>
-      <w:r>
-        <w:rPr>
-          <w:szCs w:val="26"/>
-        </w:rPr>
-        <w:t>Mở expander “Xem vector đặc trưng đã trích (kết quả trung g</w:t>
-      </w:r>
-      <w:r>
-        <w:rPr>
-          <w:szCs w:val="26"/>
-        </w:rPr>
-        <w:t>ian)” để xem bảng 39 dòng đặc trưng – giá trị (FEATURE_NAMES – giá trị).</w:t>
-      </w:r>
-    </w:p>
-    <w:p>
-      <w:pPr>
-        <w:pStyle w:val="ListNumber"/>
-        <w:rPr>
-          <w:szCs w:val="26"/>
-        </w:rPr>
-      </w:pPr>
-      <w:r>
-        <w:rPr>
-          <w:szCs w:val="26"/>
-        </w:rPr>
-        <w:t>Xem Top-5 kết quả: mỗi hạng hiển thị tên file, loại động cơ, trạng thái, điểm Score (4 chữ số thập phân) và nút phát lại audio của file kết quả.</w:t>
-      </w:r>
-    </w:p>
-    <w:p>
-      <w:pPr>
-        <w:rPr>
-          <w:szCs w:val="26"/>
-        </w:rPr>
-      </w:pPr>
-      <w:r>
-        <w:rPr>
-          <w:szCs w:val="26"/>
-        </w:rPr>
-        <w:t>[ẢNH CHỤP MÀN HÌNH DEMO – chèn sau khi</w:t>
-      </w:r>
-      <w:r>
-        <w:rPr>
-          <w:szCs w:val="26"/>
-        </w:rPr>
-        <w:t xml:space="preserve"> chạy streamlit trên máy cục bộ: 1 ảnh giao diện chính + 1 ảnh bảng đặc trưng + 1 ảnh top-5 kết quả.]</w:t>
-      </w:r>
-    </w:p>
-    <w:p>
-      <w:pPr>
-        <w:jc w:val="center"/>
-        <w:rPr>
-          <w:szCs w:val="26"/>
-        </w:rPr>
-      </w:pPr>
-      <w:r/>
-      <w:r>
         <w:drawing>
-          <wp:inline xmlns:a="http://schemas.openxmlformats.org/drawingml/2006/main" xmlns:pic="http://schemas.openxmlformats.org/drawingml/2006/picture">
+          <wp:inline distT="0" distB="0" distL="0" distR="0">
             <wp:extent cx="5040000" cy="2392621"/>
+            <wp:effectExtent l="0" t="0" r="0" b="0"/>
             <wp:docPr id="1" name="Picture 1"/>
             <wp:cNvGraphicFramePr>
-              <a:graphicFrameLocks noChangeAspect="1"/>
+              <a:graphicFrameLocks xmlns:a="http://schemas.openxmlformats.org/drawingml/2006/main" noChangeAspect="1"/>
             </wp:cNvGraphicFramePr>
-            <a:graphic>
+            <a:graphic xmlns:a="http://schemas.openxmlformats.org/drawingml/2006/main">
               <a:graphicData uri="http://schemas.openxmlformats.org/drawingml/2006/picture">
-                <pic:pic>
+                <pic:pic xmlns:pic="http://schemas.openxmlformats.org/drawingml/2006/picture">
                   <pic:nvPicPr>
                     <pic:cNvPr id="0" name="demo.png"/>
                     <pic:cNvPicPr/>
                   </pic:nvPicPr>
                   <pic:blipFill>
-                    <a:blip r:embed="rId8"/>
+                    <a:blip r:embed="rId6"/>
                     <a:stretch>
                       <a:fillRect/>
                     </a:stretch>
@@ -5300,7 +5872,9 @@
                       <a:off x="0" y="0"/>
                       <a:ext cx="5040000" cy="2392621"/>
                     </a:xfrm>
-                    <a:prstGeom prst="rect"/>
+                    <a:prstGeom prst="rect">
+                      <a:avLst/>
+                    </a:prstGeom>
                   </pic:spPr>
                 </pic:pic>
               </a:graphicData>
@@ -5314,7 +5888,10 @@
         <w:jc w:val="center"/>
       </w:pPr>
       <w:r>
-        <w:t>Hình 5.1: Giao diện demo — tải file TestHCSDLPT.wav, bảng 39 đặc trưng và top-5 kết quả (A_XeMay_030.wav hạng 1, cosine 0,8961).</w:t>
+        <w:t>Hình 5.1: Giao diện demo — tải file TestHCSDLPT.wav, bảng 39 đặc trưng và top-5 kết quả (A_XeMay_030.wav hạng 1, cosine 0,896</w:t>
+      </w:r>
+      <w:r>
+        <w:t>1).</w:t>
       </w:r>
     </w:p>
     <w:p>
@@ -5324,72 +5901,14 @@
           <w:sz w:val="26"/>
         </w:rPr>
       </w:pPr>
+      <w:bookmarkStart w:id="26" w:name="_Toc242881924"/>
       <w:r>
         <w:rPr>
           <w:sz w:val="26"/>
         </w:rPr>
-        <w:t>5.2 Minh h</w:t>
-      </w:r>
-      <w:r>
-        <w:rPr>
-          <w:sz w:val="26"/>
-        </w:rPr>
-        <w:t>ọ</w:t>
-      </w:r>
-      <w:r>
-        <w:rPr>
-          <w:sz w:val="26"/>
-        </w:rPr>
-        <w:t>a k</w:t>
-      </w:r>
-      <w:r>
-        <w:rPr>
-          <w:sz w:val="26"/>
-        </w:rPr>
-        <w:t>ế</w:t>
-      </w:r>
-      <w:r>
-        <w:rPr>
-          <w:sz w:val="26"/>
-        </w:rPr>
-        <w:t>t qu</w:t>
-      </w:r>
-      <w:r>
-        <w:rPr>
-          <w:sz w:val="26"/>
-        </w:rPr>
-        <w:t>ả</w:t>
-      </w:r>
-      <w:r>
-        <w:rPr>
-          <w:sz w:val="26"/>
-        </w:rPr>
-        <w:t xml:space="preserve"> trung gian c</w:t>
-      </w:r>
-      <w:r>
-        <w:rPr>
-          <w:sz w:val="26"/>
-        </w:rPr>
-        <w:t>ủ</w:t>
-      </w:r>
-      <w:r>
-        <w:rPr>
-          <w:sz w:val="26"/>
-        </w:rPr>
-        <w:t>a quá trình truy v</w:t>
-      </w:r>
-      <w:r>
-        <w:rPr>
-          <w:sz w:val="26"/>
-        </w:rPr>
-        <w:t>ấ</w:t>
-      </w:r>
-      <w:r>
-        <w:rPr>
-          <w:sz w:val="26"/>
-        </w:rPr>
-        <w:t>n</w:t>
-      </w:r>
+        <w:t>5.2 Minh họa kết quả trung gian của quá trình truy vấn</w:t>
+      </w:r>
+      <w:bookmarkEnd w:id="26"/>
     </w:p>
     <w:p>
       <w:pPr>
@@ -5426,22 +5945,22 @@
     <w:tbl>
       <w:tblPr>
         <w:tblStyle w:val="TableGrid"/>
-        <w:tblW w:type="auto" w:w="0"/>
-        <w:tblLook w:firstColumn="1" w:firstRow="1" w:lastColumn="0" w:lastRow="0" w:noHBand="0" w:noVBand="1" w:val="04A0"/>
+        <w:tblW w:w="0" w:type="auto"/>
+        <w:tblLook w:val="04A0" w:firstRow="1" w:lastRow="0" w:firstColumn="1" w:lastColumn="0" w:noHBand="0" w:noVBand="1"/>
       </w:tblPr>
       <w:tblGrid>
-        <w:gridCol w:w="1234"/>
-        <w:gridCol w:w="1234"/>
-        <w:gridCol w:w="1234"/>
-        <w:gridCol w:w="1234"/>
-        <w:gridCol w:w="1234"/>
-        <w:gridCol w:w="1234"/>
-        <w:gridCol w:w="1234"/>
+        <w:gridCol w:w="873"/>
+        <w:gridCol w:w="2867"/>
+        <w:gridCol w:w="940"/>
+        <w:gridCol w:w="1096"/>
+        <w:gridCol w:w="1096"/>
+        <w:gridCol w:w="992"/>
+        <w:gridCol w:w="992"/>
       </w:tblGrid>
       <w:tr>
         <w:tc>
           <w:tcPr>
-            <w:tcW w:type="dxa" w:w="1234"/>
+            <w:tcW w:w="1234" w:type="dxa"/>
           </w:tcPr>
           <w:p>
             <w:r>
@@ -5451,7 +5970,7 @@
         </w:tc>
         <w:tc>
           <w:tcPr>
-            <w:tcW w:type="dxa" w:w="1234"/>
+            <w:tcW w:w="1234" w:type="dxa"/>
           </w:tcPr>
           <w:p>
             <w:r>
@@ -5461,7 +5980,7 @@
         </w:tc>
         <w:tc>
           <w:tcPr>
-            <w:tcW w:type="dxa" w:w="1234"/>
+            <w:tcW w:w="1234" w:type="dxa"/>
           </w:tcPr>
           <w:p>
             <w:r>
@@ -5471,7 +5990,7 @@
         </w:tc>
         <w:tc>
           <w:tcPr>
-            <w:tcW w:type="dxa" w:w="1234"/>
+            <w:tcW w:w="1234" w:type="dxa"/>
           </w:tcPr>
           <w:p>
             <w:r>
@@ -5481,7 +6000,7 @@
         </w:tc>
         <w:tc>
           <w:tcPr>
-            <w:tcW w:type="dxa" w:w="1234"/>
+            <w:tcW w:w="1234" w:type="dxa"/>
           </w:tcPr>
           <w:p>
             <w:r>
@@ -5491,7 +6010,7 @@
         </w:tc>
         <w:tc>
           <w:tcPr>
-            <w:tcW w:type="dxa" w:w="1234"/>
+            <w:tcW w:w="1234" w:type="dxa"/>
           </w:tcPr>
           <w:p>
             <w:r>
@@ -5501,7 +6020,7 @@
         </w:tc>
         <w:tc>
           <w:tcPr>
-            <w:tcW w:type="dxa" w:w="1234"/>
+            <w:tcW w:w="1234" w:type="dxa"/>
           </w:tcPr>
           <w:p>
             <w:r>
@@ -5513,7 +6032,7 @@
       <w:tr>
         <w:tc>
           <w:tcPr>
-            <w:tcW w:type="dxa" w:w="1234"/>
+            <w:tcW w:w="1234" w:type="dxa"/>
           </w:tcPr>
           <w:p>
             <w:r>
@@ -5523,7 +6042,7 @@
         </w:tc>
         <w:tc>
           <w:tcPr>
-            <w:tcW w:type="dxa" w:w="1234"/>
+            <w:tcW w:w="1234" w:type="dxa"/>
           </w:tcPr>
           <w:p>
             <w:r>
@@ -5533,7 +6052,7 @@
         </w:tc>
         <w:tc>
           <w:tcPr>
-            <w:tcW w:type="dxa" w:w="1234"/>
+            <w:tcW w:w="1234" w:type="dxa"/>
           </w:tcPr>
           <w:p>
             <w:r>
@@ -5543,7 +6062,7 @@
         </w:tc>
         <w:tc>
           <w:tcPr>
-            <w:tcW w:type="dxa" w:w="1234"/>
+            <w:tcW w:w="1234" w:type="dxa"/>
           </w:tcPr>
           <w:p>
             <w:r>
@@ -5553,7 +6072,7 @@
         </w:tc>
         <w:tc>
           <w:tcPr>
-            <w:tcW w:type="dxa" w:w="1234"/>
+            <w:tcW w:w="1234" w:type="dxa"/>
           </w:tcPr>
           <w:p>
             <w:r>
@@ -5563,7 +6082,7 @@
         </w:tc>
         <w:tc>
           <w:tcPr>
-            <w:tcW w:type="dxa" w:w="1234"/>
+            <w:tcW w:w="1234" w:type="dxa"/>
           </w:tcPr>
           <w:p>
             <w:r>
@@ -5573,7 +6092,7 @@
         </w:tc>
         <w:tc>
           <w:tcPr>
-            <w:tcW w:type="dxa" w:w="1234"/>
+            <w:tcW w:w="1234" w:type="dxa"/>
           </w:tcPr>
           <w:p>
             <w:r>
@@ -5585,7 +6104,7 @@
       <w:tr>
         <w:tc>
           <w:tcPr>
-            <w:tcW w:type="dxa" w:w="1234"/>
+            <w:tcW w:w="1234" w:type="dxa"/>
           </w:tcPr>
           <w:p>
             <w:r>
@@ -5595,7 +6114,7 @@
         </w:tc>
         <w:tc>
           <w:tcPr>
-            <w:tcW w:type="dxa" w:w="1234"/>
+            <w:tcW w:w="1234" w:type="dxa"/>
           </w:tcPr>
           <w:p>
             <w:r>
@@ -5605,7 +6124,7 @@
         </w:tc>
         <w:tc>
           <w:tcPr>
-            <w:tcW w:type="dxa" w:w="1234"/>
+            <w:tcW w:w="1234" w:type="dxa"/>
           </w:tcPr>
           <w:p>
             <w:r>
@@ -5615,7 +6134,7 @@
         </w:tc>
         <w:tc>
           <w:tcPr>
-            <w:tcW w:type="dxa" w:w="1234"/>
+            <w:tcW w:w="1234" w:type="dxa"/>
           </w:tcPr>
           <w:p>
             <w:r>
@@ -5625,7 +6144,7 @@
         </w:tc>
         <w:tc>
           <w:tcPr>
-            <w:tcW w:type="dxa" w:w="1234"/>
+            <w:tcW w:w="1234" w:type="dxa"/>
           </w:tcPr>
           <w:p>
             <w:r>
@@ -5635,7 +6154,7 @@
         </w:tc>
         <w:tc>
           <w:tcPr>
-            <w:tcW w:type="dxa" w:w="1234"/>
+            <w:tcW w:w="1234" w:type="dxa"/>
           </w:tcPr>
           <w:p>
             <w:r>
@@ -5645,7 +6164,7 @@
         </w:tc>
         <w:tc>
           <w:tcPr>
-            <w:tcW w:type="dxa" w:w="1234"/>
+            <w:tcW w:w="1234" w:type="dxa"/>
           </w:tcPr>
           <w:p>
             <w:r>
@@ -5657,7 +6176,7 @@
       <w:tr>
         <w:tc>
           <w:tcPr>
-            <w:tcW w:type="dxa" w:w="1234"/>
+            <w:tcW w:w="1234" w:type="dxa"/>
           </w:tcPr>
           <w:p>
             <w:r>
@@ -5667,7 +6186,7 @@
         </w:tc>
         <w:tc>
           <w:tcPr>
-            <w:tcW w:type="dxa" w:w="1234"/>
+            <w:tcW w:w="1234" w:type="dxa"/>
           </w:tcPr>
           <w:p>
             <w:r>
@@ -5677,7 +6196,7 @@
         </w:tc>
         <w:tc>
           <w:tcPr>
-            <w:tcW w:type="dxa" w:w="1234"/>
+            <w:tcW w:w="1234" w:type="dxa"/>
           </w:tcPr>
           <w:p>
             <w:r>
@@ -5687,7 +6206,7 @@
         </w:tc>
         <w:tc>
           <w:tcPr>
-            <w:tcW w:type="dxa" w:w="1234"/>
+            <w:tcW w:w="1234" w:type="dxa"/>
           </w:tcPr>
           <w:p>
             <w:r>
@@ -5697,7 +6216,7 @@
         </w:tc>
         <w:tc>
           <w:tcPr>
-            <w:tcW w:type="dxa" w:w="1234"/>
+            <w:tcW w:w="1234" w:type="dxa"/>
           </w:tcPr>
           <w:p>
             <w:r>
@@ -5707,7 +6226,7 @@
         </w:tc>
         <w:tc>
           <w:tcPr>
-            <w:tcW w:type="dxa" w:w="1234"/>
+            <w:tcW w:w="1234" w:type="dxa"/>
           </w:tcPr>
           <w:p>
             <w:r>
@@ -5717,7 +6236,7 @@
         </w:tc>
         <w:tc>
           <w:tcPr>
-            <w:tcW w:type="dxa" w:w="1234"/>
+            <w:tcW w:w="1234" w:type="dxa"/>
           </w:tcPr>
           <w:p>
             <w:r>
@@ -5729,7 +6248,7 @@
       <w:tr>
         <w:tc>
           <w:tcPr>
-            <w:tcW w:type="dxa" w:w="1234"/>
+            <w:tcW w:w="1234" w:type="dxa"/>
           </w:tcPr>
           <w:p>
             <w:r>
@@ -5739,7 +6258,7 @@
         </w:tc>
         <w:tc>
           <w:tcPr>
-            <w:tcW w:type="dxa" w:w="1234"/>
+            <w:tcW w:w="1234" w:type="dxa"/>
           </w:tcPr>
           <w:p>
             <w:r>
@@ -5749,7 +6268,7 @@
         </w:tc>
         <w:tc>
           <w:tcPr>
-            <w:tcW w:type="dxa" w:w="1234"/>
+            <w:tcW w:w="1234" w:type="dxa"/>
           </w:tcPr>
           <w:p>
             <w:r>
@@ -5759,7 +6278,7 @@
         </w:tc>
         <w:tc>
           <w:tcPr>
-            <w:tcW w:type="dxa" w:w="1234"/>
+            <w:tcW w:w="1234" w:type="dxa"/>
           </w:tcPr>
           <w:p>
             <w:r>
@@ -5769,7 +6288,7 @@
         </w:tc>
         <w:tc>
           <w:tcPr>
-            <w:tcW w:type="dxa" w:w="1234"/>
+            <w:tcW w:w="1234" w:type="dxa"/>
           </w:tcPr>
           <w:p>
             <w:r>
@@ -5779,7 +6298,7 @@
         </w:tc>
         <w:tc>
           <w:tcPr>
-            <w:tcW w:type="dxa" w:w="1234"/>
+            <w:tcW w:w="1234" w:type="dxa"/>
           </w:tcPr>
           <w:p>
             <w:r>
@@ -5789,7 +6308,7 @@
         </w:tc>
         <w:tc>
           <w:tcPr>
-            <w:tcW w:type="dxa" w:w="1234"/>
+            <w:tcW w:w="1234" w:type="dxa"/>
           </w:tcPr>
           <w:p>
             <w:r>
@@ -5801,7 +6320,7 @@
       <w:tr>
         <w:tc>
           <w:tcPr>
-            <w:tcW w:type="dxa" w:w="1234"/>
+            <w:tcW w:w="1234" w:type="dxa"/>
           </w:tcPr>
           <w:p>
             <w:r>
@@ -5811,7 +6330,7 @@
         </w:tc>
         <w:tc>
           <w:tcPr>
-            <w:tcW w:type="dxa" w:w="1234"/>
+            <w:tcW w:w="1234" w:type="dxa"/>
           </w:tcPr>
           <w:p>
             <w:r>
@@ -5821,7 +6340,7 @@
         </w:tc>
         <w:tc>
           <w:tcPr>
-            <w:tcW w:type="dxa" w:w="1234"/>
+            <w:tcW w:w="1234" w:type="dxa"/>
           </w:tcPr>
           <w:p>
             <w:r>
@@ -5831,7 +6350,7 @@
         </w:tc>
         <w:tc>
           <w:tcPr>
-            <w:tcW w:type="dxa" w:w="1234"/>
+            <w:tcW w:w="1234" w:type="dxa"/>
           </w:tcPr>
           <w:p>
             <w:r>
@@ -5841,7 +6360,7 @@
         </w:tc>
         <w:tc>
           <w:tcPr>
-            <w:tcW w:type="dxa" w:w="1234"/>
+            <w:tcW w:w="1234" w:type="dxa"/>
           </w:tcPr>
           <w:p>
             <w:r>
@@ -5851,7 +6370,7 @@
         </w:tc>
         <w:tc>
           <w:tcPr>
-            <w:tcW w:type="dxa" w:w="1234"/>
+            <w:tcW w:w="1234" w:type="dxa"/>
           </w:tcPr>
           <w:p>
             <w:r>
@@ -5861,7 +6380,7 @@
         </w:tc>
         <w:tc>
           <w:tcPr>
-            <w:tcW w:type="dxa" w:w="1234"/>
+            <w:tcW w:w="1234" w:type="dxa"/>
           </w:tcPr>
           <w:p>
             <w:r>
@@ -5881,13 +6400,7 @@
         <w:rPr>
           <w:szCs w:val="26"/>
         </w:rPr>
-        <w:t>Khi demo với file thật, bảng 39 đặc trưng của truy vấn, các giá trị D·Q, |D|, |Q| và điểm cosine từng ứng viên top-5 đều hiển thị trực tiếp trên giao diện (expander đặc trưng + cột Score), người dùng có thể đối chiế</w:t>
-      </w:r>
-      <w:r>
-        <w:rPr>
-          <w:szCs w:val="26"/>
-        </w:rPr>
-        <w:t>u từng bước tính toán.</w:t>
+        <w:t>Khi demo với file thật, bảng 39 đặc trưng của truy vấn, các giá trị D·Q, |D|, |Q| và điểm cosine từng ứng viên top-5 đều hiển thị trực tiếp trên giao diện (expander đặc trưng + cột Score), người dùng có thể đối chiếu từng bước tính toán.</w:t>
       </w:r>
     </w:p>
     <w:p>
@@ -5897,60 +6410,15 @@
           <w:sz w:val="26"/>
         </w:rPr>
       </w:pPr>
+      <w:bookmarkStart w:id="27" w:name="_Toc242881925"/>
       <w:r>
         <w:rPr>
           <w:sz w:val="26"/>
         </w:rPr>
-        <w:t>5.3 Đánh giá k</w:t>
-      </w:r>
-      <w:r>
-        <w:rPr>
-          <w:sz w:val="26"/>
-        </w:rPr>
-        <w:t>ế</w:t>
-      </w:r>
-      <w:r>
-        <w:rPr>
-          <w:sz w:val="26"/>
-        </w:rPr>
-        <w:t>t qu</w:t>
-      </w:r>
-      <w:r>
-        <w:rPr>
-          <w:sz w:val="26"/>
-        </w:rPr>
-        <w:t>ả</w:t>
-      </w:r>
-      <w:r>
-        <w:rPr>
-          <w:sz w:val="26"/>
-        </w:rPr>
-        <w:t xml:space="preserve"> đã đ</w:t>
-      </w:r>
-      <w:r>
-        <w:rPr>
-          <w:sz w:val="26"/>
-        </w:rPr>
-        <w:t>ạ</w:t>
-      </w:r>
-      <w:r>
-        <w:rPr>
-          <w:sz w:val="26"/>
-        </w:rPr>
-        <w:t>t đư</w:t>
-      </w:r>
-      <w:r>
-        <w:rPr>
-          <w:sz w:val="26"/>
-        </w:rPr>
-        <w:t>ợ</w:t>
-      </w:r>
-      <w:r>
-        <w:rPr>
-          <w:sz w:val="26"/>
-        </w:rPr>
-        <w:t>c</w:t>
-      </w:r>
+        <w:lastRenderedPageBreak/>
+        <w:t>5.3 Đánh giá kết quả đã đạt được</w:t>
+      </w:r>
+      <w:bookmarkEnd w:id="27"/>
     </w:p>
     <w:p>
       <w:pPr>
@@ -6168,152 +6636,44 @@
           <w:szCs w:val="26"/>
         </w:rPr>
       </w:pPr>
+      <w:bookmarkStart w:id="28" w:name="_Toc242881926"/>
       <w:r>
         <w:rPr>
           <w:sz w:val="26"/>
           <w:szCs w:val="26"/>
         </w:rPr>
         <w:lastRenderedPageBreak/>
-        <w:t>K</w:t>
-      </w:r>
-      <w:r>
+        <w:t>Kết Luận</w:t>
+      </w:r>
+      <w:bookmarkEnd w:id="28"/>
+    </w:p>
+    <w:p>
+      <w:pPr>
+        <w:rPr>
+          <w:szCs w:val="26"/>
+        </w:rPr>
+      </w:pPr>
+      <w:r>
+        <w:t>thu thập và gán nhãn 500 file (8 nhóm × 62–63 file, tên chuẩn NHOM_Ten_STT), bộ 39 đặc trưng</w:t>
+      </w:r>
+    </w:p>
+    <w:p>
+      <w:pPr>
+        <w:pStyle w:val="Heading1"/>
         <w:rPr>
           <w:sz w:val="26"/>
           <w:szCs w:val="26"/>
         </w:rPr>
-        <w:t>ế</w:t>
-      </w:r>
+      </w:pPr>
+      <w:bookmarkStart w:id="29" w:name="_Toc242881927"/>
       <w:r>
         <w:rPr>
           <w:sz w:val="26"/>
           <w:szCs w:val="26"/>
         </w:rPr>
-        <w:t>t Lu</w:t>
-      </w:r>
-      <w:r>
-        <w:rPr>
-          <w:sz w:val="26"/>
-          <w:szCs w:val="26"/>
-        </w:rPr>
-        <w:t>ậ</w:t>
-      </w:r>
-      <w:r>
-        <w:rPr>
-          <w:sz w:val="26"/>
-          <w:szCs w:val="26"/>
-        </w:rPr>
-        <w:t>n</w:t>
-      </w:r>
-    </w:p>
-    <w:p>
-      <w:pPr>
-        <w:rPr>
-          <w:szCs w:val="26"/>
-        </w:rPr>
-      </w:pPr>
-      <w:r>
-        <w:t>thu thập và gán nhãn 500 file (8 nhóm × 62–63 file, tên chuẩn NHOM_Ten_STT), bộ 39 đặc trưng</w:t>
-      </w:r>
-    </w:p>
-    <w:p>
-      <w:pPr>
-        <w:pStyle w:val="Heading1"/>
-        <w:rPr>
-          <w:sz w:val="26"/>
-          <w:szCs w:val="26"/>
-        </w:rPr>
-      </w:pPr>
-      <w:r>
-        <w:rPr>
-          <w:sz w:val="26"/>
-          <w:szCs w:val="26"/>
-        </w:rPr>
-        <w:t>Ph</w:t>
-      </w:r>
-      <w:r>
-        <w:rPr>
-          <w:sz w:val="26"/>
-          <w:szCs w:val="26"/>
-        </w:rPr>
-        <w:t>ụ</w:t>
-      </w:r>
-      <w:r>
-        <w:rPr>
-          <w:sz w:val="26"/>
-          <w:szCs w:val="26"/>
-        </w:rPr>
-        <w:t xml:space="preserve"> L</w:t>
-      </w:r>
-      <w:r>
-        <w:rPr>
-          <w:sz w:val="26"/>
-          <w:szCs w:val="26"/>
-        </w:rPr>
-        <w:t>ụ</w:t>
-      </w:r>
-      <w:r>
-        <w:rPr>
-          <w:sz w:val="26"/>
-          <w:szCs w:val="26"/>
-        </w:rPr>
-        <w:t>c: B</w:t>
-      </w:r>
-      <w:r>
-        <w:rPr>
-          <w:sz w:val="26"/>
-          <w:szCs w:val="26"/>
-        </w:rPr>
-        <w:t>ả</w:t>
-      </w:r>
-      <w:r>
-        <w:rPr>
-          <w:sz w:val="26"/>
-          <w:szCs w:val="26"/>
-        </w:rPr>
-        <w:t>ng Đ</w:t>
-      </w:r>
-      <w:r>
-        <w:rPr>
-          <w:sz w:val="26"/>
-          <w:szCs w:val="26"/>
-        </w:rPr>
-        <w:t>ố</w:t>
-      </w:r>
-      <w:r>
-        <w:rPr>
-          <w:sz w:val="26"/>
-          <w:szCs w:val="26"/>
-        </w:rPr>
-        <w:t>i Chi</w:t>
-      </w:r>
-      <w:r>
-        <w:rPr>
-          <w:sz w:val="26"/>
-          <w:szCs w:val="26"/>
-        </w:rPr>
-        <w:t>ế</w:t>
-      </w:r>
-      <w:r>
-        <w:rPr>
-          <w:sz w:val="26"/>
-          <w:szCs w:val="26"/>
-        </w:rPr>
-        <w:t>u File Mã Ngu</w:t>
-      </w:r>
-      <w:r>
-        <w:rPr>
-          <w:sz w:val="26"/>
-          <w:szCs w:val="26"/>
-        </w:rPr>
-        <w:t>ồ</w:t>
-      </w:r>
-      <w:r>
-        <w:rPr>
-          <w:sz w:val="26"/>
-          <w:szCs w:val="26"/>
-        </w:rPr>
-        <w:t>n</w:t>
-      </w:r>
+        <w:t>Phụ Lục: Bảng Đối Chiếu File Mã Nguồn</w:t>
+      </w:r>
+      <w:bookmarkEnd w:id="29"/>
     </w:p>
     <w:tbl>
       <w:tblPr>
@@ -6546,7 +6906,10 @@
           </w:tcPr>
           <w:p>
             <w:r>
-              <w:t>CSDL SQLite đã xây sẵn từ dataset (AudioFile, EngineMetadata, FeatureVector)</w:t>
+              <w:t>CSDL SQLite đã xây sẵn từ dataset (AudioFile, EngineMeta</w:t>
+            </w:r>
+            <w:r>
+              <w:t>data, FeatureVector)</w:t>
             </w:r>
           </w:p>
         </w:tc>
@@ -6576,13 +6939,7 @@
               <w:rPr>
                 <w:szCs w:val="26"/>
               </w:rPr>
-              <w:t>search.p</w:t>
-            </w:r>
-            <w:r>
-              <w:rPr>
-                <w:szCs w:val="26"/>
-              </w:rPr>
-              <w:t>y</w:t>
+              <w:t>search.py</w:t>
             </w:r>
           </w:p>
         </w:tc>
@@ -6751,91 +7108,60 @@
           <w:szCs w:val="26"/>
         </w:rPr>
       </w:pPr>
+      <w:bookmarkStart w:id="30" w:name="_Toc242881928"/>
       <w:r>
         <w:rPr>
           <w:sz w:val="26"/>
           <w:szCs w:val="26"/>
         </w:rPr>
-        <w:t>Tài Li</w:t>
-      </w:r>
-      <w:r>
-        <w:rPr>
-          <w:sz w:val="26"/>
-          <w:szCs w:val="26"/>
-        </w:rPr>
-        <w:t>ệ</w:t>
-      </w:r>
-      <w:r>
-        <w:rPr>
-          <w:sz w:val="26"/>
-          <w:szCs w:val="26"/>
-        </w:rPr>
-        <w:t>u Tham Kh</w:t>
-      </w:r>
-      <w:r>
-        <w:rPr>
-          <w:sz w:val="26"/>
-          <w:szCs w:val="26"/>
-        </w:rPr>
-        <w:t>ả</w:t>
-      </w:r>
-      <w:r>
-        <w:rPr>
-          <w:sz w:val="26"/>
-          <w:szCs w:val="26"/>
-        </w:rPr>
-        <w:t>o</w:t>
-      </w:r>
-    </w:p>
-    <w:p>
-      <w:pPr>
-        <w:rPr>
-          <w:szCs w:val="26"/>
-        </w:rPr>
-      </w:pPr>
-      <w:r>
-        <w:rPr>
-          <w:szCs w:val="26"/>
-        </w:rPr>
-        <w:t xml:space="preserve">[1] </w:t>
-      </w:r>
-      <w:r>
-        <w:rPr>
-          <w:szCs w:val="26"/>
-        </w:rPr>
-        <w:t xml:space="preserve">Nguyễn Đình Hòa, Bài giảng Hệ Cơ sở dữ liệu Đa phương tiện — Lecture 7: Vector space databases and Clustering; Lecture 8: Text indexing and Boolean query model; Lecture 9: Multimedia Metadata; Lecture 10: Indexing and Retrieval systems for Audio; Học viện </w:t>
-      </w:r>
-      <w:r>
-        <w:rPr>
-          <w:szCs w:val="26"/>
-        </w:rPr>
-        <w:t>Công nghệ Bưu chính Viễn thông.</w:t>
-      </w:r>
-    </w:p>
-    <w:p>
-      <w:pPr>
-        <w:rPr>
-          <w:szCs w:val="26"/>
-        </w:rPr>
-      </w:pPr>
-      <w:r>
-        <w:rPr>
-          <w:szCs w:val="26"/>
-        </w:rPr>
+        <w:t>Tài Liệu Tham Khảo</w:t>
+      </w:r>
+      <w:bookmarkEnd w:id="30"/>
+    </w:p>
+    <w:p>
+      <w:pPr>
+        <w:rPr>
+          <w:szCs w:val="26"/>
+        </w:rPr>
+      </w:pPr>
+      <w:r>
+        <w:rPr>
+          <w:szCs w:val="26"/>
+        </w:rPr>
+        <w:t>[1] Nguyễn Đình Hòa, Bài giảng Hệ Cơ sở dữ liệu Đa phương tiện — Lecture 7: Vector space databases and Clustering; Lecture 8: Text indexing and Boolean query model; Lecture 9: Multimedia Metadata; Lecture 10: Indexing and Retrieval systems for Audio; Học viện Công nghệ Bưu chính Viễn thông.</w:t>
+      </w:r>
+    </w:p>
+    <w:p>
+      <w:pPr>
+        <w:rPr>
+          <w:szCs w:val="26"/>
+        </w:rPr>
+      </w:pPr>
+      <w:r>
+        <w:rPr>
+          <w:szCs w:val="26"/>
+        </w:rPr>
+        <w:t>[2] R. Doerfler, L. Wyse, “Analysis-Driven Procedural Generation of an Engine Sound Dataset with Embedded Control Annotations,” Proc. EUSIPCO 2026, pp. 221–225. DOI: 10.5281/zenodo.16883336.</w:t>
+      </w:r>
+    </w:p>
+    <w:p>
+      <w:pPr>
+        <w:rPr>
+          <w:szCs w:val="26"/>
+        </w:rPr>
+      </w:pPr>
+      <w:r>
+        <w:t>[3] Procedural Engine Sounds Dataset, HuggingFace: https://huggingface.co/datasets/rdoerfler/procedural-engine-sounds</w:t>
+      </w:r>
+      <w:r>
+        <w:br/>
+        <w:t xml:space="preserve">[4] D. Ciric, M. Milivojčević, “Sounds of Vehicle Internal Combustion Engines,” </w:t>
+      </w:r>
+      <w:r>
         <w:lastRenderedPageBreak/>
-        <w:t>[2] R. Doerfler, L. Wyse, “Analysis-Driven Procedural Generation of an Engine Sound Dataset with Embedded Control Annotations,” Proc. EUSIPCO 2026, pp. 221–225. DOI: 10.5281/zenodo.16883336.</w:t>
-      </w:r>
-    </w:p>
-    <w:p>
-      <w:pPr>
-        <w:rPr>
-          <w:szCs w:val="26"/>
-        </w:rPr>
-      </w:pPr>
-      <w:r>
-        <w:t>[3] Procedural Engine Sounds Dataset, HuggingFace: https://huggingface.co/datasets/rdoerfler/procedural-engine-sounds</w:t>
-        <w:br/>
-        <w:t>[4] D. Ciric, M. Milivojčević, “Sounds of Vehicle Internal Combustion Engines,” Zenodo, 2024. DOI: 10.5281/zenodo.18777405 (nguồn nhóm B, C, D, F).</w:t>
+        <w:t>Zenodo, 2024. DOI: 10.5281/zenodo.18777405 (nguồn nhóm B, C, D, F).</w:t>
+      </w:r>
+      <w:r>
         <w:br/>
         <w:t>[5] K. J. Piczak, “ESC: Dataset for Environmental Sound Classification,” ACM Multimedia 2015 (nguồn nhóm A, E: engine/chainsaw).</w:t>
       </w:r>
@@ -18432,6 +18758,55 @@
       </w:tcPr>
     </w:tblStylePr>
   </w:style>
+  <w:style w:type="paragraph" w:styleId="TOC1">
+    <w:name w:val="toc 1"/>
+    <w:basedOn w:val="Normal"/>
+    <w:next w:val="Normal"/>
+    <w:autoRedefine/>
+    <w:uiPriority w:val="39"/>
+    <w:unhideWhenUsed/>
+    <w:rsid w:val="00012E5B"/>
+    <w:pPr>
+      <w:spacing w:after="100"/>
+    </w:pPr>
+  </w:style>
+  <w:style w:type="paragraph" w:styleId="TOC2">
+    <w:name w:val="toc 2"/>
+    <w:basedOn w:val="Normal"/>
+    <w:next w:val="Normal"/>
+    <w:autoRedefine/>
+    <w:uiPriority w:val="39"/>
+    <w:unhideWhenUsed/>
+    <w:rsid w:val="00012E5B"/>
+    <w:pPr>
+      <w:spacing w:after="100"/>
+      <w:ind w:left="260"/>
+    </w:pPr>
+  </w:style>
+  <w:style w:type="paragraph" w:styleId="TOC3">
+    <w:name w:val="toc 3"/>
+    <w:basedOn w:val="Normal"/>
+    <w:next w:val="Normal"/>
+    <w:autoRedefine/>
+    <w:uiPriority w:val="39"/>
+    <w:unhideWhenUsed/>
+    <w:rsid w:val="00012E5B"/>
+    <w:pPr>
+      <w:spacing w:after="100"/>
+      <w:ind w:left="520"/>
+    </w:pPr>
+  </w:style>
+  <w:style w:type="character" w:styleId="Hyperlink">
+    <w:name w:val="Hyperlink"/>
+    <w:basedOn w:val="DefaultParagraphFont"/>
+    <w:uiPriority w:val="99"/>
+    <w:unhideWhenUsed/>
+    <w:rsid w:val="00012E5B"/>
+    <w:rPr>
+      <w:color w:val="0000FF" w:themeColor="hyperlink"/>
+      <w:u w:val="single"/>
+    </w:rPr>
+  </w:style>
 </w:styles>
 </file>
 
@@ -18760,7 +19135,7 @@
 </file>
 
 <file path=customXml/itemProps1.xml><?xml version="1.0" encoding="utf-8"?>
-<ds:datastoreItem xmlns:ds="http://schemas.openxmlformats.org/officeDocument/2006/customXml" ds:itemID="{79CB4048-C993-4B81-9226-99A239EFA86D}">
+<ds:datastoreItem xmlns:ds="http://schemas.openxmlformats.org/officeDocument/2006/customXml" ds:itemID="{4BA39606-28DA-456E-8547-98C796163EA3}">
   <ds:schemaRefs>
     <ds:schemaRef ds:uri="http://schemas.openxmlformats.org/officeDocument/2006/bibliography"/>
   </ds:schemaRefs>
